--- a/madde13/Madde13-Forms.docx
+++ b/madde13/Madde13-Forms.docx
@@ -11,7 +11,7 @@
       <w:bookmarkStart w:name="forms_index" w:id="1"/>
       <w:r>
         <w:rPr>
-          <w:rFonts w:ascii="Tahoma" w:cs="Tahoma" w:eastAsia="Tahoma" w:hAnsi="Tahoma"/>
+          <w:rFonts w:ascii="B Nazanin" w:cs="B Nazanin" w:eastAsia="B Nazanin" w:hAnsi="B Nazanin"/>
           <w:b/>
           <w:bCs/>
           <w:color w:val="0E5E6F"/>
@@ -31,7 +31,7 @@
       </w:pPr>
       <w:r>
         <w:rPr>
-          <w:rFonts w:ascii="Tahoma" w:cs="Tahoma" w:eastAsia="Tahoma" w:hAnsi="Tahoma"/>
+          <w:rFonts w:ascii="B Nazanin" w:cs="B Nazanin" w:eastAsia="B Nazanin" w:hAnsi="B Nazanin"/>
           <w:b w:val="false"/>
           <w:color w:val="4C6165"/>
           <w:sz w:val="21"/>
@@ -90,12 +90,12 @@
             </w:pPr>
             <w:r>
               <w:rPr>
-                <w:rFonts w:ascii="Tahoma" w:cs="Tahoma" w:eastAsia="Tahoma" w:hAnsi="Tahoma"/>
+                <w:rFonts w:ascii="B Nazanin" w:cs="B Nazanin" w:eastAsia="B Nazanin" w:hAnsi="B Nazanin"/>
                 <w:b/>
                 <w:bCs/>
                 <w:color w:val="FFFFFF"/>
-                <w:sz w:val="24"/>
-                <w:szCs w:val="24"/>
+                <w:sz w:val="26"/>
+                <w:szCs w:val="26"/>
                 <w:rtl/>
               </w:rPr>
               <w:t xml:space="preserve">شماره فرم</w:t>
@@ -128,12 +128,12 @@
             </w:pPr>
             <w:r>
               <w:rPr>
-                <w:rFonts w:ascii="Tahoma" w:cs="Tahoma" w:eastAsia="Tahoma" w:hAnsi="Tahoma"/>
+                <w:rFonts w:ascii="B Nazanin" w:cs="B Nazanin" w:eastAsia="B Nazanin" w:hAnsi="B Nazanin"/>
                 <w:b/>
                 <w:bCs/>
                 <w:color w:val="FFFFFF"/>
-                <w:sz w:val="24"/>
-                <w:szCs w:val="24"/>
+                <w:sz w:val="26"/>
+                <w:szCs w:val="26"/>
                 <w:rtl/>
               </w:rPr>
               <w:t xml:space="preserve">عنوان فرم</w:t>
@@ -168,7 +168,7 @@
             <w:hyperlink w:history="1" w:anchor="form_1">
               <w:r>
                 <w:rPr>
-                  <w:rFonts w:ascii="Tahoma" w:cs="Tahoma" w:eastAsia="Tahoma" w:hAnsi="Tahoma"/>
+                  <w:rFonts w:ascii="B Nazanin" w:cs="B Nazanin" w:eastAsia="B Nazanin" w:hAnsi="B Nazanin"/>
                   <w:b/>
                   <w:bCs/>
                   <w:color w:val="0563C1"/>
@@ -207,7 +207,7 @@
             <w:hyperlink w:history="1" w:anchor="form_1">
               <w:r>
                 <w:rPr>
-                  <w:rFonts w:ascii="Tahoma" w:cs="Tahoma" w:eastAsia="Tahoma" w:hAnsi="Tahoma"/>
+                  <w:rFonts w:ascii="B Nazanin" w:cs="B Nazanin" w:eastAsia="B Nazanin" w:hAnsi="B Nazanin"/>
                   <w:b w:val="false"/>
                   <w:color w:val="152628"/>
                   <w:sz w:val="20"/>
@@ -248,7 +248,7 @@
             <w:hyperlink w:history="1" w:anchor="form_2">
               <w:r>
                 <w:rPr>
-                  <w:rFonts w:ascii="Tahoma" w:cs="Tahoma" w:eastAsia="Tahoma" w:hAnsi="Tahoma"/>
+                  <w:rFonts w:ascii="B Nazanin" w:cs="B Nazanin" w:eastAsia="B Nazanin" w:hAnsi="B Nazanin"/>
                   <w:b/>
                   <w:bCs/>
                   <w:color w:val="0563C1"/>
@@ -288,7 +288,7 @@
             <w:hyperlink w:history="1" w:anchor="form_2">
               <w:r>
                 <w:rPr>
-                  <w:rFonts w:ascii="Tahoma" w:cs="Tahoma" w:eastAsia="Tahoma" w:hAnsi="Tahoma"/>
+                  <w:rFonts w:ascii="B Nazanin" w:cs="B Nazanin" w:eastAsia="B Nazanin" w:hAnsi="B Nazanin"/>
                   <w:b w:val="false"/>
                   <w:color w:val="152628"/>
                   <w:sz w:val="20"/>
@@ -328,7 +328,7 @@
             <w:hyperlink w:history="1" w:anchor="form_3">
               <w:r>
                 <w:rPr>
-                  <w:rFonts w:ascii="Tahoma" w:cs="Tahoma" w:eastAsia="Tahoma" w:hAnsi="Tahoma"/>
+                  <w:rFonts w:ascii="B Nazanin" w:cs="B Nazanin" w:eastAsia="B Nazanin" w:hAnsi="B Nazanin"/>
                   <w:b/>
                   <w:bCs/>
                   <w:color w:val="0563C1"/>
@@ -367,7 +367,7 @@
             <w:hyperlink w:history="1" w:anchor="form_3">
               <w:r>
                 <w:rPr>
-                  <w:rFonts w:ascii="Tahoma" w:cs="Tahoma" w:eastAsia="Tahoma" w:hAnsi="Tahoma"/>
+                  <w:rFonts w:ascii="B Nazanin" w:cs="B Nazanin" w:eastAsia="B Nazanin" w:hAnsi="B Nazanin"/>
                   <w:b w:val="false"/>
                   <w:color w:val="152628"/>
                   <w:sz w:val="20"/>
@@ -408,7 +408,7 @@
             <w:hyperlink w:history="1" w:anchor="form_4">
               <w:r>
                 <w:rPr>
-                  <w:rFonts w:ascii="Tahoma" w:cs="Tahoma" w:eastAsia="Tahoma" w:hAnsi="Tahoma"/>
+                  <w:rFonts w:ascii="B Nazanin" w:cs="B Nazanin" w:eastAsia="B Nazanin" w:hAnsi="B Nazanin"/>
                   <w:b/>
                   <w:bCs/>
                   <w:color w:val="0563C1"/>
@@ -448,7 +448,7 @@
             <w:hyperlink w:history="1" w:anchor="form_4">
               <w:r>
                 <w:rPr>
-                  <w:rFonts w:ascii="Tahoma" w:cs="Tahoma" w:eastAsia="Tahoma" w:hAnsi="Tahoma"/>
+                  <w:rFonts w:ascii="B Nazanin" w:cs="B Nazanin" w:eastAsia="B Nazanin" w:hAnsi="B Nazanin"/>
                   <w:b w:val="false"/>
                   <w:color w:val="152628"/>
                   <w:sz w:val="20"/>
@@ -488,7 +488,7 @@
             <w:hyperlink w:history="1" w:anchor="form_5">
               <w:r>
                 <w:rPr>
-                  <w:rFonts w:ascii="Tahoma" w:cs="Tahoma" w:eastAsia="Tahoma" w:hAnsi="Tahoma"/>
+                  <w:rFonts w:ascii="B Nazanin" w:cs="B Nazanin" w:eastAsia="B Nazanin" w:hAnsi="B Nazanin"/>
                   <w:b/>
                   <w:bCs/>
                   <w:color w:val="0563C1"/>
@@ -527,7 +527,7 @@
             <w:hyperlink w:history="1" w:anchor="form_5">
               <w:r>
                 <w:rPr>
-                  <w:rFonts w:ascii="Tahoma" w:cs="Tahoma" w:eastAsia="Tahoma" w:hAnsi="Tahoma"/>
+                  <w:rFonts w:ascii="B Nazanin" w:cs="B Nazanin" w:eastAsia="B Nazanin" w:hAnsi="B Nazanin"/>
                   <w:b w:val="false"/>
                   <w:color w:val="152628"/>
                   <w:sz w:val="20"/>
@@ -568,7 +568,7 @@
             <w:hyperlink w:history="1" w:anchor="form_6">
               <w:r>
                 <w:rPr>
-                  <w:rFonts w:ascii="Tahoma" w:cs="Tahoma" w:eastAsia="Tahoma" w:hAnsi="Tahoma"/>
+                  <w:rFonts w:ascii="B Nazanin" w:cs="B Nazanin" w:eastAsia="B Nazanin" w:hAnsi="B Nazanin"/>
                   <w:b/>
                   <w:bCs/>
                   <w:color w:val="0563C1"/>
@@ -608,7 +608,7 @@
             <w:hyperlink w:history="1" w:anchor="form_6">
               <w:r>
                 <w:rPr>
-                  <w:rFonts w:ascii="Tahoma" w:cs="Tahoma" w:eastAsia="Tahoma" w:hAnsi="Tahoma"/>
+                  <w:rFonts w:ascii="B Nazanin" w:cs="B Nazanin" w:eastAsia="B Nazanin" w:hAnsi="B Nazanin"/>
                   <w:b w:val="false"/>
                   <w:color w:val="152628"/>
                   <w:sz w:val="20"/>
@@ -648,7 +648,7 @@
             <w:hyperlink w:history="1" w:anchor="form_7">
               <w:r>
                 <w:rPr>
-                  <w:rFonts w:ascii="Tahoma" w:cs="Tahoma" w:eastAsia="Tahoma" w:hAnsi="Tahoma"/>
+                  <w:rFonts w:ascii="B Nazanin" w:cs="B Nazanin" w:eastAsia="B Nazanin" w:hAnsi="B Nazanin"/>
                   <w:b/>
                   <w:bCs/>
                   <w:color w:val="0563C1"/>
@@ -687,7 +687,7 @@
             <w:hyperlink w:history="1" w:anchor="form_7">
               <w:r>
                 <w:rPr>
-                  <w:rFonts w:ascii="Tahoma" w:cs="Tahoma" w:eastAsia="Tahoma" w:hAnsi="Tahoma"/>
+                  <w:rFonts w:ascii="B Nazanin" w:cs="B Nazanin" w:eastAsia="B Nazanin" w:hAnsi="B Nazanin"/>
                   <w:b w:val="false"/>
                   <w:color w:val="152628"/>
                   <w:sz w:val="20"/>
@@ -728,7 +728,7 @@
             <w:hyperlink w:history="1" w:anchor="form_8">
               <w:r>
                 <w:rPr>
-                  <w:rFonts w:ascii="Tahoma" w:cs="Tahoma" w:eastAsia="Tahoma" w:hAnsi="Tahoma"/>
+                  <w:rFonts w:ascii="B Nazanin" w:cs="B Nazanin" w:eastAsia="B Nazanin" w:hAnsi="B Nazanin"/>
                   <w:b/>
                   <w:bCs/>
                   <w:color w:val="0563C1"/>
@@ -768,7 +768,7 @@
             <w:hyperlink w:history="1" w:anchor="form_8">
               <w:r>
                 <w:rPr>
-                  <w:rFonts w:ascii="Tahoma" w:cs="Tahoma" w:eastAsia="Tahoma" w:hAnsi="Tahoma"/>
+                  <w:rFonts w:ascii="B Nazanin" w:cs="B Nazanin" w:eastAsia="B Nazanin" w:hAnsi="B Nazanin"/>
                   <w:b w:val="false"/>
                   <w:color w:val="152628"/>
                   <w:sz w:val="20"/>
@@ -808,7 +808,7 @@
             <w:hyperlink w:history="1" w:anchor="form_9">
               <w:r>
                 <w:rPr>
-                  <w:rFonts w:ascii="Tahoma" w:cs="Tahoma" w:eastAsia="Tahoma" w:hAnsi="Tahoma"/>
+                  <w:rFonts w:ascii="B Nazanin" w:cs="B Nazanin" w:eastAsia="B Nazanin" w:hAnsi="B Nazanin"/>
                   <w:b/>
                   <w:bCs/>
                   <w:color w:val="0563C1"/>
@@ -847,7 +847,7 @@
             <w:hyperlink w:history="1" w:anchor="form_9">
               <w:r>
                 <w:rPr>
-                  <w:rFonts w:ascii="Tahoma" w:cs="Tahoma" w:eastAsia="Tahoma" w:hAnsi="Tahoma"/>
+                  <w:rFonts w:ascii="B Nazanin" w:cs="B Nazanin" w:eastAsia="B Nazanin" w:hAnsi="B Nazanin"/>
                   <w:b w:val="false"/>
                   <w:color w:val="152628"/>
                   <w:sz w:val="20"/>
@@ -888,7 +888,7 @@
             <w:hyperlink w:history="1" w:anchor="form_10">
               <w:r>
                 <w:rPr>
-                  <w:rFonts w:ascii="Tahoma" w:cs="Tahoma" w:eastAsia="Tahoma" w:hAnsi="Tahoma"/>
+                  <w:rFonts w:ascii="B Nazanin" w:cs="B Nazanin" w:eastAsia="B Nazanin" w:hAnsi="B Nazanin"/>
                   <w:b/>
                   <w:bCs/>
                   <w:color w:val="0563C1"/>
@@ -928,7 +928,7 @@
             <w:hyperlink w:history="1" w:anchor="form_10">
               <w:r>
                 <w:rPr>
-                  <w:rFonts w:ascii="Tahoma" w:cs="Tahoma" w:eastAsia="Tahoma" w:hAnsi="Tahoma"/>
+                  <w:rFonts w:ascii="B Nazanin" w:cs="B Nazanin" w:eastAsia="B Nazanin" w:hAnsi="B Nazanin"/>
                   <w:b w:val="false"/>
                   <w:color w:val="152628"/>
                   <w:sz w:val="20"/>
@@ -968,7 +968,7 @@
             <w:hyperlink w:history="1" w:anchor="form_11">
               <w:r>
                 <w:rPr>
-                  <w:rFonts w:ascii="Tahoma" w:cs="Tahoma" w:eastAsia="Tahoma" w:hAnsi="Tahoma"/>
+                  <w:rFonts w:ascii="B Nazanin" w:cs="B Nazanin" w:eastAsia="B Nazanin" w:hAnsi="B Nazanin"/>
                   <w:b/>
                   <w:bCs/>
                   <w:color w:val="0563C1"/>
@@ -1007,7 +1007,7 @@
             <w:hyperlink w:history="1" w:anchor="form_11">
               <w:r>
                 <w:rPr>
-                  <w:rFonts w:ascii="Tahoma" w:cs="Tahoma" w:eastAsia="Tahoma" w:hAnsi="Tahoma"/>
+                  <w:rFonts w:ascii="B Nazanin" w:cs="B Nazanin" w:eastAsia="B Nazanin" w:hAnsi="B Nazanin"/>
                   <w:b w:val="false"/>
                   <w:color w:val="152628"/>
                   <w:sz w:val="20"/>
@@ -1048,7 +1048,7 @@
             <w:hyperlink w:history="1" w:anchor="form_12">
               <w:r>
                 <w:rPr>
-                  <w:rFonts w:ascii="Tahoma" w:cs="Tahoma" w:eastAsia="Tahoma" w:hAnsi="Tahoma"/>
+                  <w:rFonts w:ascii="B Nazanin" w:cs="B Nazanin" w:eastAsia="B Nazanin" w:hAnsi="B Nazanin"/>
                   <w:b/>
                   <w:bCs/>
                   <w:color w:val="0563C1"/>
@@ -1088,7 +1088,7 @@
             <w:hyperlink w:history="1" w:anchor="form_12">
               <w:r>
                 <w:rPr>
-                  <w:rFonts w:ascii="Tahoma" w:cs="Tahoma" w:eastAsia="Tahoma" w:hAnsi="Tahoma"/>
+                  <w:rFonts w:ascii="B Nazanin" w:cs="B Nazanin" w:eastAsia="B Nazanin" w:hAnsi="B Nazanin"/>
                   <w:b w:val="false"/>
                   <w:color w:val="152628"/>
                   <w:sz w:val="20"/>
@@ -1128,7 +1128,7 @@
             <w:hyperlink w:history="1" w:anchor="form_13">
               <w:r>
                 <w:rPr>
-                  <w:rFonts w:ascii="Tahoma" w:cs="Tahoma" w:eastAsia="Tahoma" w:hAnsi="Tahoma"/>
+                  <w:rFonts w:ascii="B Nazanin" w:cs="B Nazanin" w:eastAsia="B Nazanin" w:hAnsi="B Nazanin"/>
                   <w:b/>
                   <w:bCs/>
                   <w:color w:val="0563C1"/>
@@ -1167,7 +1167,7 @@
             <w:hyperlink w:history="1" w:anchor="form_13">
               <w:r>
                 <w:rPr>
-                  <w:rFonts w:ascii="Tahoma" w:cs="Tahoma" w:eastAsia="Tahoma" w:hAnsi="Tahoma"/>
+                  <w:rFonts w:ascii="B Nazanin" w:cs="B Nazanin" w:eastAsia="B Nazanin" w:hAnsi="B Nazanin"/>
                   <w:b w:val="false"/>
                   <w:color w:val="152628"/>
                   <w:sz w:val="20"/>
@@ -1208,7 +1208,7 @@
             <w:hyperlink w:history="1" w:anchor="form_14">
               <w:r>
                 <w:rPr>
-                  <w:rFonts w:ascii="Tahoma" w:cs="Tahoma" w:eastAsia="Tahoma" w:hAnsi="Tahoma"/>
+                  <w:rFonts w:ascii="B Nazanin" w:cs="B Nazanin" w:eastAsia="B Nazanin" w:hAnsi="B Nazanin"/>
                   <w:b/>
                   <w:bCs/>
                   <w:color w:val="0563C1"/>
@@ -1248,7 +1248,7 @@
             <w:hyperlink w:history="1" w:anchor="form_14">
               <w:r>
                 <w:rPr>
-                  <w:rFonts w:ascii="Tahoma" w:cs="Tahoma" w:eastAsia="Tahoma" w:hAnsi="Tahoma"/>
+                  <w:rFonts w:ascii="B Nazanin" w:cs="B Nazanin" w:eastAsia="B Nazanin" w:hAnsi="B Nazanin"/>
                   <w:b w:val="false"/>
                   <w:color w:val="152628"/>
                   <w:sz w:val="20"/>
@@ -1288,7 +1288,7 @@
             <w:hyperlink w:history="1" w:anchor="form_15">
               <w:r>
                 <w:rPr>
-                  <w:rFonts w:ascii="Tahoma" w:cs="Tahoma" w:eastAsia="Tahoma" w:hAnsi="Tahoma"/>
+                  <w:rFonts w:ascii="B Nazanin" w:cs="B Nazanin" w:eastAsia="B Nazanin" w:hAnsi="B Nazanin"/>
                   <w:b/>
                   <w:bCs/>
                   <w:color w:val="0563C1"/>
@@ -1327,7 +1327,7 @@
             <w:hyperlink w:history="1" w:anchor="form_15">
               <w:r>
                 <w:rPr>
-                  <w:rFonts w:ascii="Tahoma" w:cs="Tahoma" w:eastAsia="Tahoma" w:hAnsi="Tahoma"/>
+                  <w:rFonts w:ascii="B Nazanin" w:cs="B Nazanin" w:eastAsia="B Nazanin" w:hAnsi="B Nazanin"/>
                   <w:b w:val="false"/>
                   <w:color w:val="152628"/>
                   <w:sz w:val="20"/>
@@ -1368,7 +1368,7 @@
             <w:hyperlink w:history="1" w:anchor="form_16">
               <w:r>
                 <w:rPr>
-                  <w:rFonts w:ascii="Tahoma" w:cs="Tahoma" w:eastAsia="Tahoma" w:hAnsi="Tahoma"/>
+                  <w:rFonts w:ascii="B Nazanin" w:cs="B Nazanin" w:eastAsia="B Nazanin" w:hAnsi="B Nazanin"/>
                   <w:b/>
                   <w:bCs/>
                   <w:color w:val="0563C1"/>
@@ -1408,7 +1408,7 @@
             <w:hyperlink w:history="1" w:anchor="form_16">
               <w:r>
                 <w:rPr>
-                  <w:rFonts w:ascii="Tahoma" w:cs="Tahoma" w:eastAsia="Tahoma" w:hAnsi="Tahoma"/>
+                  <w:rFonts w:ascii="B Nazanin" w:cs="B Nazanin" w:eastAsia="B Nazanin" w:hAnsi="B Nazanin"/>
                   <w:b w:val="false"/>
                   <w:color w:val="152628"/>
                   <w:sz w:val="20"/>
@@ -1448,7 +1448,7 @@
             <w:hyperlink w:history="1" w:anchor="form_17">
               <w:r>
                 <w:rPr>
-                  <w:rFonts w:ascii="Tahoma" w:cs="Tahoma" w:eastAsia="Tahoma" w:hAnsi="Tahoma"/>
+                  <w:rFonts w:ascii="B Nazanin" w:cs="B Nazanin" w:eastAsia="B Nazanin" w:hAnsi="B Nazanin"/>
                   <w:b/>
                   <w:bCs/>
                   <w:color w:val="0563C1"/>
@@ -1487,7 +1487,7 @@
             <w:hyperlink w:history="1" w:anchor="form_17">
               <w:r>
                 <w:rPr>
-                  <w:rFonts w:ascii="Tahoma" w:cs="Tahoma" w:eastAsia="Tahoma" w:hAnsi="Tahoma"/>
+                  <w:rFonts w:ascii="B Nazanin" w:cs="B Nazanin" w:eastAsia="B Nazanin" w:hAnsi="B Nazanin"/>
                   <w:b w:val="false"/>
                   <w:color w:val="152628"/>
                   <w:sz w:val="20"/>
@@ -1528,7 +1528,7 @@
             <w:hyperlink w:history="1" w:anchor="form_18">
               <w:r>
                 <w:rPr>
-                  <w:rFonts w:ascii="Tahoma" w:cs="Tahoma" w:eastAsia="Tahoma" w:hAnsi="Tahoma"/>
+                  <w:rFonts w:ascii="B Nazanin" w:cs="B Nazanin" w:eastAsia="B Nazanin" w:hAnsi="B Nazanin"/>
                   <w:b/>
                   <w:bCs/>
                   <w:color w:val="0563C1"/>
@@ -1568,7 +1568,7 @@
             <w:hyperlink w:history="1" w:anchor="form_18">
               <w:r>
                 <w:rPr>
-                  <w:rFonts w:ascii="Tahoma" w:cs="Tahoma" w:eastAsia="Tahoma" w:hAnsi="Tahoma"/>
+                  <w:rFonts w:ascii="B Nazanin" w:cs="B Nazanin" w:eastAsia="B Nazanin" w:hAnsi="B Nazanin"/>
                   <w:b w:val="false"/>
                   <w:color w:val="152628"/>
                   <w:sz w:val="20"/>
@@ -1608,7 +1608,7 @@
             <w:hyperlink w:history="1" w:anchor="form_19">
               <w:r>
                 <w:rPr>
-                  <w:rFonts w:ascii="Tahoma" w:cs="Tahoma" w:eastAsia="Tahoma" w:hAnsi="Tahoma"/>
+                  <w:rFonts w:ascii="B Nazanin" w:cs="B Nazanin" w:eastAsia="B Nazanin" w:hAnsi="B Nazanin"/>
                   <w:b/>
                   <w:bCs/>
                   <w:color w:val="0563C1"/>
@@ -1647,7 +1647,7 @@
             <w:hyperlink w:history="1" w:anchor="form_19">
               <w:r>
                 <w:rPr>
-                  <w:rFonts w:ascii="Tahoma" w:cs="Tahoma" w:eastAsia="Tahoma" w:hAnsi="Tahoma"/>
+                  <w:rFonts w:ascii="B Nazanin" w:cs="B Nazanin" w:eastAsia="B Nazanin" w:hAnsi="B Nazanin"/>
                   <w:b w:val="false"/>
                   <w:color w:val="152628"/>
                   <w:sz w:val="20"/>
@@ -1688,7 +1688,7 @@
             <w:hyperlink w:history="1" w:anchor="form_20">
               <w:r>
                 <w:rPr>
-                  <w:rFonts w:ascii="Tahoma" w:cs="Tahoma" w:eastAsia="Tahoma" w:hAnsi="Tahoma"/>
+                  <w:rFonts w:ascii="B Nazanin" w:cs="B Nazanin" w:eastAsia="B Nazanin" w:hAnsi="B Nazanin"/>
                   <w:b/>
                   <w:bCs/>
                   <w:color w:val="0563C1"/>
@@ -1728,7 +1728,7 @@
             <w:hyperlink w:history="1" w:anchor="form_20">
               <w:r>
                 <w:rPr>
-                  <w:rFonts w:ascii="Tahoma" w:cs="Tahoma" w:eastAsia="Tahoma" w:hAnsi="Tahoma"/>
+                  <w:rFonts w:ascii="B Nazanin" w:cs="B Nazanin" w:eastAsia="B Nazanin" w:hAnsi="B Nazanin"/>
                   <w:b w:val="false"/>
                   <w:color w:val="152628"/>
                   <w:sz w:val="20"/>
@@ -1768,7 +1768,7 @@
             <w:hyperlink w:history="1" w:anchor="form_21">
               <w:r>
                 <w:rPr>
-                  <w:rFonts w:ascii="Tahoma" w:cs="Tahoma" w:eastAsia="Tahoma" w:hAnsi="Tahoma"/>
+                  <w:rFonts w:ascii="B Nazanin" w:cs="B Nazanin" w:eastAsia="B Nazanin" w:hAnsi="B Nazanin"/>
                   <w:b/>
                   <w:bCs/>
                   <w:color w:val="0563C1"/>
@@ -1807,7 +1807,7 @@
             <w:hyperlink w:history="1" w:anchor="form_21">
               <w:r>
                 <w:rPr>
-                  <w:rFonts w:ascii="Tahoma" w:cs="Tahoma" w:eastAsia="Tahoma" w:hAnsi="Tahoma"/>
+                  <w:rFonts w:ascii="B Nazanin" w:cs="B Nazanin" w:eastAsia="B Nazanin" w:hAnsi="B Nazanin"/>
                   <w:b w:val="false"/>
                   <w:color w:val="152628"/>
                   <w:sz w:val="20"/>
@@ -1848,7 +1848,7 @@
             <w:hyperlink w:history="1" w:anchor="form_22">
               <w:r>
                 <w:rPr>
-                  <w:rFonts w:ascii="Tahoma" w:cs="Tahoma" w:eastAsia="Tahoma" w:hAnsi="Tahoma"/>
+                  <w:rFonts w:ascii="B Nazanin" w:cs="B Nazanin" w:eastAsia="B Nazanin" w:hAnsi="B Nazanin"/>
                   <w:b/>
                   <w:bCs/>
                   <w:color w:val="0563C1"/>
@@ -1888,7 +1888,7 @@
             <w:hyperlink w:history="1" w:anchor="form_22">
               <w:r>
                 <w:rPr>
-                  <w:rFonts w:ascii="Tahoma" w:cs="Tahoma" w:eastAsia="Tahoma" w:hAnsi="Tahoma"/>
+                  <w:rFonts w:ascii="B Nazanin" w:cs="B Nazanin" w:eastAsia="B Nazanin" w:hAnsi="B Nazanin"/>
                   <w:b w:val="false"/>
                   <w:color w:val="152628"/>
                   <w:sz w:val="20"/>
@@ -1928,7 +1928,7 @@
             <w:hyperlink w:history="1" w:anchor="form_23">
               <w:r>
                 <w:rPr>
-                  <w:rFonts w:ascii="Tahoma" w:cs="Tahoma" w:eastAsia="Tahoma" w:hAnsi="Tahoma"/>
+                  <w:rFonts w:ascii="B Nazanin" w:cs="B Nazanin" w:eastAsia="B Nazanin" w:hAnsi="B Nazanin"/>
                   <w:b/>
                   <w:bCs/>
                   <w:color w:val="0563C1"/>
@@ -1967,7 +1967,7 @@
             <w:hyperlink w:history="1" w:anchor="form_23">
               <w:r>
                 <w:rPr>
-                  <w:rFonts w:ascii="Tahoma" w:cs="Tahoma" w:eastAsia="Tahoma" w:hAnsi="Tahoma"/>
+                  <w:rFonts w:ascii="B Nazanin" w:cs="B Nazanin" w:eastAsia="B Nazanin" w:hAnsi="B Nazanin"/>
                   <w:b w:val="false"/>
                   <w:color w:val="152628"/>
                   <w:sz w:val="20"/>
@@ -2008,7 +2008,7 @@
             <w:hyperlink w:history="1" w:anchor="form_24">
               <w:r>
                 <w:rPr>
-                  <w:rFonts w:ascii="Tahoma" w:cs="Tahoma" w:eastAsia="Tahoma" w:hAnsi="Tahoma"/>
+                  <w:rFonts w:ascii="B Nazanin" w:cs="B Nazanin" w:eastAsia="B Nazanin" w:hAnsi="B Nazanin"/>
                   <w:b/>
                   <w:bCs/>
                   <w:color w:val="0563C1"/>
@@ -2048,7 +2048,7 @@
             <w:hyperlink w:history="1" w:anchor="form_24">
               <w:r>
                 <w:rPr>
-                  <w:rFonts w:ascii="Tahoma" w:cs="Tahoma" w:eastAsia="Tahoma" w:hAnsi="Tahoma"/>
+                  <w:rFonts w:ascii="B Nazanin" w:cs="B Nazanin" w:eastAsia="B Nazanin" w:hAnsi="B Nazanin"/>
                   <w:b w:val="false"/>
                   <w:color w:val="152628"/>
                   <w:sz w:val="20"/>
@@ -2070,7 +2070,7 @@
       </w:pPr>
       <w:r>
         <w:rPr>
-          <w:rFonts w:ascii="Tahoma" w:cs="Tahoma" w:eastAsia="Tahoma" w:hAnsi="Tahoma"/>
+          <w:rFonts w:ascii="B Nazanin" w:cs="B Nazanin" w:eastAsia="B Nazanin" w:hAnsi="B Nazanin"/>
           <w:b w:val="false"/>
           <w:color w:val="7A8A8E"/>
           <w:sz w:val="18"/>
@@ -2130,10 +2130,10 @@
             </w:pPr>
             <w:r>
               <w:rPr>
-                <w:rFonts w:ascii="Tahoma" w:cs="Tahoma" w:eastAsia="Tahoma" w:hAnsi="Tahoma"/>
+                <w:rFonts w:ascii="B Nazanin" w:cs="B Nazanin" w:eastAsia="B Nazanin" w:hAnsi="B Nazanin"/>
                 <w:b w:val="false"/>
-                <w:sz w:val="24"/>
-                <w:szCs w:val="24"/>
+                <w:sz w:val="26"/>
+                <w:szCs w:val="26"/>
                 <w:rtl/>
               </w:rPr>
               <w:t xml:space="preserve"/>
@@ -2204,7 +2204,7 @@
                   </w:pPr>
                   <w:r>
                     <w:rPr>
-                      <w:rFonts w:ascii="Tahoma" w:cs="Tahoma" w:eastAsia="Tahoma" w:hAnsi="Tahoma"/>
+                      <w:rFonts w:ascii="B Nazanin" w:cs="B Nazanin" w:eastAsia="B Nazanin" w:hAnsi="B Nazanin"/>
                       <w:b/>
                       <w:bCs/>
                       <w:sz w:val="20"/>
@@ -2225,11 +2225,11 @@
             </w:pPr>
             <w:r>
               <w:rPr>
-                <w:rFonts w:ascii="Tahoma" w:cs="Tahoma" w:eastAsia="Tahoma" w:hAnsi="Tahoma"/>
+                <w:rFonts w:ascii="B Nazanin" w:cs="B Nazanin" w:eastAsia="B Nazanin" w:hAnsi="B Nazanin"/>
                 <w:b/>
                 <w:bCs/>
-                <w:sz w:val="24"/>
-                <w:szCs w:val="24"/>
+                <w:sz w:val="26"/>
+                <w:szCs w:val="26"/>
                 <w:rtl/>
               </w:rPr>
               <w:t xml:space="preserve">معاونت بهداشتی</w:t>
@@ -2243,11 +2243,11 @@
             </w:pPr>
             <w:r>
               <w:rPr>
-                <w:rFonts w:ascii="Tahoma" w:cs="Tahoma" w:eastAsia="Tahoma" w:hAnsi="Tahoma"/>
+                <w:rFonts w:ascii="B Nazanin" w:cs="B Nazanin" w:eastAsia="B Nazanin" w:hAnsi="B Nazanin"/>
                 <w:b/>
                 <w:bCs/>
-                <w:sz w:val="24"/>
-                <w:szCs w:val="24"/>
+                <w:sz w:val="26"/>
+                <w:szCs w:val="26"/>
                 <w:rtl/>
               </w:rPr>
               <w:t xml:space="preserve">مرکز بهداشت شهرستان ………………</w:t>
@@ -2261,11 +2261,11 @@
             </w:pPr>
             <w:r>
               <w:rPr>
-                <w:rFonts w:ascii="Tahoma" w:cs="Tahoma" w:eastAsia="Tahoma" w:hAnsi="Tahoma"/>
+                <w:rFonts w:ascii="B Nazanin" w:cs="B Nazanin" w:eastAsia="B Nazanin" w:hAnsi="B Nazanin"/>
                 <w:b/>
                 <w:bCs/>
-                <w:sz w:val="24"/>
-                <w:szCs w:val="24"/>
+                <w:sz w:val="26"/>
+                <w:szCs w:val="26"/>
                 <w:rtl/>
               </w:rPr>
               <w:t xml:space="preserve">مرکز بهداشتی درمانی ………………</w:t>
@@ -2296,7 +2296,7 @@
             </w:pPr>
             <w:r>
               <w:rPr>
-                <w:rFonts w:ascii="Tahoma" w:cs="Tahoma" w:eastAsia="Tahoma" w:hAnsi="Tahoma"/>
+                <w:rFonts w:ascii="B Nazanin" w:cs="B Nazanin" w:eastAsia="B Nazanin" w:hAnsi="B Nazanin"/>
                 <w:b w:val="false"/>
                 <w:sz w:val="20"/>
                 <w:szCs w:val="20"/>
@@ -2312,7 +2312,7 @@
             </w:pPr>
             <w:r>
               <w:rPr>
-                <w:rFonts w:ascii="Tahoma" w:cs="Tahoma" w:eastAsia="Tahoma" w:hAnsi="Tahoma"/>
+                <w:rFonts w:ascii="B Nazanin" w:cs="B Nazanin" w:eastAsia="B Nazanin" w:hAnsi="B Nazanin"/>
                 <w:b w:val="false"/>
                 <w:sz w:val="20"/>
                 <w:szCs w:val="20"/>
@@ -2328,7 +2328,7 @@
             </w:pPr>
             <w:r>
               <w:rPr>
-                <w:rFonts w:ascii="Tahoma" w:cs="Tahoma" w:eastAsia="Tahoma" w:hAnsi="Tahoma"/>
+                <w:rFonts w:ascii="B Nazanin" w:cs="B Nazanin" w:eastAsia="B Nazanin" w:hAnsi="B Nazanin"/>
                 <w:b w:val="false"/>
                 <w:sz w:val="20"/>
                 <w:szCs w:val="20"/>
@@ -2350,10 +2350,10 @@
       </w:pPr>
       <w:r>
         <w:rPr>
-          <w:rFonts w:ascii="Tahoma" w:cs="Tahoma" w:eastAsia="Tahoma" w:hAnsi="Tahoma"/>
+          <w:rFonts w:ascii="B Nazanin" w:cs="B Nazanin" w:eastAsia="B Nazanin" w:hAnsi="B Nazanin"/>
           <w:b w:val="false"/>
-          <w:sz w:val="24"/>
-          <w:szCs w:val="24"/>
+          <w:sz w:val="26"/>
+          <w:szCs w:val="26"/>
           <w:rtl/>
         </w:rPr>
         <w:t xml:space="preserve"/>
@@ -2368,7 +2368,7 @@
       <w:bookmarkStart w:name="form_1" w:id="2"/>
       <w:r>
         <w:rPr>
-          <w:rFonts w:ascii="Tahoma" w:cs="Tahoma" w:eastAsia="Tahoma" w:hAnsi="Tahoma"/>
+          <w:rFonts w:ascii="B Nazanin" w:cs="B Nazanin" w:eastAsia="B Nazanin" w:hAnsi="B Nazanin"/>
           <w:b/>
           <w:bCs/>
           <w:sz w:val="24"/>
@@ -2388,7 +2388,7 @@
       </w:pPr>
       <w:r>
         <w:rPr>
-          <w:rFonts w:ascii="Tahoma" w:cs="Tahoma" w:eastAsia="Tahoma" w:hAnsi="Tahoma"/>
+          <w:rFonts w:ascii="B Nazanin" w:cs="B Nazanin" w:eastAsia="B Nazanin" w:hAnsi="B Nazanin"/>
           <w:b/>
           <w:bCs/>
           <w:sz w:val="26"/>
@@ -2405,7 +2405,7 @@
       </w:pPr>
       <w:r>
         <w:rPr>
-          <w:rFonts w:ascii="Tahoma" w:cs="Tahoma" w:eastAsia="Tahoma" w:hAnsi="Tahoma"/>
+          <w:rFonts w:ascii="B Nazanin" w:cs="B Nazanin" w:eastAsia="B Nazanin" w:hAnsi="B Nazanin"/>
           <w:b/>
           <w:bCs/>
           <w:sz w:val="23"/>
@@ -2422,11 +2422,11 @@
       </w:pPr>
       <w:r>
         <w:rPr>
-          <w:rFonts w:ascii="Tahoma" w:cs="Tahoma" w:eastAsia="Tahoma" w:hAnsi="Tahoma"/>
+          <w:rFonts w:ascii="B Nazanin" w:cs="B Nazanin" w:eastAsia="B Nazanin" w:hAnsi="B Nazanin"/>
           <w:b/>
           <w:bCs/>
-          <w:sz w:val="24"/>
-          <w:szCs w:val="24"/>
+          <w:sz w:val="26"/>
+          <w:szCs w:val="26"/>
           <w:rtl/>
         </w:rPr>
         <w:t xml:space="preserve">با سلام و احترام؛</w:t>
@@ -2440,10 +2440,10 @@
       </w:pPr>
       <w:r>
         <w:rPr>
-          <w:rFonts w:ascii="Tahoma" w:cs="Tahoma" w:eastAsia="Tahoma" w:hAnsi="Tahoma"/>
+          <w:rFonts w:ascii="B Nazanin" w:cs="B Nazanin" w:eastAsia="B Nazanin" w:hAnsi="B Nazanin"/>
           <w:b w:val="false"/>
-          <w:sz w:val="24"/>
-          <w:szCs w:val="24"/>
+          <w:sz w:val="26"/>
+          <w:szCs w:val="26"/>
           <w:rtl/>
         </w:rPr>
         <w:t xml:space="preserve">با عنایت به بازرسی انجام شده مورخ ……………… از واحد ……………… کد واحد ……………… به مالکیت/ مدیریت/ تصدی آقای/ خانم ……………… فرزند ……………… کد ملی ……………… واقع در ………………، نواقص بهداشتی به شرح ذیل مشاهده گردید. خواهشمند است در صورت تائید دستور فرمایید اقدامات قانونی لازم در راستای اجرای آیین نامه اجرایی قانون اصلاح ماده ۱۳ قانون مواد خوردنی، آشامیدنی، آرایشی و بهداشتی انجام گردد.</w:t>
@@ -2457,10 +2457,10 @@
       </w:pPr>
       <w:r>
         <w:rPr>
-          <w:rFonts w:ascii="Tahoma" w:cs="Tahoma" w:eastAsia="Tahoma" w:hAnsi="Tahoma"/>
+          <w:rFonts w:ascii="B Nazanin" w:cs="B Nazanin" w:eastAsia="B Nazanin" w:hAnsi="B Nazanin"/>
           <w:b w:val="false"/>
-          <w:sz w:val="24"/>
-          <w:szCs w:val="24"/>
+          <w:sz w:val="26"/>
+          <w:szCs w:val="26"/>
           <w:rtl/>
         </w:rPr>
         <w:t xml:space="preserve">-</w:t>
@@ -2474,10 +2474,10 @@
       </w:pPr>
       <w:r>
         <w:rPr>
-          <w:rFonts w:ascii="Tahoma" w:cs="Tahoma" w:eastAsia="Tahoma" w:hAnsi="Tahoma"/>
+          <w:rFonts w:ascii="B Nazanin" w:cs="B Nazanin" w:eastAsia="B Nazanin" w:hAnsi="B Nazanin"/>
           <w:b w:val="false"/>
-          <w:sz w:val="24"/>
-          <w:szCs w:val="24"/>
+          <w:sz w:val="26"/>
+          <w:szCs w:val="26"/>
           <w:rtl/>
         </w:rPr>
         <w:t xml:space="preserve">-</w:t>
@@ -2491,10 +2491,10 @@
       </w:pPr>
       <w:r>
         <w:rPr>
-          <w:rFonts w:ascii="Tahoma" w:cs="Tahoma" w:eastAsia="Tahoma" w:hAnsi="Tahoma"/>
+          <w:rFonts w:ascii="B Nazanin" w:cs="B Nazanin" w:eastAsia="B Nazanin" w:hAnsi="B Nazanin"/>
           <w:b w:val="false"/>
-          <w:sz w:val="24"/>
-          <w:szCs w:val="24"/>
+          <w:sz w:val="26"/>
+          <w:szCs w:val="26"/>
           <w:rtl/>
         </w:rPr>
         <w:t xml:space="preserve">-</w:t>
@@ -2508,10 +2508,10 @@
       </w:pPr>
       <w:r>
         <w:rPr>
-          <w:rFonts w:ascii="Tahoma" w:cs="Tahoma" w:eastAsia="Tahoma" w:hAnsi="Tahoma"/>
+          <w:rFonts w:ascii="B Nazanin" w:cs="B Nazanin" w:eastAsia="B Nazanin" w:hAnsi="B Nazanin"/>
           <w:b w:val="false"/>
-          <w:sz w:val="24"/>
-          <w:szCs w:val="24"/>
+          <w:sz w:val="26"/>
+          <w:szCs w:val="26"/>
           <w:rtl/>
         </w:rPr>
         <w:t xml:space="preserve">-</w:t>
@@ -2525,11 +2525,11 @@
       </w:pPr>
       <w:r>
         <w:rPr>
-          <w:rFonts w:ascii="Tahoma" w:cs="Tahoma" w:eastAsia="Tahoma" w:hAnsi="Tahoma"/>
+          <w:rFonts w:ascii="B Nazanin" w:cs="B Nazanin" w:eastAsia="B Nazanin" w:hAnsi="B Nazanin"/>
           <w:b/>
           <w:bCs/>
-          <w:sz w:val="24"/>
-          <w:szCs w:val="24"/>
+          <w:sz w:val="26"/>
+          <w:szCs w:val="26"/>
           <w:rtl/>
         </w:rPr>
         <w:t xml:space="preserve">نام و نام خانوادگی رییس مرکز بهداشتی درمانی شهری/ روستایی</w:t>
@@ -2543,11 +2543,11 @@
       </w:pPr>
       <w:r>
         <w:rPr>
-          <w:rFonts w:ascii="Tahoma" w:cs="Tahoma" w:eastAsia="Tahoma" w:hAnsi="Tahoma"/>
+          <w:rFonts w:ascii="B Nazanin" w:cs="B Nazanin" w:eastAsia="B Nazanin" w:hAnsi="B Nazanin"/>
           <w:b/>
           <w:bCs/>
-          <w:sz w:val="24"/>
-          <w:szCs w:val="24"/>
+          <w:sz w:val="26"/>
+          <w:szCs w:val="26"/>
           <w:rtl/>
         </w:rPr>
         <w:t xml:space="preserve">امضاء</w:t>
@@ -2561,7 +2561,7 @@
       <w:hyperlink w:history="1" w:anchor="forms_index">
         <w:r>
           <w:rPr>
-            <w:rFonts w:ascii="Tahoma" w:cs="Tahoma" w:eastAsia="Tahoma" w:hAnsi="Tahoma"/>
+            <w:rFonts w:ascii="B Nazanin" w:cs="B Nazanin" w:eastAsia="B Nazanin" w:hAnsi="B Nazanin"/>
             <w:b w:val="false"/>
             <w:color w:val="7A8A8E"/>
             <w:sz w:val="17"/>
@@ -2622,10 +2622,10 @@
             </w:pPr>
             <w:r>
               <w:rPr>
-                <w:rFonts w:ascii="Tahoma" w:cs="Tahoma" w:eastAsia="Tahoma" w:hAnsi="Tahoma"/>
+                <w:rFonts w:ascii="B Nazanin" w:cs="B Nazanin" w:eastAsia="B Nazanin" w:hAnsi="B Nazanin"/>
                 <w:b w:val="false"/>
-                <w:sz w:val="24"/>
-                <w:szCs w:val="24"/>
+                <w:sz w:val="26"/>
+                <w:szCs w:val="26"/>
                 <w:rtl/>
               </w:rPr>
               <w:t xml:space="preserve"/>
@@ -2696,7 +2696,7 @@
                   </w:pPr>
                   <w:r>
                     <w:rPr>
-                      <w:rFonts w:ascii="Tahoma" w:cs="Tahoma" w:eastAsia="Tahoma" w:hAnsi="Tahoma"/>
+                      <w:rFonts w:ascii="B Nazanin" w:cs="B Nazanin" w:eastAsia="B Nazanin" w:hAnsi="B Nazanin"/>
                       <w:b/>
                       <w:bCs/>
                       <w:sz w:val="20"/>
@@ -2717,11 +2717,11 @@
             </w:pPr>
             <w:r>
               <w:rPr>
-                <w:rFonts w:ascii="Tahoma" w:cs="Tahoma" w:eastAsia="Tahoma" w:hAnsi="Tahoma"/>
+                <w:rFonts w:ascii="B Nazanin" w:cs="B Nazanin" w:eastAsia="B Nazanin" w:hAnsi="B Nazanin"/>
                 <w:b/>
                 <w:bCs/>
-                <w:sz w:val="24"/>
-                <w:szCs w:val="24"/>
+                <w:sz w:val="26"/>
+                <w:szCs w:val="26"/>
                 <w:rtl/>
               </w:rPr>
               <w:t xml:space="preserve">معاونت بهداشتی</w:t>
@@ -2735,11 +2735,11 @@
             </w:pPr>
             <w:r>
               <w:rPr>
-                <w:rFonts w:ascii="Tahoma" w:cs="Tahoma" w:eastAsia="Tahoma" w:hAnsi="Tahoma"/>
+                <w:rFonts w:ascii="B Nazanin" w:cs="B Nazanin" w:eastAsia="B Nazanin" w:hAnsi="B Nazanin"/>
                 <w:b/>
                 <w:bCs/>
-                <w:sz w:val="24"/>
-                <w:szCs w:val="24"/>
+                <w:sz w:val="26"/>
+                <w:szCs w:val="26"/>
                 <w:rtl/>
               </w:rPr>
               <w:t xml:space="preserve">مرکز بهداشت شهرستان ………………</w:t>
@@ -2753,11 +2753,11 @@
             </w:pPr>
             <w:r>
               <w:rPr>
-                <w:rFonts w:ascii="Tahoma" w:cs="Tahoma" w:eastAsia="Tahoma" w:hAnsi="Tahoma"/>
+                <w:rFonts w:ascii="B Nazanin" w:cs="B Nazanin" w:eastAsia="B Nazanin" w:hAnsi="B Nazanin"/>
                 <w:b/>
                 <w:bCs/>
-                <w:sz w:val="24"/>
-                <w:szCs w:val="24"/>
+                <w:sz w:val="26"/>
+                <w:szCs w:val="26"/>
                 <w:rtl/>
               </w:rPr>
               <w:t xml:space="preserve">مرکز بهداشتی درمانی ………………</w:t>
@@ -2788,7 +2788,7 @@
             </w:pPr>
             <w:r>
               <w:rPr>
-                <w:rFonts w:ascii="Tahoma" w:cs="Tahoma" w:eastAsia="Tahoma" w:hAnsi="Tahoma"/>
+                <w:rFonts w:ascii="B Nazanin" w:cs="B Nazanin" w:eastAsia="B Nazanin" w:hAnsi="B Nazanin"/>
                 <w:b w:val="false"/>
                 <w:sz w:val="20"/>
                 <w:szCs w:val="20"/>
@@ -2810,10 +2810,10 @@
       </w:pPr>
       <w:r>
         <w:rPr>
-          <w:rFonts w:ascii="Tahoma" w:cs="Tahoma" w:eastAsia="Tahoma" w:hAnsi="Tahoma"/>
+          <w:rFonts w:ascii="B Nazanin" w:cs="B Nazanin" w:eastAsia="B Nazanin" w:hAnsi="B Nazanin"/>
           <w:b w:val="false"/>
-          <w:sz w:val="24"/>
-          <w:szCs w:val="24"/>
+          <w:sz w:val="26"/>
+          <w:szCs w:val="26"/>
           <w:rtl/>
         </w:rPr>
         <w:t xml:space="preserve"/>
@@ -2828,7 +2828,7 @@
       <w:bookmarkStart w:name="form_2" w:id="3"/>
       <w:r>
         <w:rPr>
-          <w:rFonts w:ascii="Tahoma" w:cs="Tahoma" w:eastAsia="Tahoma" w:hAnsi="Tahoma"/>
+          <w:rFonts w:ascii="B Nazanin" w:cs="B Nazanin" w:eastAsia="B Nazanin" w:hAnsi="B Nazanin"/>
           <w:b/>
           <w:bCs/>
           <w:sz w:val="24"/>
@@ -2848,7 +2848,7 @@
       </w:pPr>
       <w:r>
         <w:rPr>
-          <w:rFonts w:ascii="Tahoma" w:cs="Tahoma" w:eastAsia="Tahoma" w:hAnsi="Tahoma"/>
+          <w:rFonts w:ascii="B Nazanin" w:cs="B Nazanin" w:eastAsia="B Nazanin" w:hAnsi="B Nazanin"/>
           <w:b/>
           <w:bCs/>
           <w:sz w:val="26"/>
@@ -2865,7 +2865,7 @@
       </w:pPr>
       <w:r>
         <w:rPr>
-          <w:rFonts w:ascii="Tahoma" w:cs="Tahoma" w:eastAsia="Tahoma" w:hAnsi="Tahoma"/>
+          <w:rFonts w:ascii="B Nazanin" w:cs="B Nazanin" w:eastAsia="B Nazanin" w:hAnsi="B Nazanin"/>
           <w:b/>
           <w:bCs/>
           <w:sz w:val="23"/>
@@ -2882,11 +2882,11 @@
       </w:pPr>
       <w:r>
         <w:rPr>
-          <w:rFonts w:ascii="Tahoma" w:cs="Tahoma" w:eastAsia="Tahoma" w:hAnsi="Tahoma"/>
+          <w:rFonts w:ascii="B Nazanin" w:cs="B Nazanin" w:eastAsia="B Nazanin" w:hAnsi="B Nazanin"/>
           <w:b/>
           <w:bCs/>
-          <w:sz w:val="24"/>
-          <w:szCs w:val="24"/>
+          <w:sz w:val="26"/>
+          <w:szCs w:val="26"/>
           <w:rtl/>
         </w:rPr>
         <w:t xml:space="preserve">با سلام و احترام؛</w:t>
@@ -2900,10 +2900,10 @@
       </w:pPr>
       <w:r>
         <w:rPr>
-          <w:rFonts w:ascii="Tahoma" w:cs="Tahoma" w:eastAsia="Tahoma" w:hAnsi="Tahoma"/>
+          <w:rFonts w:ascii="B Nazanin" w:cs="B Nazanin" w:eastAsia="B Nazanin" w:hAnsi="B Nazanin"/>
           <w:b w:val="false"/>
-          <w:sz w:val="24"/>
-          <w:szCs w:val="24"/>
+          <w:sz w:val="26"/>
+          <w:szCs w:val="26"/>
           <w:rtl/>
         </w:rPr>
         <w:t xml:space="preserve">با عنایت به بازرسی انجام شده مورخ ……………… از واحد ……………… کد واحد ……………… به مالکیت/ مدیریت/ تصدی آقای/ خانم ……………… فرزند ……………… کد ملی ……………… واقع در ………………، نواقص بهداشتی به شرح ذیل مشاهده گردید. خواهشمند است در صورت تائید دستور فرمایید اقدامات قانونی لازم در راستای اجرای آیین نامه اجرایی قانون اصلاح ماده ۱۳ قانون مواد خوردنی، آشامیدنی، آرایشی و بهداشتی انجام گردد.</w:t>
@@ -2917,10 +2917,10 @@
       </w:pPr>
       <w:r>
         <w:rPr>
-          <w:rFonts w:ascii="Tahoma" w:cs="Tahoma" w:eastAsia="Tahoma" w:hAnsi="Tahoma"/>
+          <w:rFonts w:ascii="B Nazanin" w:cs="B Nazanin" w:eastAsia="B Nazanin" w:hAnsi="B Nazanin"/>
           <w:b w:val="false"/>
-          <w:sz w:val="24"/>
-          <w:szCs w:val="24"/>
+          <w:sz w:val="26"/>
+          <w:szCs w:val="26"/>
           <w:rtl/>
         </w:rPr>
         <w:t xml:space="preserve">-</w:t>
@@ -2934,10 +2934,10 @@
       </w:pPr>
       <w:r>
         <w:rPr>
-          <w:rFonts w:ascii="Tahoma" w:cs="Tahoma" w:eastAsia="Tahoma" w:hAnsi="Tahoma"/>
+          <w:rFonts w:ascii="B Nazanin" w:cs="B Nazanin" w:eastAsia="B Nazanin" w:hAnsi="B Nazanin"/>
           <w:b w:val="false"/>
-          <w:sz w:val="24"/>
-          <w:szCs w:val="24"/>
+          <w:sz w:val="26"/>
+          <w:szCs w:val="26"/>
           <w:rtl/>
         </w:rPr>
         <w:t xml:space="preserve">-</w:t>
@@ -2951,10 +2951,10 @@
       </w:pPr>
       <w:r>
         <w:rPr>
-          <w:rFonts w:ascii="Tahoma" w:cs="Tahoma" w:eastAsia="Tahoma" w:hAnsi="Tahoma"/>
+          <w:rFonts w:ascii="B Nazanin" w:cs="B Nazanin" w:eastAsia="B Nazanin" w:hAnsi="B Nazanin"/>
           <w:b w:val="false"/>
-          <w:sz w:val="24"/>
-          <w:szCs w:val="24"/>
+          <w:sz w:val="26"/>
+          <w:szCs w:val="26"/>
           <w:rtl/>
         </w:rPr>
         <w:t xml:space="preserve">-</w:t>
@@ -2968,10 +2968,10 @@
       </w:pPr>
       <w:r>
         <w:rPr>
-          <w:rFonts w:ascii="Tahoma" w:cs="Tahoma" w:eastAsia="Tahoma" w:hAnsi="Tahoma"/>
+          <w:rFonts w:ascii="B Nazanin" w:cs="B Nazanin" w:eastAsia="B Nazanin" w:hAnsi="B Nazanin"/>
           <w:b w:val="false"/>
-          <w:sz w:val="24"/>
-          <w:szCs w:val="24"/>
+          <w:sz w:val="26"/>
+          <w:szCs w:val="26"/>
           <w:rtl/>
         </w:rPr>
         <w:t xml:space="preserve">-</w:t>
@@ -2985,11 +2985,11 @@
       </w:pPr>
       <w:r>
         <w:rPr>
-          <w:rFonts w:ascii="Tahoma" w:cs="Tahoma" w:eastAsia="Tahoma" w:hAnsi="Tahoma"/>
+          <w:rFonts w:ascii="B Nazanin" w:cs="B Nazanin" w:eastAsia="B Nazanin" w:hAnsi="B Nazanin"/>
           <w:b/>
           <w:bCs/>
-          <w:sz w:val="24"/>
-          <w:szCs w:val="24"/>
+          <w:sz w:val="26"/>
+          <w:szCs w:val="26"/>
           <w:rtl/>
         </w:rPr>
         <w:t xml:space="preserve">نام و نام خانوادگی بازرس بهداشت محیط</w:t>
@@ -3003,11 +3003,11 @@
       </w:pPr>
       <w:r>
         <w:rPr>
-          <w:rFonts w:ascii="Tahoma" w:cs="Tahoma" w:eastAsia="Tahoma" w:hAnsi="Tahoma"/>
+          <w:rFonts w:ascii="B Nazanin" w:cs="B Nazanin" w:eastAsia="B Nazanin" w:hAnsi="B Nazanin"/>
           <w:b/>
           <w:bCs/>
-          <w:sz w:val="24"/>
-          <w:szCs w:val="24"/>
+          <w:sz w:val="26"/>
+          <w:szCs w:val="26"/>
           <w:rtl/>
         </w:rPr>
         <w:t xml:space="preserve">امضاء</w:t>
@@ -3021,7 +3021,7 @@
       </w:pPr>
       <w:r>
         <w:rPr>
-          <w:rFonts w:ascii="Tahoma" w:cs="Tahoma" w:eastAsia="Tahoma" w:hAnsi="Tahoma"/>
+          <w:rFonts w:ascii="B Nazanin" w:cs="B Nazanin" w:eastAsia="B Nazanin" w:hAnsi="B Nazanin"/>
           <w:b w:val="false"/>
           <w:sz w:val="19"/>
           <w:szCs w:val="19"/>
@@ -3038,7 +3038,7 @@
       <w:hyperlink w:history="1" w:anchor="forms_index">
         <w:r>
           <w:rPr>
-            <w:rFonts w:ascii="Tahoma" w:cs="Tahoma" w:eastAsia="Tahoma" w:hAnsi="Tahoma"/>
+            <w:rFonts w:ascii="B Nazanin" w:cs="B Nazanin" w:eastAsia="B Nazanin" w:hAnsi="B Nazanin"/>
             <w:b w:val="false"/>
             <w:color w:val="7A8A8E"/>
             <w:sz w:val="17"/>
@@ -3099,10 +3099,10 @@
             </w:pPr>
             <w:r>
               <w:rPr>
-                <w:rFonts w:ascii="Tahoma" w:cs="Tahoma" w:eastAsia="Tahoma" w:hAnsi="Tahoma"/>
+                <w:rFonts w:ascii="B Nazanin" w:cs="B Nazanin" w:eastAsia="B Nazanin" w:hAnsi="B Nazanin"/>
                 <w:b w:val="false"/>
-                <w:sz w:val="24"/>
-                <w:szCs w:val="24"/>
+                <w:sz w:val="26"/>
+                <w:szCs w:val="26"/>
                 <w:rtl/>
               </w:rPr>
               <w:t xml:space="preserve"/>
@@ -3173,7 +3173,7 @@
                   </w:pPr>
                   <w:r>
                     <w:rPr>
-                      <w:rFonts w:ascii="Tahoma" w:cs="Tahoma" w:eastAsia="Tahoma" w:hAnsi="Tahoma"/>
+                      <w:rFonts w:ascii="B Nazanin" w:cs="B Nazanin" w:eastAsia="B Nazanin" w:hAnsi="B Nazanin"/>
                       <w:b/>
                       <w:bCs/>
                       <w:sz w:val="20"/>
@@ -3194,11 +3194,11 @@
             </w:pPr>
             <w:r>
               <w:rPr>
-                <w:rFonts w:ascii="Tahoma" w:cs="Tahoma" w:eastAsia="Tahoma" w:hAnsi="Tahoma"/>
+                <w:rFonts w:ascii="B Nazanin" w:cs="B Nazanin" w:eastAsia="B Nazanin" w:hAnsi="B Nazanin"/>
                 <w:b/>
                 <w:bCs/>
-                <w:sz w:val="24"/>
-                <w:szCs w:val="24"/>
+                <w:sz w:val="26"/>
+                <w:szCs w:val="26"/>
                 <w:rtl/>
               </w:rPr>
               <w:t xml:space="preserve">معاونت بهداشتی</w:t>
@@ -3212,11 +3212,11 @@
             </w:pPr>
             <w:r>
               <w:rPr>
-                <w:rFonts w:ascii="Tahoma" w:cs="Tahoma" w:eastAsia="Tahoma" w:hAnsi="Tahoma"/>
+                <w:rFonts w:ascii="B Nazanin" w:cs="B Nazanin" w:eastAsia="B Nazanin" w:hAnsi="B Nazanin"/>
                 <w:b/>
                 <w:bCs/>
-                <w:sz w:val="24"/>
-                <w:szCs w:val="24"/>
+                <w:sz w:val="26"/>
+                <w:szCs w:val="26"/>
                 <w:rtl/>
               </w:rPr>
               <w:t xml:space="preserve">مرکز بهداشت شهرستان ………………</w:t>
@@ -3230,11 +3230,11 @@
             </w:pPr>
             <w:r>
               <w:rPr>
-                <w:rFonts w:ascii="Tahoma" w:cs="Tahoma" w:eastAsia="Tahoma" w:hAnsi="Tahoma"/>
+                <w:rFonts w:ascii="B Nazanin" w:cs="B Nazanin" w:eastAsia="B Nazanin" w:hAnsi="B Nazanin"/>
                 <w:b/>
                 <w:bCs/>
-                <w:sz w:val="24"/>
-                <w:szCs w:val="24"/>
+                <w:sz w:val="26"/>
+                <w:szCs w:val="26"/>
                 <w:rtl/>
               </w:rPr>
               <w:t xml:space="preserve">مرکز بهداشتی درمانی ………………</w:t>
@@ -3265,7 +3265,7 @@
             </w:pPr>
             <w:r>
               <w:rPr>
-                <w:rFonts w:ascii="Tahoma" w:cs="Tahoma" w:eastAsia="Tahoma" w:hAnsi="Tahoma"/>
+                <w:rFonts w:ascii="B Nazanin" w:cs="B Nazanin" w:eastAsia="B Nazanin" w:hAnsi="B Nazanin"/>
                 <w:b w:val="false"/>
                 <w:sz w:val="20"/>
                 <w:szCs w:val="20"/>
@@ -3281,7 +3281,7 @@
             </w:pPr>
             <w:r>
               <w:rPr>
-                <w:rFonts w:ascii="Tahoma" w:cs="Tahoma" w:eastAsia="Tahoma" w:hAnsi="Tahoma"/>
+                <w:rFonts w:ascii="B Nazanin" w:cs="B Nazanin" w:eastAsia="B Nazanin" w:hAnsi="B Nazanin"/>
                 <w:b w:val="false"/>
                 <w:sz w:val="20"/>
                 <w:szCs w:val="20"/>
@@ -3297,7 +3297,7 @@
             </w:pPr>
             <w:r>
               <w:rPr>
-                <w:rFonts w:ascii="Tahoma" w:cs="Tahoma" w:eastAsia="Tahoma" w:hAnsi="Tahoma"/>
+                <w:rFonts w:ascii="B Nazanin" w:cs="B Nazanin" w:eastAsia="B Nazanin" w:hAnsi="B Nazanin"/>
                 <w:b w:val="false"/>
                 <w:sz w:val="20"/>
                 <w:szCs w:val="20"/>
@@ -3319,10 +3319,10 @@
       </w:pPr>
       <w:r>
         <w:rPr>
-          <w:rFonts w:ascii="Tahoma" w:cs="Tahoma" w:eastAsia="Tahoma" w:hAnsi="Tahoma"/>
+          <w:rFonts w:ascii="B Nazanin" w:cs="B Nazanin" w:eastAsia="B Nazanin" w:hAnsi="B Nazanin"/>
           <w:b w:val="false"/>
-          <w:sz w:val="24"/>
-          <w:szCs w:val="24"/>
+          <w:sz w:val="26"/>
+          <w:szCs w:val="26"/>
           <w:rtl/>
         </w:rPr>
         <w:t xml:space="preserve"/>
@@ -3337,7 +3337,7 @@
       <w:bookmarkStart w:name="form_3" w:id="4"/>
       <w:r>
         <w:rPr>
-          <w:rFonts w:ascii="Tahoma" w:cs="Tahoma" w:eastAsia="Tahoma" w:hAnsi="Tahoma"/>
+          <w:rFonts w:ascii="B Nazanin" w:cs="B Nazanin" w:eastAsia="B Nazanin" w:hAnsi="B Nazanin"/>
           <w:b/>
           <w:bCs/>
           <w:sz w:val="24"/>
@@ -3357,7 +3357,7 @@
       </w:pPr>
       <w:r>
         <w:rPr>
-          <w:rFonts w:ascii="Tahoma" w:cs="Tahoma" w:eastAsia="Tahoma" w:hAnsi="Tahoma"/>
+          <w:rFonts w:ascii="B Nazanin" w:cs="B Nazanin" w:eastAsia="B Nazanin" w:hAnsi="B Nazanin"/>
           <w:b/>
           <w:bCs/>
           <w:sz w:val="26"/>
@@ -3374,7 +3374,7 @@
       </w:pPr>
       <w:r>
         <w:rPr>
-          <w:rFonts w:ascii="Tahoma" w:cs="Tahoma" w:eastAsia="Tahoma" w:hAnsi="Tahoma"/>
+          <w:rFonts w:ascii="B Nazanin" w:cs="B Nazanin" w:eastAsia="B Nazanin" w:hAnsi="B Nazanin"/>
           <w:b/>
           <w:bCs/>
           <w:sz w:val="23"/>
@@ -3391,7 +3391,7 @@
       </w:pPr>
       <w:r>
         <w:rPr>
-          <w:rFonts w:ascii="Tahoma" w:cs="Tahoma" w:eastAsia="Tahoma" w:hAnsi="Tahoma"/>
+          <w:rFonts w:ascii="B Nazanin" w:cs="B Nazanin" w:eastAsia="B Nazanin" w:hAnsi="B Nazanin"/>
           <w:b/>
           <w:bCs/>
           <w:sz w:val="23"/>
@@ -3408,7 +3408,7 @@
       </w:pPr>
       <w:r>
         <w:rPr>
-          <w:rFonts w:ascii="Tahoma" w:cs="Tahoma" w:eastAsia="Tahoma" w:hAnsi="Tahoma"/>
+          <w:rFonts w:ascii="B Nazanin" w:cs="B Nazanin" w:eastAsia="B Nazanin" w:hAnsi="B Nazanin"/>
           <w:b/>
           <w:bCs/>
           <w:sz w:val="23"/>
@@ -3425,11 +3425,11 @@
       </w:pPr>
       <w:r>
         <w:rPr>
-          <w:rFonts w:ascii="Tahoma" w:cs="Tahoma" w:eastAsia="Tahoma" w:hAnsi="Tahoma"/>
+          <w:rFonts w:ascii="B Nazanin" w:cs="B Nazanin" w:eastAsia="B Nazanin" w:hAnsi="B Nazanin"/>
           <w:b/>
           <w:bCs/>
-          <w:sz w:val="24"/>
-          <w:szCs w:val="24"/>
+          <w:sz w:val="26"/>
+          <w:szCs w:val="26"/>
           <w:rtl/>
         </w:rPr>
         <w:t xml:space="preserve">با سلام؛</w:t>
@@ -3443,10 +3443,10 @@
       </w:pPr>
       <w:r>
         <w:rPr>
-          <w:rFonts w:ascii="Tahoma" w:cs="Tahoma" w:eastAsia="Tahoma" w:hAnsi="Tahoma"/>
+          <w:rFonts w:ascii="B Nazanin" w:cs="B Nazanin" w:eastAsia="B Nazanin" w:hAnsi="B Nazanin"/>
           <w:b w:val="false"/>
-          <w:sz w:val="24"/>
-          <w:szCs w:val="24"/>
+          <w:sz w:val="26"/>
+          <w:szCs w:val="26"/>
           <w:rtl/>
         </w:rPr>
         <w:t xml:space="preserve">بر اساس بازرسی بهداشتی مورخ ………………، طبق ماده ۲۶ آیین نامه اجرایی قانون اصلاح ماده ۱۳ قانون مواد خوردنی، آشامیدنی، آرایشی و بهداشتی و با توجه به نواقص بحرانی مشاهده شده به شرح ذیل، واحد/ مکان/ قسمت ……………… به مدت ۴۸ ساعت به منظور رفع نواقص بهداشتی اعلام شده، بطور موقت تعطیل و غیر فعال می گردد. بدیهی است در صورت عدم رفع نواقص بهداشتی اعلام شده طی ۴۸ ساعت، واحد/ مکان/ قسمت مذکور تعطیل و پرونده تخلفات بهداشتی شما به دادگاه ارجاع داده می شود.</w:t>
@@ -3460,10 +3460,10 @@
       </w:pPr>
       <w:r>
         <w:rPr>
-          <w:rFonts w:ascii="Tahoma" w:cs="Tahoma" w:eastAsia="Tahoma" w:hAnsi="Tahoma"/>
+          <w:rFonts w:ascii="B Nazanin" w:cs="B Nazanin" w:eastAsia="B Nazanin" w:hAnsi="B Nazanin"/>
           <w:b w:val="false"/>
-          <w:sz w:val="24"/>
-          <w:szCs w:val="24"/>
+          <w:sz w:val="26"/>
+          <w:szCs w:val="26"/>
           <w:rtl/>
         </w:rPr>
         <w:t xml:space="preserve">-</w:t>
@@ -3477,10 +3477,10 @@
       </w:pPr>
       <w:r>
         <w:rPr>
-          <w:rFonts w:ascii="Tahoma" w:cs="Tahoma" w:eastAsia="Tahoma" w:hAnsi="Tahoma"/>
+          <w:rFonts w:ascii="B Nazanin" w:cs="B Nazanin" w:eastAsia="B Nazanin" w:hAnsi="B Nazanin"/>
           <w:b w:val="false"/>
-          <w:sz w:val="24"/>
-          <w:szCs w:val="24"/>
+          <w:sz w:val="26"/>
+          <w:szCs w:val="26"/>
           <w:rtl/>
         </w:rPr>
         <w:t xml:space="preserve">-</w:t>
@@ -3494,10 +3494,10 @@
       </w:pPr>
       <w:r>
         <w:rPr>
-          <w:rFonts w:ascii="Tahoma" w:cs="Tahoma" w:eastAsia="Tahoma" w:hAnsi="Tahoma"/>
+          <w:rFonts w:ascii="B Nazanin" w:cs="B Nazanin" w:eastAsia="B Nazanin" w:hAnsi="B Nazanin"/>
           <w:b w:val="false"/>
-          <w:sz w:val="24"/>
-          <w:szCs w:val="24"/>
+          <w:sz w:val="26"/>
+          <w:szCs w:val="26"/>
           <w:rtl/>
         </w:rPr>
         <w:t xml:space="preserve">-</w:t>
@@ -3511,10 +3511,10 @@
       </w:pPr>
       <w:r>
         <w:rPr>
-          <w:rFonts w:ascii="Tahoma" w:cs="Tahoma" w:eastAsia="Tahoma" w:hAnsi="Tahoma"/>
+          <w:rFonts w:ascii="B Nazanin" w:cs="B Nazanin" w:eastAsia="B Nazanin" w:hAnsi="B Nazanin"/>
           <w:b w:val="false"/>
-          <w:sz w:val="24"/>
-          <w:szCs w:val="24"/>
+          <w:sz w:val="26"/>
+          <w:szCs w:val="26"/>
           <w:rtl/>
         </w:rPr>
         <w:t xml:space="preserve">-</w:t>
@@ -3528,11 +3528,11 @@
       </w:pPr>
       <w:r>
         <w:rPr>
-          <w:rFonts w:ascii="Tahoma" w:cs="Tahoma" w:eastAsia="Tahoma" w:hAnsi="Tahoma"/>
+          <w:rFonts w:ascii="B Nazanin" w:cs="B Nazanin" w:eastAsia="B Nazanin" w:hAnsi="B Nazanin"/>
           <w:b/>
           <w:bCs/>
-          <w:sz w:val="24"/>
-          <w:szCs w:val="24"/>
+          <w:sz w:val="26"/>
+          <w:szCs w:val="26"/>
           <w:rtl/>
         </w:rPr>
         <w:t xml:space="preserve">نام و نام خانوادگی رئیس مرکز بهداشت شهرستان/ بهداشتی درمانی شهری/ روستایی</w:t>
@@ -3546,11 +3546,11 @@
       </w:pPr>
       <w:r>
         <w:rPr>
-          <w:rFonts w:ascii="Tahoma" w:cs="Tahoma" w:eastAsia="Tahoma" w:hAnsi="Tahoma"/>
+          <w:rFonts w:ascii="B Nazanin" w:cs="B Nazanin" w:eastAsia="B Nazanin" w:hAnsi="B Nazanin"/>
           <w:b/>
           <w:bCs/>
-          <w:sz w:val="24"/>
-          <w:szCs w:val="24"/>
+          <w:sz w:val="26"/>
+          <w:szCs w:val="26"/>
           <w:rtl/>
         </w:rPr>
         <w:t xml:space="preserve">امضاء</w:t>
@@ -3564,7 +3564,7 @@
       <w:hyperlink w:history="1" w:anchor="forms_index">
         <w:r>
           <w:rPr>
-            <w:rFonts w:ascii="Tahoma" w:cs="Tahoma" w:eastAsia="Tahoma" w:hAnsi="Tahoma"/>
+            <w:rFonts w:ascii="B Nazanin" w:cs="B Nazanin" w:eastAsia="B Nazanin" w:hAnsi="B Nazanin"/>
             <w:b w:val="false"/>
             <w:color w:val="7A8A8E"/>
             <w:sz w:val="17"/>
@@ -3625,10 +3625,10 @@
             </w:pPr>
             <w:r>
               <w:rPr>
-                <w:rFonts w:ascii="Tahoma" w:cs="Tahoma" w:eastAsia="Tahoma" w:hAnsi="Tahoma"/>
+                <w:rFonts w:ascii="B Nazanin" w:cs="B Nazanin" w:eastAsia="B Nazanin" w:hAnsi="B Nazanin"/>
                 <w:b w:val="false"/>
-                <w:sz w:val="24"/>
-                <w:szCs w:val="24"/>
+                <w:sz w:val="26"/>
+                <w:szCs w:val="26"/>
                 <w:rtl/>
               </w:rPr>
               <w:t xml:space="preserve"/>
@@ -3699,7 +3699,7 @@
                   </w:pPr>
                   <w:r>
                     <w:rPr>
-                      <w:rFonts w:ascii="Tahoma" w:cs="Tahoma" w:eastAsia="Tahoma" w:hAnsi="Tahoma"/>
+                      <w:rFonts w:ascii="B Nazanin" w:cs="B Nazanin" w:eastAsia="B Nazanin" w:hAnsi="B Nazanin"/>
                       <w:b/>
                       <w:bCs/>
                       <w:sz w:val="20"/>
@@ -3720,11 +3720,11 @@
             </w:pPr>
             <w:r>
               <w:rPr>
-                <w:rFonts w:ascii="Tahoma" w:cs="Tahoma" w:eastAsia="Tahoma" w:hAnsi="Tahoma"/>
+                <w:rFonts w:ascii="B Nazanin" w:cs="B Nazanin" w:eastAsia="B Nazanin" w:hAnsi="B Nazanin"/>
                 <w:b/>
                 <w:bCs/>
-                <w:sz w:val="24"/>
-                <w:szCs w:val="24"/>
+                <w:sz w:val="26"/>
+                <w:szCs w:val="26"/>
                 <w:rtl/>
               </w:rPr>
               <w:t xml:space="preserve">معاونت بهداشتی</w:t>
@@ -3738,11 +3738,11 @@
             </w:pPr>
             <w:r>
               <w:rPr>
-                <w:rFonts w:ascii="Tahoma" w:cs="Tahoma" w:eastAsia="Tahoma" w:hAnsi="Tahoma"/>
+                <w:rFonts w:ascii="B Nazanin" w:cs="B Nazanin" w:eastAsia="B Nazanin" w:hAnsi="B Nazanin"/>
                 <w:b/>
                 <w:bCs/>
-                <w:sz w:val="24"/>
-                <w:szCs w:val="24"/>
+                <w:sz w:val="26"/>
+                <w:szCs w:val="26"/>
                 <w:rtl/>
               </w:rPr>
               <w:t xml:space="preserve">مرکز بهداشت شهرستان ………………</w:t>
@@ -3756,11 +3756,11 @@
             </w:pPr>
             <w:r>
               <w:rPr>
-                <w:rFonts w:ascii="Tahoma" w:cs="Tahoma" w:eastAsia="Tahoma" w:hAnsi="Tahoma"/>
+                <w:rFonts w:ascii="B Nazanin" w:cs="B Nazanin" w:eastAsia="B Nazanin" w:hAnsi="B Nazanin"/>
                 <w:b/>
                 <w:bCs/>
-                <w:sz w:val="24"/>
-                <w:szCs w:val="24"/>
+                <w:sz w:val="26"/>
+                <w:szCs w:val="26"/>
                 <w:rtl/>
               </w:rPr>
               <w:t xml:space="preserve">مرکز بهداشتی درمانی ………………</w:t>
@@ -3791,7 +3791,7 @@
             </w:pPr>
             <w:r>
               <w:rPr>
-                <w:rFonts w:ascii="Tahoma" w:cs="Tahoma" w:eastAsia="Tahoma" w:hAnsi="Tahoma"/>
+                <w:rFonts w:ascii="B Nazanin" w:cs="B Nazanin" w:eastAsia="B Nazanin" w:hAnsi="B Nazanin"/>
                 <w:b w:val="false"/>
                 <w:sz w:val="20"/>
                 <w:szCs w:val="20"/>
@@ -3807,7 +3807,7 @@
             </w:pPr>
             <w:r>
               <w:rPr>
-                <w:rFonts w:ascii="Tahoma" w:cs="Tahoma" w:eastAsia="Tahoma" w:hAnsi="Tahoma"/>
+                <w:rFonts w:ascii="B Nazanin" w:cs="B Nazanin" w:eastAsia="B Nazanin" w:hAnsi="B Nazanin"/>
                 <w:b w:val="false"/>
                 <w:sz w:val="20"/>
                 <w:szCs w:val="20"/>
@@ -3823,7 +3823,7 @@
             </w:pPr>
             <w:r>
               <w:rPr>
-                <w:rFonts w:ascii="Tahoma" w:cs="Tahoma" w:eastAsia="Tahoma" w:hAnsi="Tahoma"/>
+                <w:rFonts w:ascii="B Nazanin" w:cs="B Nazanin" w:eastAsia="B Nazanin" w:hAnsi="B Nazanin"/>
                 <w:b w:val="false"/>
                 <w:sz w:val="20"/>
                 <w:szCs w:val="20"/>
@@ -3845,10 +3845,10 @@
       </w:pPr>
       <w:r>
         <w:rPr>
-          <w:rFonts w:ascii="Tahoma" w:cs="Tahoma" w:eastAsia="Tahoma" w:hAnsi="Tahoma"/>
+          <w:rFonts w:ascii="B Nazanin" w:cs="B Nazanin" w:eastAsia="B Nazanin" w:hAnsi="B Nazanin"/>
           <w:b w:val="false"/>
-          <w:sz w:val="24"/>
-          <w:szCs w:val="24"/>
+          <w:sz w:val="26"/>
+          <w:szCs w:val="26"/>
           <w:rtl/>
         </w:rPr>
         <w:t xml:space="preserve"/>
@@ -3863,7 +3863,7 @@
       <w:bookmarkStart w:name="form_4" w:id="5"/>
       <w:r>
         <w:rPr>
-          <w:rFonts w:ascii="Tahoma" w:cs="Tahoma" w:eastAsia="Tahoma" w:hAnsi="Tahoma"/>
+          <w:rFonts w:ascii="B Nazanin" w:cs="B Nazanin" w:eastAsia="B Nazanin" w:hAnsi="B Nazanin"/>
           <w:b/>
           <w:bCs/>
           <w:sz w:val="24"/>
@@ -3883,7 +3883,7 @@
       </w:pPr>
       <w:r>
         <w:rPr>
-          <w:rFonts w:ascii="Tahoma" w:cs="Tahoma" w:eastAsia="Tahoma" w:hAnsi="Tahoma"/>
+          <w:rFonts w:ascii="B Nazanin" w:cs="B Nazanin" w:eastAsia="B Nazanin" w:hAnsi="B Nazanin"/>
           <w:b/>
           <w:bCs/>
           <w:sz w:val="26"/>
@@ -3900,7 +3900,7 @@
       </w:pPr>
       <w:r>
         <w:rPr>
-          <w:rFonts w:ascii="Tahoma" w:cs="Tahoma" w:eastAsia="Tahoma" w:hAnsi="Tahoma"/>
+          <w:rFonts w:ascii="B Nazanin" w:cs="B Nazanin" w:eastAsia="B Nazanin" w:hAnsi="B Nazanin"/>
           <w:b/>
           <w:bCs/>
           <w:sz w:val="23"/>
@@ -3917,7 +3917,7 @@
       </w:pPr>
       <w:r>
         <w:rPr>
-          <w:rFonts w:ascii="Tahoma" w:cs="Tahoma" w:eastAsia="Tahoma" w:hAnsi="Tahoma"/>
+          <w:rFonts w:ascii="B Nazanin" w:cs="B Nazanin" w:eastAsia="B Nazanin" w:hAnsi="B Nazanin"/>
           <w:b/>
           <w:bCs/>
           <w:sz w:val="23"/>
@@ -3934,7 +3934,7 @@
       </w:pPr>
       <w:r>
         <w:rPr>
-          <w:rFonts w:ascii="Tahoma" w:cs="Tahoma" w:eastAsia="Tahoma" w:hAnsi="Tahoma"/>
+          <w:rFonts w:ascii="B Nazanin" w:cs="B Nazanin" w:eastAsia="B Nazanin" w:hAnsi="B Nazanin"/>
           <w:b/>
           <w:bCs/>
           <w:sz w:val="23"/>
@@ -3951,11 +3951,11 @@
       </w:pPr>
       <w:r>
         <w:rPr>
-          <w:rFonts w:ascii="Tahoma" w:cs="Tahoma" w:eastAsia="Tahoma" w:hAnsi="Tahoma"/>
+          <w:rFonts w:ascii="B Nazanin" w:cs="B Nazanin" w:eastAsia="B Nazanin" w:hAnsi="B Nazanin"/>
           <w:b/>
           <w:bCs/>
-          <w:sz w:val="24"/>
-          <w:szCs w:val="24"/>
+          <w:sz w:val="26"/>
+          <w:szCs w:val="26"/>
           <w:rtl/>
         </w:rPr>
         <w:t xml:space="preserve">با سلام؛</w:t>
@@ -3969,10 +3969,10 @@
       </w:pPr>
       <w:r>
         <w:rPr>
-          <w:rFonts w:ascii="Tahoma" w:cs="Tahoma" w:eastAsia="Tahoma" w:hAnsi="Tahoma"/>
+          <w:rFonts w:ascii="B Nazanin" w:cs="B Nazanin" w:eastAsia="B Nazanin" w:hAnsi="B Nazanin"/>
           <w:b w:val="false"/>
-          <w:sz w:val="24"/>
-          <w:szCs w:val="24"/>
+          <w:sz w:val="26"/>
+          <w:szCs w:val="26"/>
           <w:rtl/>
         </w:rPr>
         <w:t xml:space="preserve">بر اساس بازرسی بهداشتی مورخ ………………، طبق ماده ۳۰ آیین نامه اجرایی قانون اصلاح ماده ۱۳ قانون مواد خوردنی، آشامیدنی، آرایشی و بهداشتی و با توجه به نواقص غیر بحرانی مشاهده شده به شرح ذیل، از این تاریخ به مدت ……………… روز به شما مهلت داده می شود تا نسبت به رفع نواقص بهداشتی اعلام شده اقدام نمایید. بدیهی است در صورت عدم رفع نواقص بهداشتی اعلام شده طی مدت مذکور، واحد تحت تصدی شما تعطیل و پرونده تخلفات بهداشتی شما به دادگاه ارجاع داده می شود.</w:t>
@@ -3986,10 +3986,10 @@
       </w:pPr>
       <w:r>
         <w:rPr>
-          <w:rFonts w:ascii="Tahoma" w:cs="Tahoma" w:eastAsia="Tahoma" w:hAnsi="Tahoma"/>
+          <w:rFonts w:ascii="B Nazanin" w:cs="B Nazanin" w:eastAsia="B Nazanin" w:hAnsi="B Nazanin"/>
           <w:b w:val="false"/>
-          <w:sz w:val="24"/>
-          <w:szCs w:val="24"/>
+          <w:sz w:val="26"/>
+          <w:szCs w:val="26"/>
           <w:rtl/>
         </w:rPr>
         <w:t xml:space="preserve">-</w:t>
@@ -4003,10 +4003,10 @@
       </w:pPr>
       <w:r>
         <w:rPr>
-          <w:rFonts w:ascii="Tahoma" w:cs="Tahoma" w:eastAsia="Tahoma" w:hAnsi="Tahoma"/>
+          <w:rFonts w:ascii="B Nazanin" w:cs="B Nazanin" w:eastAsia="B Nazanin" w:hAnsi="B Nazanin"/>
           <w:b w:val="false"/>
-          <w:sz w:val="24"/>
-          <w:szCs w:val="24"/>
+          <w:sz w:val="26"/>
+          <w:szCs w:val="26"/>
           <w:rtl/>
         </w:rPr>
         <w:t xml:space="preserve">-</w:t>
@@ -4020,10 +4020,10 @@
       </w:pPr>
       <w:r>
         <w:rPr>
-          <w:rFonts w:ascii="Tahoma" w:cs="Tahoma" w:eastAsia="Tahoma" w:hAnsi="Tahoma"/>
+          <w:rFonts w:ascii="B Nazanin" w:cs="B Nazanin" w:eastAsia="B Nazanin" w:hAnsi="B Nazanin"/>
           <w:b w:val="false"/>
-          <w:sz w:val="24"/>
-          <w:szCs w:val="24"/>
+          <w:sz w:val="26"/>
+          <w:szCs w:val="26"/>
           <w:rtl/>
         </w:rPr>
         <w:t xml:space="preserve">-</w:t>
@@ -4037,10 +4037,10 @@
       </w:pPr>
       <w:r>
         <w:rPr>
-          <w:rFonts w:ascii="Tahoma" w:cs="Tahoma" w:eastAsia="Tahoma" w:hAnsi="Tahoma"/>
+          <w:rFonts w:ascii="B Nazanin" w:cs="B Nazanin" w:eastAsia="B Nazanin" w:hAnsi="B Nazanin"/>
           <w:b w:val="false"/>
-          <w:sz w:val="24"/>
-          <w:szCs w:val="24"/>
+          <w:sz w:val="26"/>
+          <w:szCs w:val="26"/>
           <w:rtl/>
         </w:rPr>
         <w:t xml:space="preserve">-</w:t>
@@ -4054,11 +4054,11 @@
       </w:pPr>
       <w:r>
         <w:rPr>
-          <w:rFonts w:ascii="Tahoma" w:cs="Tahoma" w:eastAsia="Tahoma" w:hAnsi="Tahoma"/>
+          <w:rFonts w:ascii="B Nazanin" w:cs="B Nazanin" w:eastAsia="B Nazanin" w:hAnsi="B Nazanin"/>
           <w:b/>
           <w:bCs/>
-          <w:sz w:val="24"/>
-          <w:szCs w:val="24"/>
+          <w:sz w:val="26"/>
+          <w:szCs w:val="26"/>
           <w:rtl/>
         </w:rPr>
         <w:t xml:space="preserve">نام و نام خانوادگی رئیس مرکز بهداشت شهرستان/ بهداشتی درمانی شهری/ روستایی</w:t>
@@ -4072,11 +4072,11 @@
       </w:pPr>
       <w:r>
         <w:rPr>
-          <w:rFonts w:ascii="Tahoma" w:cs="Tahoma" w:eastAsia="Tahoma" w:hAnsi="Tahoma"/>
+          <w:rFonts w:ascii="B Nazanin" w:cs="B Nazanin" w:eastAsia="B Nazanin" w:hAnsi="B Nazanin"/>
           <w:b/>
           <w:bCs/>
-          <w:sz w:val="24"/>
-          <w:szCs w:val="24"/>
+          <w:sz w:val="26"/>
+          <w:szCs w:val="26"/>
           <w:rtl/>
         </w:rPr>
         <w:t xml:space="preserve">امضاء</w:t>
@@ -4090,7 +4090,7 @@
       <w:hyperlink w:history="1" w:anchor="forms_index">
         <w:r>
           <w:rPr>
-            <w:rFonts w:ascii="Tahoma" w:cs="Tahoma" w:eastAsia="Tahoma" w:hAnsi="Tahoma"/>
+            <w:rFonts w:ascii="B Nazanin" w:cs="B Nazanin" w:eastAsia="B Nazanin" w:hAnsi="B Nazanin"/>
             <w:b w:val="false"/>
             <w:color w:val="7A8A8E"/>
             <w:sz w:val="17"/>
@@ -4115,7 +4115,7 @@
       <w:bookmarkStart w:name="form_5" w:id="6"/>
       <w:r>
         <w:rPr>
-          <w:rFonts w:ascii="Tahoma" w:cs="Tahoma" w:eastAsia="Tahoma" w:hAnsi="Tahoma"/>
+          <w:rFonts w:ascii="B Nazanin" w:cs="B Nazanin" w:eastAsia="B Nazanin" w:hAnsi="B Nazanin"/>
           <w:b/>
           <w:bCs/>
           <w:sz w:val="24"/>
@@ -4135,7 +4135,7 @@
       </w:pPr>
       <w:r>
         <w:rPr>
-          <w:rFonts w:ascii="Tahoma" w:cs="Tahoma" w:eastAsia="Tahoma" w:hAnsi="Tahoma"/>
+          <w:rFonts w:ascii="B Nazanin" w:cs="B Nazanin" w:eastAsia="B Nazanin" w:hAnsi="B Nazanin"/>
           <w:b/>
           <w:bCs/>
           <w:sz w:val="26"/>
@@ -4152,7 +4152,7 @@
       </w:pPr>
       <w:r>
         <w:rPr>
-          <w:rFonts w:ascii="Tahoma" w:cs="Tahoma" w:eastAsia="Tahoma" w:hAnsi="Tahoma"/>
+          <w:rFonts w:ascii="B Nazanin" w:cs="B Nazanin" w:eastAsia="B Nazanin" w:hAnsi="B Nazanin"/>
           <w:b/>
           <w:bCs/>
           <w:sz w:val="23"/>
@@ -4169,11 +4169,11 @@
       </w:pPr>
       <w:r>
         <w:rPr>
-          <w:rFonts w:ascii="Tahoma" w:cs="Tahoma" w:eastAsia="Tahoma" w:hAnsi="Tahoma"/>
+          <w:rFonts w:ascii="B Nazanin" w:cs="B Nazanin" w:eastAsia="B Nazanin" w:hAnsi="B Nazanin"/>
           <w:b/>
           <w:bCs/>
-          <w:sz w:val="24"/>
-          <w:szCs w:val="24"/>
+          <w:sz w:val="26"/>
+          <w:szCs w:val="26"/>
           <w:rtl/>
         </w:rPr>
         <w:t xml:space="preserve">با سلام و احترام؛</w:t>
@@ -4187,10 +4187,10 @@
       </w:pPr>
       <w:r>
         <w:rPr>
-          <w:rFonts w:ascii="Tahoma" w:cs="Tahoma" w:eastAsia="Tahoma" w:hAnsi="Tahoma"/>
+          <w:rFonts w:ascii="B Nazanin" w:cs="B Nazanin" w:eastAsia="B Nazanin" w:hAnsi="B Nazanin"/>
           <w:b w:val="false"/>
-          <w:sz w:val="24"/>
-          <w:szCs w:val="24"/>
+          <w:sz w:val="26"/>
+          <w:szCs w:val="26"/>
           <w:rtl/>
         </w:rPr>
         <w:t xml:space="preserve">به اطلاع می رساند با عنایت به اینکه نواقص بهداشتی واحد کسب اینجانب ……………… فرزند ……………… کد ملی ……………… مالک/ مدیر/ متصدی ……………… کد واحد ……………… واقع در ………………، رفع گردیده است، خواهشمند است دستور فرمایید ضمن بازرسی، در صورت تایید اجازه بهره برداری از واحد/ مکان/ قسمت مذکور صادر گردد.</w:t>
@@ -4204,11 +4204,11 @@
       </w:pPr>
       <w:r>
         <w:rPr>
-          <w:rFonts w:ascii="Tahoma" w:cs="Tahoma" w:eastAsia="Tahoma" w:hAnsi="Tahoma"/>
+          <w:rFonts w:ascii="B Nazanin" w:cs="B Nazanin" w:eastAsia="B Nazanin" w:hAnsi="B Nazanin"/>
           <w:b/>
           <w:bCs/>
-          <w:sz w:val="24"/>
-          <w:szCs w:val="24"/>
+          <w:sz w:val="26"/>
+          <w:szCs w:val="26"/>
           <w:rtl/>
         </w:rPr>
         <w:t xml:space="preserve">نام و نام خانوادگی</w:t>
@@ -4222,11 +4222,11 @@
       </w:pPr>
       <w:r>
         <w:rPr>
-          <w:rFonts w:ascii="Tahoma" w:cs="Tahoma" w:eastAsia="Tahoma" w:hAnsi="Tahoma"/>
+          <w:rFonts w:ascii="B Nazanin" w:cs="B Nazanin" w:eastAsia="B Nazanin" w:hAnsi="B Nazanin"/>
           <w:b/>
           <w:bCs/>
-          <w:sz w:val="24"/>
-          <w:szCs w:val="24"/>
+          <w:sz w:val="26"/>
+          <w:szCs w:val="26"/>
           <w:rtl/>
         </w:rPr>
         <w:t xml:space="preserve">امضاء</w:t>
@@ -4240,7 +4240,7 @@
       <w:hyperlink w:history="1" w:anchor="forms_index">
         <w:r>
           <w:rPr>
-            <w:rFonts w:ascii="Tahoma" w:cs="Tahoma" w:eastAsia="Tahoma" w:hAnsi="Tahoma"/>
+            <w:rFonts w:ascii="B Nazanin" w:cs="B Nazanin" w:eastAsia="B Nazanin" w:hAnsi="B Nazanin"/>
             <w:b w:val="false"/>
             <w:color w:val="7A8A8E"/>
             <w:sz w:val="17"/>
@@ -4301,10 +4301,10 @@
             </w:pPr>
             <w:r>
               <w:rPr>
-                <w:rFonts w:ascii="Tahoma" w:cs="Tahoma" w:eastAsia="Tahoma" w:hAnsi="Tahoma"/>
+                <w:rFonts w:ascii="B Nazanin" w:cs="B Nazanin" w:eastAsia="B Nazanin" w:hAnsi="B Nazanin"/>
                 <w:b w:val="false"/>
-                <w:sz w:val="24"/>
-                <w:szCs w:val="24"/>
+                <w:sz w:val="26"/>
+                <w:szCs w:val="26"/>
                 <w:rtl/>
               </w:rPr>
               <w:t xml:space="preserve"/>
@@ -4375,7 +4375,7 @@
                   </w:pPr>
                   <w:r>
                     <w:rPr>
-                      <w:rFonts w:ascii="Tahoma" w:cs="Tahoma" w:eastAsia="Tahoma" w:hAnsi="Tahoma"/>
+                      <w:rFonts w:ascii="B Nazanin" w:cs="B Nazanin" w:eastAsia="B Nazanin" w:hAnsi="B Nazanin"/>
                       <w:b/>
                       <w:bCs/>
                       <w:sz w:val="20"/>
@@ -4396,11 +4396,11 @@
             </w:pPr>
             <w:r>
               <w:rPr>
-                <w:rFonts w:ascii="Tahoma" w:cs="Tahoma" w:eastAsia="Tahoma" w:hAnsi="Tahoma"/>
+                <w:rFonts w:ascii="B Nazanin" w:cs="B Nazanin" w:eastAsia="B Nazanin" w:hAnsi="B Nazanin"/>
                 <w:b/>
                 <w:bCs/>
-                <w:sz w:val="24"/>
-                <w:szCs w:val="24"/>
+                <w:sz w:val="26"/>
+                <w:szCs w:val="26"/>
                 <w:rtl/>
               </w:rPr>
               <w:t xml:space="preserve">معاونت بهداشتی</w:t>
@@ -4414,11 +4414,11 @@
             </w:pPr>
             <w:r>
               <w:rPr>
-                <w:rFonts w:ascii="Tahoma" w:cs="Tahoma" w:eastAsia="Tahoma" w:hAnsi="Tahoma"/>
+                <w:rFonts w:ascii="B Nazanin" w:cs="B Nazanin" w:eastAsia="B Nazanin" w:hAnsi="B Nazanin"/>
                 <w:b/>
                 <w:bCs/>
-                <w:sz w:val="24"/>
-                <w:szCs w:val="24"/>
+                <w:sz w:val="26"/>
+                <w:szCs w:val="26"/>
                 <w:rtl/>
               </w:rPr>
               <w:t xml:space="preserve">مرکز بهداشت شهرستان ………………</w:t>
@@ -4432,11 +4432,11 @@
             </w:pPr>
             <w:r>
               <w:rPr>
-                <w:rFonts w:ascii="Tahoma" w:cs="Tahoma" w:eastAsia="Tahoma" w:hAnsi="Tahoma"/>
+                <w:rFonts w:ascii="B Nazanin" w:cs="B Nazanin" w:eastAsia="B Nazanin" w:hAnsi="B Nazanin"/>
                 <w:b/>
                 <w:bCs/>
-                <w:sz w:val="24"/>
-                <w:szCs w:val="24"/>
+                <w:sz w:val="26"/>
+                <w:szCs w:val="26"/>
                 <w:rtl/>
               </w:rPr>
               <w:t xml:space="preserve">مرکز بهداشتی درمانی ………………</w:t>
@@ -4467,7 +4467,7 @@
             </w:pPr>
             <w:r>
               <w:rPr>
-                <w:rFonts w:ascii="Tahoma" w:cs="Tahoma" w:eastAsia="Tahoma" w:hAnsi="Tahoma"/>
+                <w:rFonts w:ascii="B Nazanin" w:cs="B Nazanin" w:eastAsia="B Nazanin" w:hAnsi="B Nazanin"/>
                 <w:b w:val="false"/>
                 <w:sz w:val="20"/>
                 <w:szCs w:val="20"/>
@@ -4489,10 +4489,10 @@
       </w:pPr>
       <w:r>
         <w:rPr>
-          <w:rFonts w:ascii="Tahoma" w:cs="Tahoma" w:eastAsia="Tahoma" w:hAnsi="Tahoma"/>
+          <w:rFonts w:ascii="B Nazanin" w:cs="B Nazanin" w:eastAsia="B Nazanin" w:hAnsi="B Nazanin"/>
           <w:b w:val="false"/>
-          <w:sz w:val="24"/>
-          <w:szCs w:val="24"/>
+          <w:sz w:val="26"/>
+          <w:szCs w:val="26"/>
           <w:rtl/>
         </w:rPr>
         <w:t xml:space="preserve"/>
@@ -4507,7 +4507,7 @@
       <w:bookmarkStart w:name="form_6" w:id="7"/>
       <w:r>
         <w:rPr>
-          <w:rFonts w:ascii="Tahoma" w:cs="Tahoma" w:eastAsia="Tahoma" w:hAnsi="Tahoma"/>
+          <w:rFonts w:ascii="B Nazanin" w:cs="B Nazanin" w:eastAsia="B Nazanin" w:hAnsi="B Nazanin"/>
           <w:b/>
           <w:bCs/>
           <w:sz w:val="24"/>
@@ -4527,7 +4527,7 @@
       </w:pPr>
       <w:r>
         <w:rPr>
-          <w:rFonts w:ascii="Tahoma" w:cs="Tahoma" w:eastAsia="Tahoma" w:hAnsi="Tahoma"/>
+          <w:rFonts w:ascii="B Nazanin" w:cs="B Nazanin" w:eastAsia="B Nazanin" w:hAnsi="B Nazanin"/>
           <w:b/>
           <w:bCs/>
           <w:sz w:val="26"/>
@@ -4544,7 +4544,7 @@
       </w:pPr>
       <w:r>
         <w:rPr>
-          <w:rFonts w:ascii="Tahoma" w:cs="Tahoma" w:eastAsia="Tahoma" w:hAnsi="Tahoma"/>
+          <w:rFonts w:ascii="B Nazanin" w:cs="B Nazanin" w:eastAsia="B Nazanin" w:hAnsi="B Nazanin"/>
           <w:b/>
           <w:bCs/>
           <w:sz w:val="23"/>
@@ -4561,11 +4561,11 @@
       </w:pPr>
       <w:r>
         <w:rPr>
-          <w:rFonts w:ascii="Tahoma" w:cs="Tahoma" w:eastAsia="Tahoma" w:hAnsi="Tahoma"/>
+          <w:rFonts w:ascii="B Nazanin" w:cs="B Nazanin" w:eastAsia="B Nazanin" w:hAnsi="B Nazanin"/>
           <w:b/>
           <w:bCs/>
-          <w:sz w:val="24"/>
-          <w:szCs w:val="24"/>
+          <w:sz w:val="26"/>
+          <w:szCs w:val="26"/>
           <w:rtl/>
         </w:rPr>
         <w:t xml:space="preserve">با سلام و احترام؛</w:t>
@@ -4579,10 +4579,10 @@
       </w:pPr>
       <w:r>
         <w:rPr>
-          <w:rFonts w:ascii="Tahoma" w:cs="Tahoma" w:eastAsia="Tahoma" w:hAnsi="Tahoma"/>
+          <w:rFonts w:ascii="B Nazanin" w:cs="B Nazanin" w:eastAsia="B Nazanin" w:hAnsi="B Nazanin"/>
           <w:b w:val="false"/>
-          <w:sz w:val="24"/>
-          <w:szCs w:val="24"/>
+          <w:sz w:val="26"/>
+          <w:szCs w:val="26"/>
           <w:rtl/>
         </w:rPr>
         <w:t xml:space="preserve">با توجه به بازرسی انجام شده مورخ ……………… از واحد ……………… کد واحد ……………… به مالکیت/ مدیریت/ تصدی آقای/ خانم ……………… فرزند ……………… کد ملی ……………… واقع در ……………… به استحضار می رساند نامبرده نسبت به رفع نواقص بهداشتی واحد کسب خود اقدام نموده است. خواهشمند است در صورت تایید دستور فرمایید اجازه بهره برداری از واحد/ مکان/ قسمت مذکور صادر گردد.</w:t>
@@ -4596,11 +4596,11 @@
       </w:pPr>
       <w:r>
         <w:rPr>
-          <w:rFonts w:ascii="Tahoma" w:cs="Tahoma" w:eastAsia="Tahoma" w:hAnsi="Tahoma"/>
+          <w:rFonts w:ascii="B Nazanin" w:cs="B Nazanin" w:eastAsia="B Nazanin" w:hAnsi="B Nazanin"/>
           <w:b/>
           <w:bCs/>
-          <w:sz w:val="24"/>
-          <w:szCs w:val="24"/>
+          <w:sz w:val="26"/>
+          <w:szCs w:val="26"/>
           <w:rtl/>
         </w:rPr>
         <w:t xml:space="preserve">نام و نام خانوادگی رییس مرکز بهداشتی درمانی شهری/ روستایی</w:t>
@@ -4614,11 +4614,11 @@
       </w:pPr>
       <w:r>
         <w:rPr>
-          <w:rFonts w:ascii="Tahoma" w:cs="Tahoma" w:eastAsia="Tahoma" w:hAnsi="Tahoma"/>
+          <w:rFonts w:ascii="B Nazanin" w:cs="B Nazanin" w:eastAsia="B Nazanin" w:hAnsi="B Nazanin"/>
           <w:b/>
           <w:bCs/>
-          <w:sz w:val="24"/>
-          <w:szCs w:val="24"/>
+          <w:sz w:val="26"/>
+          <w:szCs w:val="26"/>
           <w:rtl/>
         </w:rPr>
         <w:t xml:space="preserve">امضاء</w:t>
@@ -4632,7 +4632,7 @@
       <w:hyperlink w:history="1" w:anchor="forms_index">
         <w:r>
           <w:rPr>
-            <w:rFonts w:ascii="Tahoma" w:cs="Tahoma" w:eastAsia="Tahoma" w:hAnsi="Tahoma"/>
+            <w:rFonts w:ascii="B Nazanin" w:cs="B Nazanin" w:eastAsia="B Nazanin" w:hAnsi="B Nazanin"/>
             <w:b w:val="false"/>
             <w:color w:val="7A8A8E"/>
             <w:sz w:val="17"/>
@@ -4693,10 +4693,10 @@
             </w:pPr>
             <w:r>
               <w:rPr>
-                <w:rFonts w:ascii="Tahoma" w:cs="Tahoma" w:eastAsia="Tahoma" w:hAnsi="Tahoma"/>
+                <w:rFonts w:ascii="B Nazanin" w:cs="B Nazanin" w:eastAsia="B Nazanin" w:hAnsi="B Nazanin"/>
                 <w:b w:val="false"/>
-                <w:sz w:val="24"/>
-                <w:szCs w:val="24"/>
+                <w:sz w:val="26"/>
+                <w:szCs w:val="26"/>
                 <w:rtl/>
               </w:rPr>
               <w:t xml:space="preserve"/>
@@ -4767,7 +4767,7 @@
                   </w:pPr>
                   <w:r>
                     <w:rPr>
-                      <w:rFonts w:ascii="Tahoma" w:cs="Tahoma" w:eastAsia="Tahoma" w:hAnsi="Tahoma"/>
+                      <w:rFonts w:ascii="B Nazanin" w:cs="B Nazanin" w:eastAsia="B Nazanin" w:hAnsi="B Nazanin"/>
                       <w:b/>
                       <w:bCs/>
                       <w:sz w:val="20"/>
@@ -4788,11 +4788,11 @@
             </w:pPr>
             <w:r>
               <w:rPr>
-                <w:rFonts w:ascii="Tahoma" w:cs="Tahoma" w:eastAsia="Tahoma" w:hAnsi="Tahoma"/>
+                <w:rFonts w:ascii="B Nazanin" w:cs="B Nazanin" w:eastAsia="B Nazanin" w:hAnsi="B Nazanin"/>
                 <w:b/>
                 <w:bCs/>
-                <w:sz w:val="24"/>
-                <w:szCs w:val="24"/>
+                <w:sz w:val="26"/>
+                <w:szCs w:val="26"/>
                 <w:rtl/>
               </w:rPr>
               <w:t xml:space="preserve">معاونت بهداشتی</w:t>
@@ -4806,11 +4806,11 @@
             </w:pPr>
             <w:r>
               <w:rPr>
-                <w:rFonts w:ascii="Tahoma" w:cs="Tahoma" w:eastAsia="Tahoma" w:hAnsi="Tahoma"/>
+                <w:rFonts w:ascii="B Nazanin" w:cs="B Nazanin" w:eastAsia="B Nazanin" w:hAnsi="B Nazanin"/>
                 <w:b/>
                 <w:bCs/>
-                <w:sz w:val="24"/>
-                <w:szCs w:val="24"/>
+                <w:sz w:val="26"/>
+                <w:szCs w:val="26"/>
                 <w:rtl/>
               </w:rPr>
               <w:t xml:space="preserve">مرکز بهداشت شهرستان ………………</w:t>
@@ -4824,11 +4824,11 @@
             </w:pPr>
             <w:r>
               <w:rPr>
-                <w:rFonts w:ascii="Tahoma" w:cs="Tahoma" w:eastAsia="Tahoma" w:hAnsi="Tahoma"/>
+                <w:rFonts w:ascii="B Nazanin" w:cs="B Nazanin" w:eastAsia="B Nazanin" w:hAnsi="B Nazanin"/>
                 <w:b/>
                 <w:bCs/>
-                <w:sz w:val="24"/>
-                <w:szCs w:val="24"/>
+                <w:sz w:val="26"/>
+                <w:szCs w:val="26"/>
                 <w:rtl/>
               </w:rPr>
               <w:t xml:space="preserve">مرکز بهداشتی درمانی ………………</w:t>
@@ -4859,7 +4859,7 @@
             </w:pPr>
             <w:r>
               <w:rPr>
-                <w:rFonts w:ascii="Tahoma" w:cs="Tahoma" w:eastAsia="Tahoma" w:hAnsi="Tahoma"/>
+                <w:rFonts w:ascii="B Nazanin" w:cs="B Nazanin" w:eastAsia="B Nazanin" w:hAnsi="B Nazanin"/>
                 <w:b w:val="false"/>
                 <w:sz w:val="20"/>
                 <w:szCs w:val="20"/>
@@ -4875,7 +4875,7 @@
             </w:pPr>
             <w:r>
               <w:rPr>
-                <w:rFonts w:ascii="Tahoma" w:cs="Tahoma" w:eastAsia="Tahoma" w:hAnsi="Tahoma"/>
+                <w:rFonts w:ascii="B Nazanin" w:cs="B Nazanin" w:eastAsia="B Nazanin" w:hAnsi="B Nazanin"/>
                 <w:b w:val="false"/>
                 <w:sz w:val="20"/>
                 <w:szCs w:val="20"/>
@@ -4891,7 +4891,7 @@
             </w:pPr>
             <w:r>
               <w:rPr>
-                <w:rFonts w:ascii="Tahoma" w:cs="Tahoma" w:eastAsia="Tahoma" w:hAnsi="Tahoma"/>
+                <w:rFonts w:ascii="B Nazanin" w:cs="B Nazanin" w:eastAsia="B Nazanin" w:hAnsi="B Nazanin"/>
                 <w:b w:val="false"/>
                 <w:sz w:val="20"/>
                 <w:szCs w:val="20"/>
@@ -4913,10 +4913,10 @@
       </w:pPr>
       <w:r>
         <w:rPr>
-          <w:rFonts w:ascii="Tahoma" w:cs="Tahoma" w:eastAsia="Tahoma" w:hAnsi="Tahoma"/>
+          <w:rFonts w:ascii="B Nazanin" w:cs="B Nazanin" w:eastAsia="B Nazanin" w:hAnsi="B Nazanin"/>
           <w:b w:val="false"/>
-          <w:sz w:val="24"/>
-          <w:szCs w:val="24"/>
+          <w:sz w:val="26"/>
+          <w:szCs w:val="26"/>
           <w:rtl/>
         </w:rPr>
         <w:t xml:space="preserve"/>
@@ -4931,7 +4931,7 @@
       <w:bookmarkStart w:name="form_7" w:id="8"/>
       <w:r>
         <w:rPr>
-          <w:rFonts w:ascii="Tahoma" w:cs="Tahoma" w:eastAsia="Tahoma" w:hAnsi="Tahoma"/>
+          <w:rFonts w:ascii="B Nazanin" w:cs="B Nazanin" w:eastAsia="B Nazanin" w:hAnsi="B Nazanin"/>
           <w:b/>
           <w:bCs/>
           <w:sz w:val="24"/>
@@ -4951,7 +4951,7 @@
       </w:pPr>
       <w:r>
         <w:rPr>
-          <w:rFonts w:ascii="Tahoma" w:cs="Tahoma" w:eastAsia="Tahoma" w:hAnsi="Tahoma"/>
+          <w:rFonts w:ascii="B Nazanin" w:cs="B Nazanin" w:eastAsia="B Nazanin" w:hAnsi="B Nazanin"/>
           <w:b/>
           <w:bCs/>
           <w:sz w:val="26"/>
@@ -4968,7 +4968,7 @@
       </w:pPr>
       <w:r>
         <w:rPr>
-          <w:rFonts w:ascii="Tahoma" w:cs="Tahoma" w:eastAsia="Tahoma" w:hAnsi="Tahoma"/>
+          <w:rFonts w:ascii="B Nazanin" w:cs="B Nazanin" w:eastAsia="B Nazanin" w:hAnsi="B Nazanin"/>
           <w:b/>
           <w:bCs/>
           <w:sz w:val="23"/>
@@ -4985,11 +4985,11 @@
       </w:pPr>
       <w:r>
         <w:rPr>
-          <w:rFonts w:ascii="Tahoma" w:cs="Tahoma" w:eastAsia="Tahoma" w:hAnsi="Tahoma"/>
+          <w:rFonts w:ascii="B Nazanin" w:cs="B Nazanin" w:eastAsia="B Nazanin" w:hAnsi="B Nazanin"/>
           <w:b/>
           <w:bCs/>
-          <w:sz w:val="24"/>
-          <w:szCs w:val="24"/>
+          <w:sz w:val="26"/>
+          <w:szCs w:val="26"/>
           <w:rtl/>
         </w:rPr>
         <w:t xml:space="preserve">با سلام و احترام؛</w:t>
@@ -5003,10 +5003,10 @@
       </w:pPr>
       <w:r>
         <w:rPr>
-          <w:rFonts w:ascii="Tahoma" w:cs="Tahoma" w:eastAsia="Tahoma" w:hAnsi="Tahoma"/>
+          <w:rFonts w:ascii="B Nazanin" w:cs="B Nazanin" w:eastAsia="B Nazanin" w:hAnsi="B Nazanin"/>
           <w:b w:val="false"/>
-          <w:sz w:val="24"/>
-          <w:szCs w:val="24"/>
+          <w:sz w:val="26"/>
+          <w:szCs w:val="26"/>
           <w:rtl/>
         </w:rPr>
         <w:t xml:space="preserve">با توجه به بازرسی انجام شده مورخ ……………… از واحد ……………… کد واحد ……………… به مالکیت/ مدیریت/ تصدی آقای/ خانم ……………… فرزند ……………… کد ملی ……………… واقع در ……………… به استحضار می رساند نامبرده نسبت به رفع نواقص بهداشتی واحد کسب خود اقدام نموده است. خواهشمند است در صورت تایید دستور فرمایید اجازه بهره برداری از واحد/ مکان/ قسمت مذکور صادر گردد.</w:t>
@@ -5020,11 +5020,11 @@
       </w:pPr>
       <w:r>
         <w:rPr>
-          <w:rFonts w:ascii="Tahoma" w:cs="Tahoma" w:eastAsia="Tahoma" w:hAnsi="Tahoma"/>
+          <w:rFonts w:ascii="B Nazanin" w:cs="B Nazanin" w:eastAsia="B Nazanin" w:hAnsi="B Nazanin"/>
           <w:b/>
           <w:bCs/>
-          <w:sz w:val="24"/>
-          <w:szCs w:val="24"/>
+          <w:sz w:val="26"/>
+          <w:szCs w:val="26"/>
           <w:rtl/>
         </w:rPr>
         <w:t xml:space="preserve">نام و نام خانوادگی بازرس بهداشت محیط</w:t>
@@ -5038,11 +5038,11 @@
       </w:pPr>
       <w:r>
         <w:rPr>
-          <w:rFonts w:ascii="Tahoma" w:cs="Tahoma" w:eastAsia="Tahoma" w:hAnsi="Tahoma"/>
+          <w:rFonts w:ascii="B Nazanin" w:cs="B Nazanin" w:eastAsia="B Nazanin" w:hAnsi="B Nazanin"/>
           <w:b/>
           <w:bCs/>
-          <w:sz w:val="24"/>
-          <w:szCs w:val="24"/>
+          <w:sz w:val="26"/>
+          <w:szCs w:val="26"/>
           <w:rtl/>
         </w:rPr>
         <w:t xml:space="preserve">امضاء</w:t>
@@ -5056,7 +5056,7 @@
       <w:hyperlink w:history="1" w:anchor="forms_index">
         <w:r>
           <w:rPr>
-            <w:rFonts w:ascii="Tahoma" w:cs="Tahoma" w:eastAsia="Tahoma" w:hAnsi="Tahoma"/>
+            <w:rFonts w:ascii="B Nazanin" w:cs="B Nazanin" w:eastAsia="B Nazanin" w:hAnsi="B Nazanin"/>
             <w:b w:val="false"/>
             <w:color w:val="7A8A8E"/>
             <w:sz w:val="17"/>
@@ -5117,10 +5117,10 @@
             </w:pPr>
             <w:r>
               <w:rPr>
-                <w:rFonts w:ascii="Tahoma" w:cs="Tahoma" w:eastAsia="Tahoma" w:hAnsi="Tahoma"/>
+                <w:rFonts w:ascii="B Nazanin" w:cs="B Nazanin" w:eastAsia="B Nazanin" w:hAnsi="B Nazanin"/>
                 <w:b w:val="false"/>
-                <w:sz w:val="24"/>
-                <w:szCs w:val="24"/>
+                <w:sz w:val="26"/>
+                <w:szCs w:val="26"/>
                 <w:rtl/>
               </w:rPr>
               <w:t xml:space="preserve"/>
@@ -5191,7 +5191,7 @@
                   </w:pPr>
                   <w:r>
                     <w:rPr>
-                      <w:rFonts w:ascii="Tahoma" w:cs="Tahoma" w:eastAsia="Tahoma" w:hAnsi="Tahoma"/>
+                      <w:rFonts w:ascii="B Nazanin" w:cs="B Nazanin" w:eastAsia="B Nazanin" w:hAnsi="B Nazanin"/>
                       <w:b/>
                       <w:bCs/>
                       <w:sz w:val="20"/>
@@ -5212,11 +5212,11 @@
             </w:pPr>
             <w:r>
               <w:rPr>
-                <w:rFonts w:ascii="Tahoma" w:cs="Tahoma" w:eastAsia="Tahoma" w:hAnsi="Tahoma"/>
+                <w:rFonts w:ascii="B Nazanin" w:cs="B Nazanin" w:eastAsia="B Nazanin" w:hAnsi="B Nazanin"/>
                 <w:b/>
                 <w:bCs/>
-                <w:sz w:val="24"/>
-                <w:szCs w:val="24"/>
+                <w:sz w:val="26"/>
+                <w:szCs w:val="26"/>
                 <w:rtl/>
               </w:rPr>
               <w:t xml:space="preserve">معاونت بهداشتی</w:t>
@@ -5230,11 +5230,11 @@
             </w:pPr>
             <w:r>
               <w:rPr>
-                <w:rFonts w:ascii="Tahoma" w:cs="Tahoma" w:eastAsia="Tahoma" w:hAnsi="Tahoma"/>
+                <w:rFonts w:ascii="B Nazanin" w:cs="B Nazanin" w:eastAsia="B Nazanin" w:hAnsi="B Nazanin"/>
                 <w:b/>
                 <w:bCs/>
-                <w:sz w:val="24"/>
-                <w:szCs w:val="24"/>
+                <w:sz w:val="26"/>
+                <w:szCs w:val="26"/>
                 <w:rtl/>
               </w:rPr>
               <w:t xml:space="preserve">مرکز بهداشت شهرستان ………………</w:t>
@@ -5248,11 +5248,11 @@
             </w:pPr>
             <w:r>
               <w:rPr>
-                <w:rFonts w:ascii="Tahoma" w:cs="Tahoma" w:eastAsia="Tahoma" w:hAnsi="Tahoma"/>
+                <w:rFonts w:ascii="B Nazanin" w:cs="B Nazanin" w:eastAsia="B Nazanin" w:hAnsi="B Nazanin"/>
                 <w:b/>
                 <w:bCs/>
-                <w:sz w:val="24"/>
-                <w:szCs w:val="24"/>
+                <w:sz w:val="26"/>
+                <w:szCs w:val="26"/>
                 <w:rtl/>
               </w:rPr>
               <w:t xml:space="preserve">مرکز بهداشتی درمانی ………………</w:t>
@@ -5283,7 +5283,7 @@
             </w:pPr>
             <w:r>
               <w:rPr>
-                <w:rFonts w:ascii="Tahoma" w:cs="Tahoma" w:eastAsia="Tahoma" w:hAnsi="Tahoma"/>
+                <w:rFonts w:ascii="B Nazanin" w:cs="B Nazanin" w:eastAsia="B Nazanin" w:hAnsi="B Nazanin"/>
                 <w:b w:val="false"/>
                 <w:sz w:val="20"/>
                 <w:szCs w:val="20"/>
@@ -5299,7 +5299,7 @@
             </w:pPr>
             <w:r>
               <w:rPr>
-                <w:rFonts w:ascii="Tahoma" w:cs="Tahoma" w:eastAsia="Tahoma" w:hAnsi="Tahoma"/>
+                <w:rFonts w:ascii="B Nazanin" w:cs="B Nazanin" w:eastAsia="B Nazanin" w:hAnsi="B Nazanin"/>
                 <w:b w:val="false"/>
                 <w:sz w:val="20"/>
                 <w:szCs w:val="20"/>
@@ -5315,7 +5315,7 @@
             </w:pPr>
             <w:r>
               <w:rPr>
-                <w:rFonts w:ascii="Tahoma" w:cs="Tahoma" w:eastAsia="Tahoma" w:hAnsi="Tahoma"/>
+                <w:rFonts w:ascii="B Nazanin" w:cs="B Nazanin" w:eastAsia="B Nazanin" w:hAnsi="B Nazanin"/>
                 <w:b w:val="false"/>
                 <w:sz w:val="20"/>
                 <w:szCs w:val="20"/>
@@ -5337,10 +5337,10 @@
       </w:pPr>
       <w:r>
         <w:rPr>
-          <w:rFonts w:ascii="Tahoma" w:cs="Tahoma" w:eastAsia="Tahoma" w:hAnsi="Tahoma"/>
+          <w:rFonts w:ascii="B Nazanin" w:cs="B Nazanin" w:eastAsia="B Nazanin" w:hAnsi="B Nazanin"/>
           <w:b w:val="false"/>
-          <w:sz w:val="24"/>
-          <w:szCs w:val="24"/>
+          <w:sz w:val="26"/>
+          <w:szCs w:val="26"/>
           <w:rtl/>
         </w:rPr>
         <w:t xml:space="preserve"/>
@@ -5355,7 +5355,7 @@
       <w:bookmarkStart w:name="form_8" w:id="9"/>
       <w:r>
         <w:rPr>
-          <w:rFonts w:ascii="Tahoma" w:cs="Tahoma" w:eastAsia="Tahoma" w:hAnsi="Tahoma"/>
+          <w:rFonts w:ascii="B Nazanin" w:cs="B Nazanin" w:eastAsia="B Nazanin" w:hAnsi="B Nazanin"/>
           <w:b/>
           <w:bCs/>
           <w:sz w:val="24"/>
@@ -5375,7 +5375,7 @@
       </w:pPr>
       <w:r>
         <w:rPr>
-          <w:rFonts w:ascii="Tahoma" w:cs="Tahoma" w:eastAsia="Tahoma" w:hAnsi="Tahoma"/>
+          <w:rFonts w:ascii="B Nazanin" w:cs="B Nazanin" w:eastAsia="B Nazanin" w:hAnsi="B Nazanin"/>
           <w:b/>
           <w:bCs/>
           <w:sz w:val="26"/>
@@ -5392,7 +5392,7 @@
       </w:pPr>
       <w:r>
         <w:rPr>
-          <w:rFonts w:ascii="Tahoma" w:cs="Tahoma" w:eastAsia="Tahoma" w:hAnsi="Tahoma"/>
+          <w:rFonts w:ascii="B Nazanin" w:cs="B Nazanin" w:eastAsia="B Nazanin" w:hAnsi="B Nazanin"/>
           <w:b/>
           <w:bCs/>
           <w:sz w:val="23"/>
@@ -5409,7 +5409,7 @@
       </w:pPr>
       <w:r>
         <w:rPr>
-          <w:rFonts w:ascii="Tahoma" w:cs="Tahoma" w:eastAsia="Tahoma" w:hAnsi="Tahoma"/>
+          <w:rFonts w:ascii="B Nazanin" w:cs="B Nazanin" w:eastAsia="B Nazanin" w:hAnsi="B Nazanin"/>
           <w:b/>
           <w:bCs/>
           <w:sz w:val="23"/>
@@ -5426,7 +5426,7 @@
       </w:pPr>
       <w:r>
         <w:rPr>
-          <w:rFonts w:ascii="Tahoma" w:cs="Tahoma" w:eastAsia="Tahoma" w:hAnsi="Tahoma"/>
+          <w:rFonts w:ascii="B Nazanin" w:cs="B Nazanin" w:eastAsia="B Nazanin" w:hAnsi="B Nazanin"/>
           <w:b/>
           <w:bCs/>
           <w:sz w:val="23"/>
@@ -5444,10 +5444,10 @@
       </w:pPr>
       <w:r>
         <w:rPr>
-          <w:rFonts w:ascii="Tahoma" w:cs="Tahoma" w:eastAsia="Tahoma" w:hAnsi="Tahoma"/>
+          <w:rFonts w:ascii="B Nazanin" w:cs="B Nazanin" w:eastAsia="B Nazanin" w:hAnsi="B Nazanin"/>
           <w:b w:val="false"/>
-          <w:sz w:val="24"/>
-          <w:szCs w:val="24"/>
+          <w:sz w:val="26"/>
+          <w:szCs w:val="26"/>
           <w:rtl/>
         </w:rPr>
         <w:t xml:space="preserve">به استناد بازرسی مورخ ……………… و نظر به اینکه در مهلت مقرر، نسبت به رفع نواقص بهداشتی اعلام شده به شماره ……………… مورخ ………………، اقدام نموده اید، بهره برداری از واحد/ مکان/ قسمت ……………… مشروط به رعایت موازین و مقررات بهداشتی آیین نامه اجرایی قانون اصلاح ماده ۱۳ قانون مواد خوردنی، آشامیدنی، آرایشی و بهداشتی فعلاً منعی ندارد.</w:t>
@@ -5461,11 +5461,11 @@
       </w:pPr>
       <w:r>
         <w:rPr>
-          <w:rFonts w:ascii="Tahoma" w:cs="Tahoma" w:eastAsia="Tahoma" w:hAnsi="Tahoma"/>
+          <w:rFonts w:ascii="B Nazanin" w:cs="B Nazanin" w:eastAsia="B Nazanin" w:hAnsi="B Nazanin"/>
           <w:b/>
           <w:bCs/>
-          <w:sz w:val="24"/>
-          <w:szCs w:val="24"/>
+          <w:sz w:val="26"/>
+          <w:szCs w:val="26"/>
           <w:rtl/>
         </w:rPr>
         <w:t xml:space="preserve">نام و نام خانوادگی رئیس مرکز بهداشت شهرستان/ بهداشتی درمانی شهری/ روستایی</w:t>
@@ -5479,11 +5479,11 @@
       </w:pPr>
       <w:r>
         <w:rPr>
-          <w:rFonts w:ascii="Tahoma" w:cs="Tahoma" w:eastAsia="Tahoma" w:hAnsi="Tahoma"/>
+          <w:rFonts w:ascii="B Nazanin" w:cs="B Nazanin" w:eastAsia="B Nazanin" w:hAnsi="B Nazanin"/>
           <w:b/>
           <w:bCs/>
-          <w:sz w:val="24"/>
-          <w:szCs w:val="24"/>
+          <w:sz w:val="26"/>
+          <w:szCs w:val="26"/>
           <w:rtl/>
         </w:rPr>
         <w:t xml:space="preserve">امضاء</w:t>
@@ -5497,7 +5497,7 @@
       <w:hyperlink w:history="1" w:anchor="forms_index">
         <w:r>
           <w:rPr>
-            <w:rFonts w:ascii="Tahoma" w:cs="Tahoma" w:eastAsia="Tahoma" w:hAnsi="Tahoma"/>
+            <w:rFonts w:ascii="B Nazanin" w:cs="B Nazanin" w:eastAsia="B Nazanin" w:hAnsi="B Nazanin"/>
             <w:b w:val="false"/>
             <w:color w:val="7A8A8E"/>
             <w:sz w:val="17"/>
@@ -5558,10 +5558,10 @@
             </w:pPr>
             <w:r>
               <w:rPr>
-                <w:rFonts w:ascii="Tahoma" w:cs="Tahoma" w:eastAsia="Tahoma" w:hAnsi="Tahoma"/>
+                <w:rFonts w:ascii="B Nazanin" w:cs="B Nazanin" w:eastAsia="B Nazanin" w:hAnsi="B Nazanin"/>
                 <w:b w:val="false"/>
-                <w:sz w:val="24"/>
-                <w:szCs w:val="24"/>
+                <w:sz w:val="26"/>
+                <w:szCs w:val="26"/>
                 <w:rtl/>
               </w:rPr>
               <w:t xml:space="preserve"/>
@@ -5632,7 +5632,7 @@
                   </w:pPr>
                   <w:r>
                     <w:rPr>
-                      <w:rFonts w:ascii="Tahoma" w:cs="Tahoma" w:eastAsia="Tahoma" w:hAnsi="Tahoma"/>
+                      <w:rFonts w:ascii="B Nazanin" w:cs="B Nazanin" w:eastAsia="B Nazanin" w:hAnsi="B Nazanin"/>
                       <w:b/>
                       <w:bCs/>
                       <w:sz w:val="20"/>
@@ -5653,11 +5653,11 @@
             </w:pPr>
             <w:r>
               <w:rPr>
-                <w:rFonts w:ascii="Tahoma" w:cs="Tahoma" w:eastAsia="Tahoma" w:hAnsi="Tahoma"/>
+                <w:rFonts w:ascii="B Nazanin" w:cs="B Nazanin" w:eastAsia="B Nazanin" w:hAnsi="B Nazanin"/>
                 <w:b/>
                 <w:bCs/>
-                <w:sz w:val="24"/>
-                <w:szCs w:val="24"/>
+                <w:sz w:val="26"/>
+                <w:szCs w:val="26"/>
                 <w:rtl/>
               </w:rPr>
               <w:t xml:space="preserve">معاونت بهداشتی</w:t>
@@ -5671,11 +5671,11 @@
             </w:pPr>
             <w:r>
               <w:rPr>
-                <w:rFonts w:ascii="Tahoma" w:cs="Tahoma" w:eastAsia="Tahoma" w:hAnsi="Tahoma"/>
+                <w:rFonts w:ascii="B Nazanin" w:cs="B Nazanin" w:eastAsia="B Nazanin" w:hAnsi="B Nazanin"/>
                 <w:b/>
                 <w:bCs/>
-                <w:sz w:val="24"/>
-                <w:szCs w:val="24"/>
+                <w:sz w:val="26"/>
+                <w:szCs w:val="26"/>
                 <w:rtl/>
               </w:rPr>
               <w:t xml:space="preserve">مرکز بهداشت شهرستان ………………</w:t>
@@ -5689,11 +5689,11 @@
             </w:pPr>
             <w:r>
               <w:rPr>
-                <w:rFonts w:ascii="Tahoma" w:cs="Tahoma" w:eastAsia="Tahoma" w:hAnsi="Tahoma"/>
+                <w:rFonts w:ascii="B Nazanin" w:cs="B Nazanin" w:eastAsia="B Nazanin" w:hAnsi="B Nazanin"/>
                 <w:b/>
                 <w:bCs/>
-                <w:sz w:val="24"/>
-                <w:szCs w:val="24"/>
+                <w:sz w:val="26"/>
+                <w:szCs w:val="26"/>
                 <w:rtl/>
               </w:rPr>
               <w:t xml:space="preserve">مرکز بهداشتی درمانی ………………</w:t>
@@ -5724,7 +5724,7 @@
             </w:pPr>
             <w:r>
               <w:rPr>
-                <w:rFonts w:ascii="Tahoma" w:cs="Tahoma" w:eastAsia="Tahoma" w:hAnsi="Tahoma"/>
+                <w:rFonts w:ascii="B Nazanin" w:cs="B Nazanin" w:eastAsia="B Nazanin" w:hAnsi="B Nazanin"/>
                 <w:b w:val="false"/>
                 <w:sz w:val="20"/>
                 <w:szCs w:val="20"/>
@@ -5740,7 +5740,7 @@
             </w:pPr>
             <w:r>
               <w:rPr>
-                <w:rFonts w:ascii="Tahoma" w:cs="Tahoma" w:eastAsia="Tahoma" w:hAnsi="Tahoma"/>
+                <w:rFonts w:ascii="B Nazanin" w:cs="B Nazanin" w:eastAsia="B Nazanin" w:hAnsi="B Nazanin"/>
                 <w:b w:val="false"/>
                 <w:sz w:val="20"/>
                 <w:szCs w:val="20"/>
@@ -5756,7 +5756,7 @@
             </w:pPr>
             <w:r>
               <w:rPr>
-                <w:rFonts w:ascii="Tahoma" w:cs="Tahoma" w:eastAsia="Tahoma" w:hAnsi="Tahoma"/>
+                <w:rFonts w:ascii="B Nazanin" w:cs="B Nazanin" w:eastAsia="B Nazanin" w:hAnsi="B Nazanin"/>
                 <w:b w:val="false"/>
                 <w:sz w:val="20"/>
                 <w:szCs w:val="20"/>
@@ -5778,10 +5778,10 @@
       </w:pPr>
       <w:r>
         <w:rPr>
-          <w:rFonts w:ascii="Tahoma" w:cs="Tahoma" w:eastAsia="Tahoma" w:hAnsi="Tahoma"/>
+          <w:rFonts w:ascii="B Nazanin" w:cs="B Nazanin" w:eastAsia="B Nazanin" w:hAnsi="B Nazanin"/>
           <w:b w:val="false"/>
-          <w:sz w:val="24"/>
-          <w:szCs w:val="24"/>
+          <w:sz w:val="26"/>
+          <w:szCs w:val="26"/>
           <w:rtl/>
         </w:rPr>
         <w:t xml:space="preserve"/>
@@ -5796,7 +5796,7 @@
       <w:bookmarkStart w:name="form_9" w:id="10"/>
       <w:r>
         <w:rPr>
-          <w:rFonts w:ascii="Tahoma" w:cs="Tahoma" w:eastAsia="Tahoma" w:hAnsi="Tahoma"/>
+          <w:rFonts w:ascii="B Nazanin" w:cs="B Nazanin" w:eastAsia="B Nazanin" w:hAnsi="B Nazanin"/>
           <w:b/>
           <w:bCs/>
           <w:sz w:val="24"/>
@@ -5816,7 +5816,7 @@
       </w:pPr>
       <w:r>
         <w:rPr>
-          <w:rFonts w:ascii="Tahoma" w:cs="Tahoma" w:eastAsia="Tahoma" w:hAnsi="Tahoma"/>
+          <w:rFonts w:ascii="B Nazanin" w:cs="B Nazanin" w:eastAsia="B Nazanin" w:hAnsi="B Nazanin"/>
           <w:b/>
           <w:bCs/>
           <w:sz w:val="26"/>
@@ -5834,10 +5834,10 @@
       </w:pPr>
       <w:r>
         <w:rPr>
-          <w:rFonts w:ascii="Tahoma" w:cs="Tahoma" w:eastAsia="Tahoma" w:hAnsi="Tahoma"/>
+          <w:rFonts w:ascii="B Nazanin" w:cs="B Nazanin" w:eastAsia="B Nazanin" w:hAnsi="B Nazanin"/>
           <w:b w:val="false"/>
-          <w:sz w:val="24"/>
-          <w:szCs w:val="24"/>
+          <w:sz w:val="26"/>
+          <w:szCs w:val="26"/>
           <w:rtl/>
         </w:rPr>
         <w:t xml:space="preserve">بر اساس اخطار تعطیل شماره ……………… مورخ ……………… واحد ……………… کد واحد ……………… به مالکیت/ مدیریت/ تصدی آقای/ خانم ……………… فرزند ……………… کد ملی ……………… واقع در ……………… نظر به عدم رفع نواقص بهداشتی ابلاغ شده در مهلت مقرر، بر اساس قانون اصلاح ماده ۱۳ قانون مواد خوردنی، آشامیدنی، آرایشی و بهداشتی، واحد/ مکان/ قسمت مذکور از تاریخ ……………… به مدت ……………… روز تعطیل/ با نصب پلاکارد/ اطلاعیه انجام گردید و عواقب ناشی از فک غیر قانونی پلمب و بهره برداری غیرمجاز به مالک، مدیر، متصدی یا نماینده وی تفهیم گردید.</w:t>
@@ -5850,10 +5850,10 @@
       </w:pPr>
       <w:r>
         <w:rPr>
-          <w:rFonts w:ascii="Tahoma" w:cs="Tahoma" w:eastAsia="Tahoma" w:hAnsi="Tahoma"/>
+          <w:rFonts w:ascii="B Nazanin" w:cs="B Nazanin" w:eastAsia="B Nazanin" w:hAnsi="B Nazanin"/>
           <w:b w:val="false"/>
-          <w:sz w:val="24"/>
-          <w:szCs w:val="24"/>
+          <w:sz w:val="26"/>
+          <w:szCs w:val="26"/>
           <w:rtl/>
         </w:rPr>
         <w:t xml:space="preserve"/>
@@ -5906,7 +5906,7 @@
             </w:pPr>
             <w:r>
               <w:rPr>
-                <w:rFonts w:ascii="Tahoma" w:cs="Tahoma" w:eastAsia="Tahoma" w:hAnsi="Tahoma"/>
+                <w:rFonts w:ascii="B Nazanin" w:cs="B Nazanin" w:eastAsia="B Nazanin" w:hAnsi="B Nazanin"/>
                 <w:b/>
                 <w:bCs/>
                 <w:sz w:val="20"/>
@@ -5924,7 +5924,7 @@
             </w:pPr>
             <w:r>
               <w:rPr>
-                <w:rFonts w:ascii="Tahoma" w:cs="Tahoma" w:eastAsia="Tahoma" w:hAnsi="Tahoma"/>
+                <w:rFonts w:ascii="B Nazanin" w:cs="B Nazanin" w:eastAsia="B Nazanin" w:hAnsi="B Nazanin"/>
                 <w:b w:val="false"/>
                 <w:sz w:val="20"/>
                 <w:szCs w:val="20"/>
@@ -5958,7 +5958,7 @@
             </w:pPr>
             <w:r>
               <w:rPr>
-                <w:rFonts w:ascii="Tahoma" w:cs="Tahoma" w:eastAsia="Tahoma" w:hAnsi="Tahoma"/>
+                <w:rFonts w:ascii="B Nazanin" w:cs="B Nazanin" w:eastAsia="B Nazanin" w:hAnsi="B Nazanin"/>
                 <w:b/>
                 <w:bCs/>
                 <w:sz w:val="20"/>
@@ -5976,7 +5976,7 @@
             </w:pPr>
             <w:r>
               <w:rPr>
-                <w:rFonts w:ascii="Tahoma" w:cs="Tahoma" w:eastAsia="Tahoma" w:hAnsi="Tahoma"/>
+                <w:rFonts w:ascii="B Nazanin" w:cs="B Nazanin" w:eastAsia="B Nazanin" w:hAnsi="B Nazanin"/>
                 <w:b w:val="false"/>
                 <w:sz w:val="20"/>
                 <w:szCs w:val="20"/>
@@ -6015,7 +6015,7 @@
             </w:pPr>
             <w:r>
               <w:rPr>
-                <w:rFonts w:ascii="Tahoma" w:cs="Tahoma" w:eastAsia="Tahoma" w:hAnsi="Tahoma"/>
+                <w:rFonts w:ascii="B Nazanin" w:cs="B Nazanin" w:eastAsia="B Nazanin" w:hAnsi="B Nazanin"/>
                 <w:b/>
                 <w:bCs/>
                 <w:sz w:val="20"/>
@@ -6033,7 +6033,7 @@
             </w:pPr>
             <w:r>
               <w:rPr>
-                <w:rFonts w:ascii="Tahoma" w:cs="Tahoma" w:eastAsia="Tahoma" w:hAnsi="Tahoma"/>
+                <w:rFonts w:ascii="B Nazanin" w:cs="B Nazanin" w:eastAsia="B Nazanin" w:hAnsi="B Nazanin"/>
                 <w:b w:val="false"/>
                 <w:sz w:val="20"/>
                 <w:szCs w:val="20"/>
@@ -6067,7 +6067,7 @@
             </w:pPr>
             <w:r>
               <w:rPr>
-                <w:rFonts w:ascii="Tahoma" w:cs="Tahoma" w:eastAsia="Tahoma" w:hAnsi="Tahoma"/>
+                <w:rFonts w:ascii="B Nazanin" w:cs="B Nazanin" w:eastAsia="B Nazanin" w:hAnsi="B Nazanin"/>
                 <w:b/>
                 <w:bCs/>
                 <w:sz w:val="20"/>
@@ -6085,7 +6085,7 @@
             </w:pPr>
             <w:r>
               <w:rPr>
-                <w:rFonts w:ascii="Tahoma" w:cs="Tahoma" w:eastAsia="Tahoma" w:hAnsi="Tahoma"/>
+                <w:rFonts w:ascii="B Nazanin" w:cs="B Nazanin" w:eastAsia="B Nazanin" w:hAnsi="B Nazanin"/>
                 <w:b w:val="false"/>
                 <w:sz w:val="20"/>
                 <w:szCs w:val="20"/>
@@ -6124,7 +6124,7 @@
             </w:pPr>
             <w:r>
               <w:rPr>
-                <w:rFonts w:ascii="Tahoma" w:cs="Tahoma" w:eastAsia="Tahoma" w:hAnsi="Tahoma"/>
+                <w:rFonts w:ascii="B Nazanin" w:cs="B Nazanin" w:eastAsia="B Nazanin" w:hAnsi="B Nazanin"/>
                 <w:b/>
                 <w:bCs/>
                 <w:sz w:val="20"/>
@@ -6142,7 +6142,7 @@
             </w:pPr>
             <w:r>
               <w:rPr>
-                <w:rFonts w:ascii="Tahoma" w:cs="Tahoma" w:eastAsia="Tahoma" w:hAnsi="Tahoma"/>
+                <w:rFonts w:ascii="B Nazanin" w:cs="B Nazanin" w:eastAsia="B Nazanin" w:hAnsi="B Nazanin"/>
                 <w:b w:val="false"/>
                 <w:sz w:val="20"/>
                 <w:szCs w:val="20"/>
@@ -6176,10 +6176,10 @@
             </w:pPr>
             <w:r>
               <w:rPr>
-                <w:rFonts w:ascii="Tahoma" w:cs="Tahoma" w:eastAsia="Tahoma" w:hAnsi="Tahoma"/>
+                <w:rFonts w:ascii="B Nazanin" w:cs="B Nazanin" w:eastAsia="B Nazanin" w:hAnsi="B Nazanin"/>
                 <w:b w:val="false"/>
-                <w:sz w:val="24"/>
-                <w:szCs w:val="24"/>
+                <w:sz w:val="26"/>
+                <w:szCs w:val="26"/>
                 <w:rtl/>
               </w:rPr>
               <w:t xml:space="preserve"/>
@@ -6196,7 +6196,7 @@
       <w:hyperlink w:history="1" w:anchor="forms_index">
         <w:r>
           <w:rPr>
-            <w:rFonts w:ascii="Tahoma" w:cs="Tahoma" w:eastAsia="Tahoma" w:hAnsi="Tahoma"/>
+            <w:rFonts w:ascii="B Nazanin" w:cs="B Nazanin" w:eastAsia="B Nazanin" w:hAnsi="B Nazanin"/>
             <w:b w:val="false"/>
             <w:color w:val="7A8A8E"/>
             <w:sz w:val="17"/>
@@ -6257,10 +6257,10 @@
             </w:pPr>
             <w:r>
               <w:rPr>
-                <w:rFonts w:ascii="Tahoma" w:cs="Tahoma" w:eastAsia="Tahoma" w:hAnsi="Tahoma"/>
+                <w:rFonts w:ascii="B Nazanin" w:cs="B Nazanin" w:eastAsia="B Nazanin" w:hAnsi="B Nazanin"/>
                 <w:b w:val="false"/>
-                <w:sz w:val="24"/>
-                <w:szCs w:val="24"/>
+                <w:sz w:val="26"/>
+                <w:szCs w:val="26"/>
                 <w:rtl/>
               </w:rPr>
               <w:t xml:space="preserve"/>
@@ -6331,7 +6331,7 @@
                   </w:pPr>
                   <w:r>
                     <w:rPr>
-                      <w:rFonts w:ascii="Tahoma" w:cs="Tahoma" w:eastAsia="Tahoma" w:hAnsi="Tahoma"/>
+                      <w:rFonts w:ascii="B Nazanin" w:cs="B Nazanin" w:eastAsia="B Nazanin" w:hAnsi="B Nazanin"/>
                       <w:b/>
                       <w:bCs/>
                       <w:sz w:val="20"/>
@@ -6352,11 +6352,11 @@
             </w:pPr>
             <w:r>
               <w:rPr>
-                <w:rFonts w:ascii="Tahoma" w:cs="Tahoma" w:eastAsia="Tahoma" w:hAnsi="Tahoma"/>
+                <w:rFonts w:ascii="B Nazanin" w:cs="B Nazanin" w:eastAsia="B Nazanin" w:hAnsi="B Nazanin"/>
                 <w:b/>
                 <w:bCs/>
-                <w:sz w:val="24"/>
-                <w:szCs w:val="24"/>
+                <w:sz w:val="26"/>
+                <w:szCs w:val="26"/>
                 <w:rtl/>
               </w:rPr>
               <w:t xml:space="preserve">معاونت بهداشتی</w:t>
@@ -6370,11 +6370,11 @@
             </w:pPr>
             <w:r>
               <w:rPr>
-                <w:rFonts w:ascii="Tahoma" w:cs="Tahoma" w:eastAsia="Tahoma" w:hAnsi="Tahoma"/>
+                <w:rFonts w:ascii="B Nazanin" w:cs="B Nazanin" w:eastAsia="B Nazanin" w:hAnsi="B Nazanin"/>
                 <w:b/>
                 <w:bCs/>
-                <w:sz w:val="24"/>
-                <w:szCs w:val="24"/>
+                <w:sz w:val="26"/>
+                <w:szCs w:val="26"/>
                 <w:rtl/>
               </w:rPr>
               <w:t xml:space="preserve">مرکز بهداشت شهرستان ………………</w:t>
@@ -6388,11 +6388,11 @@
             </w:pPr>
             <w:r>
               <w:rPr>
-                <w:rFonts w:ascii="Tahoma" w:cs="Tahoma" w:eastAsia="Tahoma" w:hAnsi="Tahoma"/>
+                <w:rFonts w:ascii="B Nazanin" w:cs="B Nazanin" w:eastAsia="B Nazanin" w:hAnsi="B Nazanin"/>
                 <w:b/>
                 <w:bCs/>
-                <w:sz w:val="24"/>
-                <w:szCs w:val="24"/>
+                <w:sz w:val="26"/>
+                <w:szCs w:val="26"/>
                 <w:rtl/>
               </w:rPr>
               <w:t xml:space="preserve">مرکز بهداشتی درمانی ………………</w:t>
@@ -6423,7 +6423,7 @@
             </w:pPr>
             <w:r>
               <w:rPr>
-                <w:rFonts w:ascii="Tahoma" w:cs="Tahoma" w:eastAsia="Tahoma" w:hAnsi="Tahoma"/>
+                <w:rFonts w:ascii="B Nazanin" w:cs="B Nazanin" w:eastAsia="B Nazanin" w:hAnsi="B Nazanin"/>
                 <w:b w:val="false"/>
                 <w:sz w:val="20"/>
                 <w:szCs w:val="20"/>
@@ -6439,7 +6439,7 @@
             </w:pPr>
             <w:r>
               <w:rPr>
-                <w:rFonts w:ascii="Tahoma" w:cs="Tahoma" w:eastAsia="Tahoma" w:hAnsi="Tahoma"/>
+                <w:rFonts w:ascii="B Nazanin" w:cs="B Nazanin" w:eastAsia="B Nazanin" w:hAnsi="B Nazanin"/>
                 <w:b w:val="false"/>
                 <w:sz w:val="20"/>
                 <w:szCs w:val="20"/>
@@ -6455,7 +6455,7 @@
             </w:pPr>
             <w:r>
               <w:rPr>
-                <w:rFonts w:ascii="Tahoma" w:cs="Tahoma" w:eastAsia="Tahoma" w:hAnsi="Tahoma"/>
+                <w:rFonts w:ascii="B Nazanin" w:cs="B Nazanin" w:eastAsia="B Nazanin" w:hAnsi="B Nazanin"/>
                 <w:b w:val="false"/>
                 <w:sz w:val="20"/>
                 <w:szCs w:val="20"/>
@@ -6477,10 +6477,10 @@
       </w:pPr>
       <w:r>
         <w:rPr>
-          <w:rFonts w:ascii="Tahoma" w:cs="Tahoma" w:eastAsia="Tahoma" w:hAnsi="Tahoma"/>
+          <w:rFonts w:ascii="B Nazanin" w:cs="B Nazanin" w:eastAsia="B Nazanin" w:hAnsi="B Nazanin"/>
           <w:b w:val="false"/>
-          <w:sz w:val="24"/>
-          <w:szCs w:val="24"/>
+          <w:sz w:val="26"/>
+          <w:szCs w:val="26"/>
           <w:rtl/>
         </w:rPr>
         <w:t xml:space="preserve"/>
@@ -6495,7 +6495,7 @@
       <w:bookmarkStart w:name="form_10" w:id="11"/>
       <w:r>
         <w:rPr>
-          <w:rFonts w:ascii="Tahoma" w:cs="Tahoma" w:eastAsia="Tahoma" w:hAnsi="Tahoma"/>
+          <w:rFonts w:ascii="B Nazanin" w:cs="B Nazanin" w:eastAsia="B Nazanin" w:hAnsi="B Nazanin"/>
           <w:b/>
           <w:bCs/>
           <w:sz w:val="24"/>
@@ -6515,7 +6515,7 @@
       </w:pPr>
       <w:r>
         <w:rPr>
-          <w:rFonts w:ascii="Tahoma" w:cs="Tahoma" w:eastAsia="Tahoma" w:hAnsi="Tahoma"/>
+          <w:rFonts w:ascii="B Nazanin" w:cs="B Nazanin" w:eastAsia="B Nazanin" w:hAnsi="B Nazanin"/>
           <w:b/>
           <w:bCs/>
           <w:sz w:val="26"/>
@@ -6532,7 +6532,7 @@
       </w:pPr>
       <w:r>
         <w:rPr>
-          <w:rFonts w:ascii="Tahoma" w:cs="Tahoma" w:eastAsia="Tahoma" w:hAnsi="Tahoma"/>
+          <w:rFonts w:ascii="B Nazanin" w:cs="B Nazanin" w:eastAsia="B Nazanin" w:hAnsi="B Nazanin"/>
           <w:b/>
           <w:bCs/>
           <w:sz w:val="23"/>
@@ -6549,11 +6549,11 @@
       </w:pPr>
       <w:r>
         <w:rPr>
-          <w:rFonts w:ascii="Tahoma" w:cs="Tahoma" w:eastAsia="Tahoma" w:hAnsi="Tahoma"/>
+          <w:rFonts w:ascii="B Nazanin" w:cs="B Nazanin" w:eastAsia="B Nazanin" w:hAnsi="B Nazanin"/>
           <w:b/>
           <w:bCs/>
-          <w:sz w:val="24"/>
-          <w:szCs w:val="24"/>
+          <w:sz w:val="26"/>
+          <w:szCs w:val="26"/>
           <w:rtl/>
         </w:rPr>
         <w:t xml:space="preserve">با سلام و احترام؛</w:t>
@@ -6567,10 +6567,10 @@
       </w:pPr>
       <w:r>
         <w:rPr>
-          <w:rFonts w:ascii="Tahoma" w:cs="Tahoma" w:eastAsia="Tahoma" w:hAnsi="Tahoma"/>
+          <w:rFonts w:ascii="B Nazanin" w:cs="B Nazanin" w:eastAsia="B Nazanin" w:hAnsi="B Nazanin"/>
           <w:b w:val="false"/>
-          <w:sz w:val="24"/>
-          <w:szCs w:val="24"/>
+          <w:sz w:val="26"/>
+          <w:szCs w:val="26"/>
           <w:rtl/>
         </w:rPr>
         <w:t xml:space="preserve">با توجه به بازرسی انجام شده مورخ ……………… از واحد ……………… کد واحد ……………… به مالکیت/ مدیریت/ تصدی آقای/ خانم ……………… فرزند ……………… کد ملی ……………… واقع در ………………، به استحضار می رساند علی رغم مهلت در نظر گرفته شده طبق قانون اصلاح ماده ۱۳ قانون مواد خوردنی، آشامیدنی، آرایشی و بهداشتی، نسبت به رفع نواقص بهداشتی واحد مذکور به شرح ذیل اقدام ننموده است. خواهشمند است دستور فرمایید نامبرده مطابق مقررات با درخواست اشد مجازات تحت پیگرد قانونی قرار گیرد.</w:t>
@@ -6584,10 +6584,10 @@
       </w:pPr>
       <w:r>
         <w:rPr>
-          <w:rFonts w:ascii="Tahoma" w:cs="Tahoma" w:eastAsia="Tahoma" w:hAnsi="Tahoma"/>
+          <w:rFonts w:ascii="B Nazanin" w:cs="B Nazanin" w:eastAsia="B Nazanin" w:hAnsi="B Nazanin"/>
           <w:b w:val="false"/>
-          <w:sz w:val="24"/>
-          <w:szCs w:val="24"/>
+          <w:sz w:val="26"/>
+          <w:szCs w:val="26"/>
           <w:rtl/>
         </w:rPr>
         <w:t xml:space="preserve">-</w:t>
@@ -6601,10 +6601,10 @@
       </w:pPr>
       <w:r>
         <w:rPr>
-          <w:rFonts w:ascii="Tahoma" w:cs="Tahoma" w:eastAsia="Tahoma" w:hAnsi="Tahoma"/>
+          <w:rFonts w:ascii="B Nazanin" w:cs="B Nazanin" w:eastAsia="B Nazanin" w:hAnsi="B Nazanin"/>
           <w:b w:val="false"/>
-          <w:sz w:val="24"/>
-          <w:szCs w:val="24"/>
+          <w:sz w:val="26"/>
+          <w:szCs w:val="26"/>
           <w:rtl/>
         </w:rPr>
         <w:t xml:space="preserve">-</w:t>
@@ -6618,10 +6618,10 @@
       </w:pPr>
       <w:r>
         <w:rPr>
-          <w:rFonts w:ascii="Tahoma" w:cs="Tahoma" w:eastAsia="Tahoma" w:hAnsi="Tahoma"/>
+          <w:rFonts w:ascii="B Nazanin" w:cs="B Nazanin" w:eastAsia="B Nazanin" w:hAnsi="B Nazanin"/>
           <w:b w:val="false"/>
-          <w:sz w:val="24"/>
-          <w:szCs w:val="24"/>
+          <w:sz w:val="26"/>
+          <w:szCs w:val="26"/>
           <w:rtl/>
         </w:rPr>
         <w:t xml:space="preserve">-</w:t>
@@ -6635,10 +6635,10 @@
       </w:pPr>
       <w:r>
         <w:rPr>
-          <w:rFonts w:ascii="Tahoma" w:cs="Tahoma" w:eastAsia="Tahoma" w:hAnsi="Tahoma"/>
+          <w:rFonts w:ascii="B Nazanin" w:cs="B Nazanin" w:eastAsia="B Nazanin" w:hAnsi="B Nazanin"/>
           <w:b w:val="false"/>
-          <w:sz w:val="24"/>
-          <w:szCs w:val="24"/>
+          <w:sz w:val="26"/>
+          <w:szCs w:val="26"/>
           <w:rtl/>
         </w:rPr>
         <w:t xml:space="preserve">-</w:t>
@@ -6652,11 +6652,11 @@
       </w:pPr>
       <w:r>
         <w:rPr>
-          <w:rFonts w:ascii="Tahoma" w:cs="Tahoma" w:eastAsia="Tahoma" w:hAnsi="Tahoma"/>
+          <w:rFonts w:ascii="B Nazanin" w:cs="B Nazanin" w:eastAsia="B Nazanin" w:hAnsi="B Nazanin"/>
           <w:b/>
           <w:bCs/>
-          <w:sz w:val="24"/>
-          <w:szCs w:val="24"/>
+          <w:sz w:val="26"/>
+          <w:szCs w:val="26"/>
           <w:rtl/>
         </w:rPr>
         <w:t xml:space="preserve">رئیس مرکز بهداشت شهرستان/ بهداشتی درمانی شهری/ روستایی</w:t>
@@ -6670,11 +6670,11 @@
       </w:pPr>
       <w:r>
         <w:rPr>
-          <w:rFonts w:ascii="Tahoma" w:cs="Tahoma" w:eastAsia="Tahoma" w:hAnsi="Tahoma"/>
+          <w:rFonts w:ascii="B Nazanin" w:cs="B Nazanin" w:eastAsia="B Nazanin" w:hAnsi="B Nazanin"/>
           <w:b/>
           <w:bCs/>
-          <w:sz w:val="24"/>
-          <w:szCs w:val="24"/>
+          <w:sz w:val="26"/>
+          <w:szCs w:val="26"/>
           <w:rtl/>
         </w:rPr>
         <w:t xml:space="preserve">امضاء</w:t>
@@ -6688,7 +6688,7 @@
       <w:hyperlink w:history="1" w:anchor="forms_index">
         <w:r>
           <w:rPr>
-            <w:rFonts w:ascii="Tahoma" w:cs="Tahoma" w:eastAsia="Tahoma" w:hAnsi="Tahoma"/>
+            <w:rFonts w:ascii="B Nazanin" w:cs="B Nazanin" w:eastAsia="B Nazanin" w:hAnsi="B Nazanin"/>
             <w:b w:val="false"/>
             <w:color w:val="7A8A8E"/>
             <w:sz w:val="17"/>
@@ -6749,10 +6749,10 @@
             </w:pPr>
             <w:r>
               <w:rPr>
-                <w:rFonts w:ascii="Tahoma" w:cs="Tahoma" w:eastAsia="Tahoma" w:hAnsi="Tahoma"/>
+                <w:rFonts w:ascii="B Nazanin" w:cs="B Nazanin" w:eastAsia="B Nazanin" w:hAnsi="B Nazanin"/>
                 <w:b w:val="false"/>
-                <w:sz w:val="24"/>
-                <w:szCs w:val="24"/>
+                <w:sz w:val="26"/>
+                <w:szCs w:val="26"/>
                 <w:rtl/>
               </w:rPr>
               <w:t xml:space="preserve"/>
@@ -6823,7 +6823,7 @@
                   </w:pPr>
                   <w:r>
                     <w:rPr>
-                      <w:rFonts w:ascii="Tahoma" w:cs="Tahoma" w:eastAsia="Tahoma" w:hAnsi="Tahoma"/>
+                      <w:rFonts w:ascii="B Nazanin" w:cs="B Nazanin" w:eastAsia="B Nazanin" w:hAnsi="B Nazanin"/>
                       <w:b/>
                       <w:bCs/>
                       <w:sz w:val="20"/>
@@ -6844,11 +6844,11 @@
             </w:pPr>
             <w:r>
               <w:rPr>
-                <w:rFonts w:ascii="Tahoma" w:cs="Tahoma" w:eastAsia="Tahoma" w:hAnsi="Tahoma"/>
+                <w:rFonts w:ascii="B Nazanin" w:cs="B Nazanin" w:eastAsia="B Nazanin" w:hAnsi="B Nazanin"/>
                 <w:b/>
                 <w:bCs/>
-                <w:sz w:val="24"/>
-                <w:szCs w:val="24"/>
+                <w:sz w:val="26"/>
+                <w:szCs w:val="26"/>
                 <w:rtl/>
               </w:rPr>
               <w:t xml:space="preserve">معاونت بهداشتی</w:t>
@@ -6862,11 +6862,11 @@
             </w:pPr>
             <w:r>
               <w:rPr>
-                <w:rFonts w:ascii="Tahoma" w:cs="Tahoma" w:eastAsia="Tahoma" w:hAnsi="Tahoma"/>
+                <w:rFonts w:ascii="B Nazanin" w:cs="B Nazanin" w:eastAsia="B Nazanin" w:hAnsi="B Nazanin"/>
                 <w:b/>
                 <w:bCs/>
-                <w:sz w:val="24"/>
-                <w:szCs w:val="24"/>
+                <w:sz w:val="26"/>
+                <w:szCs w:val="26"/>
                 <w:rtl/>
               </w:rPr>
               <w:t xml:space="preserve">مرکز بهداشت شهرستان ………………</w:t>
@@ -6880,11 +6880,11 @@
             </w:pPr>
             <w:r>
               <w:rPr>
-                <w:rFonts w:ascii="Tahoma" w:cs="Tahoma" w:eastAsia="Tahoma" w:hAnsi="Tahoma"/>
+                <w:rFonts w:ascii="B Nazanin" w:cs="B Nazanin" w:eastAsia="B Nazanin" w:hAnsi="B Nazanin"/>
                 <w:b/>
                 <w:bCs/>
-                <w:sz w:val="24"/>
-                <w:szCs w:val="24"/>
+                <w:sz w:val="26"/>
+                <w:szCs w:val="26"/>
                 <w:rtl/>
               </w:rPr>
               <w:t xml:space="preserve">مرکز بهداشتی درمانی ………………</w:t>
@@ -6915,7 +6915,7 @@
             </w:pPr>
             <w:r>
               <w:rPr>
-                <w:rFonts w:ascii="Tahoma" w:cs="Tahoma" w:eastAsia="Tahoma" w:hAnsi="Tahoma"/>
+                <w:rFonts w:ascii="B Nazanin" w:cs="B Nazanin" w:eastAsia="B Nazanin" w:hAnsi="B Nazanin"/>
                 <w:b w:val="false"/>
                 <w:sz w:val="20"/>
                 <w:szCs w:val="20"/>
@@ -6931,7 +6931,7 @@
             </w:pPr>
             <w:r>
               <w:rPr>
-                <w:rFonts w:ascii="Tahoma" w:cs="Tahoma" w:eastAsia="Tahoma" w:hAnsi="Tahoma"/>
+                <w:rFonts w:ascii="B Nazanin" w:cs="B Nazanin" w:eastAsia="B Nazanin" w:hAnsi="B Nazanin"/>
                 <w:b w:val="false"/>
                 <w:sz w:val="20"/>
                 <w:szCs w:val="20"/>
@@ -6947,7 +6947,7 @@
             </w:pPr>
             <w:r>
               <w:rPr>
-                <w:rFonts w:ascii="Tahoma" w:cs="Tahoma" w:eastAsia="Tahoma" w:hAnsi="Tahoma"/>
+                <w:rFonts w:ascii="B Nazanin" w:cs="B Nazanin" w:eastAsia="B Nazanin" w:hAnsi="B Nazanin"/>
                 <w:b w:val="false"/>
                 <w:sz w:val="20"/>
                 <w:szCs w:val="20"/>
@@ -6969,10 +6969,10 @@
       </w:pPr>
       <w:r>
         <w:rPr>
-          <w:rFonts w:ascii="Tahoma" w:cs="Tahoma" w:eastAsia="Tahoma" w:hAnsi="Tahoma"/>
+          <w:rFonts w:ascii="B Nazanin" w:cs="B Nazanin" w:eastAsia="B Nazanin" w:hAnsi="B Nazanin"/>
           <w:b w:val="false"/>
-          <w:sz w:val="24"/>
-          <w:szCs w:val="24"/>
+          <w:sz w:val="26"/>
+          <w:szCs w:val="26"/>
           <w:rtl/>
         </w:rPr>
         <w:t xml:space="preserve"/>
@@ -6987,7 +6987,7 @@
       <w:bookmarkStart w:name="form_11" w:id="12"/>
       <w:r>
         <w:rPr>
-          <w:rFonts w:ascii="Tahoma" w:cs="Tahoma" w:eastAsia="Tahoma" w:hAnsi="Tahoma"/>
+          <w:rFonts w:ascii="B Nazanin" w:cs="B Nazanin" w:eastAsia="B Nazanin" w:hAnsi="B Nazanin"/>
           <w:b/>
           <w:bCs/>
           <w:sz w:val="24"/>
@@ -7007,7 +7007,7 @@
       </w:pPr>
       <w:r>
         <w:rPr>
-          <w:rFonts w:ascii="Tahoma" w:cs="Tahoma" w:eastAsia="Tahoma" w:hAnsi="Tahoma"/>
+          <w:rFonts w:ascii="B Nazanin" w:cs="B Nazanin" w:eastAsia="B Nazanin" w:hAnsi="B Nazanin"/>
           <w:b/>
           <w:bCs/>
           <w:sz w:val="26"/>
@@ -7024,7 +7024,7 @@
       </w:pPr>
       <w:r>
         <w:rPr>
-          <w:rFonts w:ascii="Tahoma" w:cs="Tahoma" w:eastAsia="Tahoma" w:hAnsi="Tahoma"/>
+          <w:rFonts w:ascii="B Nazanin" w:cs="B Nazanin" w:eastAsia="B Nazanin" w:hAnsi="B Nazanin"/>
           <w:b/>
           <w:bCs/>
           <w:sz w:val="23"/>
@@ -7041,11 +7041,11 @@
       </w:pPr>
       <w:r>
         <w:rPr>
-          <w:rFonts w:ascii="Tahoma" w:cs="Tahoma" w:eastAsia="Tahoma" w:hAnsi="Tahoma"/>
+          <w:rFonts w:ascii="B Nazanin" w:cs="B Nazanin" w:eastAsia="B Nazanin" w:hAnsi="B Nazanin"/>
           <w:b/>
           <w:bCs/>
-          <w:sz w:val="24"/>
-          <w:szCs w:val="24"/>
+          <w:sz w:val="26"/>
+          <w:szCs w:val="26"/>
           <w:rtl/>
         </w:rPr>
         <w:t xml:space="preserve">با سلام و احترام؛</w:t>
@@ -7059,10 +7059,10 @@
       </w:pPr>
       <w:r>
         <w:rPr>
-          <w:rFonts w:ascii="Tahoma" w:cs="Tahoma" w:eastAsia="Tahoma" w:hAnsi="Tahoma"/>
+          <w:rFonts w:ascii="B Nazanin" w:cs="B Nazanin" w:eastAsia="B Nazanin" w:hAnsi="B Nazanin"/>
           <w:b w:val="false"/>
-          <w:sz w:val="24"/>
-          <w:szCs w:val="24"/>
+          <w:sz w:val="26"/>
+          <w:szCs w:val="26"/>
           <w:rtl/>
         </w:rPr>
         <w:t xml:space="preserve">با توجه به بازرسی انجام شده مورخ ……………… از واحد ……………… کد واحد ……………… به مالکیت/ مدیریت/ تصدی آقای/ خانم ……………… فرزند ……………… کد ملی ……………… واقع در ………………، به استحضار می رساند علی رغم مهلت در نظر گرفته شده طبق قانون اصلاح ماده ۱۳ قانون مواد خوردنی، آشامیدنی، آرایشی و بهداشتی، نامبرده نسبت به رفع نواقص بهداشتی واحد مذکور، به شرح ذیل اقدام ننموده است. خواهشمند است دستور فرمایید نامبرده مطابق مقررات تحت پیگرد قانونی قرار گیرد.</w:t>
@@ -7076,10 +7076,10 @@
       </w:pPr>
       <w:r>
         <w:rPr>
-          <w:rFonts w:ascii="Tahoma" w:cs="Tahoma" w:eastAsia="Tahoma" w:hAnsi="Tahoma"/>
+          <w:rFonts w:ascii="B Nazanin" w:cs="B Nazanin" w:eastAsia="B Nazanin" w:hAnsi="B Nazanin"/>
           <w:b w:val="false"/>
-          <w:sz w:val="24"/>
-          <w:szCs w:val="24"/>
+          <w:sz w:val="26"/>
+          <w:szCs w:val="26"/>
           <w:rtl/>
         </w:rPr>
         <w:t xml:space="preserve">-</w:t>
@@ -7093,10 +7093,10 @@
       </w:pPr>
       <w:r>
         <w:rPr>
-          <w:rFonts w:ascii="Tahoma" w:cs="Tahoma" w:eastAsia="Tahoma" w:hAnsi="Tahoma"/>
+          <w:rFonts w:ascii="B Nazanin" w:cs="B Nazanin" w:eastAsia="B Nazanin" w:hAnsi="B Nazanin"/>
           <w:b w:val="false"/>
-          <w:sz w:val="24"/>
-          <w:szCs w:val="24"/>
+          <w:sz w:val="26"/>
+          <w:szCs w:val="26"/>
           <w:rtl/>
         </w:rPr>
         <w:t xml:space="preserve">-</w:t>
@@ -7110,10 +7110,10 @@
       </w:pPr>
       <w:r>
         <w:rPr>
-          <w:rFonts w:ascii="Tahoma" w:cs="Tahoma" w:eastAsia="Tahoma" w:hAnsi="Tahoma"/>
+          <w:rFonts w:ascii="B Nazanin" w:cs="B Nazanin" w:eastAsia="B Nazanin" w:hAnsi="B Nazanin"/>
           <w:b w:val="false"/>
-          <w:sz w:val="24"/>
-          <w:szCs w:val="24"/>
+          <w:sz w:val="26"/>
+          <w:szCs w:val="26"/>
           <w:rtl/>
         </w:rPr>
         <w:t xml:space="preserve">-</w:t>
@@ -7127,10 +7127,10 @@
       </w:pPr>
       <w:r>
         <w:rPr>
-          <w:rFonts w:ascii="Tahoma" w:cs="Tahoma" w:eastAsia="Tahoma" w:hAnsi="Tahoma"/>
+          <w:rFonts w:ascii="B Nazanin" w:cs="B Nazanin" w:eastAsia="B Nazanin" w:hAnsi="B Nazanin"/>
           <w:b w:val="false"/>
-          <w:sz w:val="24"/>
-          <w:szCs w:val="24"/>
+          <w:sz w:val="26"/>
+          <w:szCs w:val="26"/>
           <w:rtl/>
         </w:rPr>
         <w:t xml:space="preserve">-</w:t>
@@ -7144,11 +7144,11 @@
       </w:pPr>
       <w:r>
         <w:rPr>
-          <w:rFonts w:ascii="Tahoma" w:cs="Tahoma" w:eastAsia="Tahoma" w:hAnsi="Tahoma"/>
+          <w:rFonts w:ascii="B Nazanin" w:cs="B Nazanin" w:eastAsia="B Nazanin" w:hAnsi="B Nazanin"/>
           <w:b/>
           <w:bCs/>
-          <w:sz w:val="24"/>
-          <w:szCs w:val="24"/>
+          <w:sz w:val="26"/>
+          <w:szCs w:val="26"/>
           <w:rtl/>
         </w:rPr>
         <w:t xml:space="preserve">رئیس مرکز بهداشت شهرستان/ بهداشتی درمانی شهری/ روستایی</w:t>
@@ -7162,11 +7162,11 @@
       </w:pPr>
       <w:r>
         <w:rPr>
-          <w:rFonts w:ascii="Tahoma" w:cs="Tahoma" w:eastAsia="Tahoma" w:hAnsi="Tahoma"/>
+          <w:rFonts w:ascii="B Nazanin" w:cs="B Nazanin" w:eastAsia="B Nazanin" w:hAnsi="B Nazanin"/>
           <w:b/>
           <w:bCs/>
-          <w:sz w:val="24"/>
-          <w:szCs w:val="24"/>
+          <w:sz w:val="26"/>
+          <w:szCs w:val="26"/>
           <w:rtl/>
         </w:rPr>
         <w:t xml:space="preserve">امضاء</w:t>
@@ -7180,7 +7180,7 @@
       <w:hyperlink w:history="1" w:anchor="forms_index">
         <w:r>
           <w:rPr>
-            <w:rFonts w:ascii="Tahoma" w:cs="Tahoma" w:eastAsia="Tahoma" w:hAnsi="Tahoma"/>
+            <w:rFonts w:ascii="B Nazanin" w:cs="B Nazanin" w:eastAsia="B Nazanin" w:hAnsi="B Nazanin"/>
             <w:b w:val="false"/>
             <w:color w:val="7A8A8E"/>
             <w:sz w:val="17"/>
@@ -7241,10 +7241,10 @@
             </w:pPr>
             <w:r>
               <w:rPr>
-                <w:rFonts w:ascii="Tahoma" w:cs="Tahoma" w:eastAsia="Tahoma" w:hAnsi="Tahoma"/>
+                <w:rFonts w:ascii="B Nazanin" w:cs="B Nazanin" w:eastAsia="B Nazanin" w:hAnsi="B Nazanin"/>
                 <w:b w:val="false"/>
-                <w:sz w:val="24"/>
-                <w:szCs w:val="24"/>
+                <w:sz w:val="26"/>
+                <w:szCs w:val="26"/>
                 <w:rtl/>
               </w:rPr>
               <w:t xml:space="preserve"/>
@@ -7315,7 +7315,7 @@
                   </w:pPr>
                   <w:r>
                     <w:rPr>
-                      <w:rFonts w:ascii="Tahoma" w:cs="Tahoma" w:eastAsia="Tahoma" w:hAnsi="Tahoma"/>
+                      <w:rFonts w:ascii="B Nazanin" w:cs="B Nazanin" w:eastAsia="B Nazanin" w:hAnsi="B Nazanin"/>
                       <w:b/>
                       <w:bCs/>
                       <w:sz w:val="20"/>
@@ -7336,11 +7336,11 @@
             </w:pPr>
             <w:r>
               <w:rPr>
-                <w:rFonts w:ascii="Tahoma" w:cs="Tahoma" w:eastAsia="Tahoma" w:hAnsi="Tahoma"/>
+                <w:rFonts w:ascii="B Nazanin" w:cs="B Nazanin" w:eastAsia="B Nazanin" w:hAnsi="B Nazanin"/>
                 <w:b/>
                 <w:bCs/>
-                <w:sz w:val="24"/>
-                <w:szCs w:val="24"/>
+                <w:sz w:val="26"/>
+                <w:szCs w:val="26"/>
                 <w:rtl/>
               </w:rPr>
               <w:t xml:space="preserve">معاونت بهداشتی</w:t>
@@ -7354,11 +7354,11 @@
             </w:pPr>
             <w:r>
               <w:rPr>
-                <w:rFonts w:ascii="Tahoma" w:cs="Tahoma" w:eastAsia="Tahoma" w:hAnsi="Tahoma"/>
+                <w:rFonts w:ascii="B Nazanin" w:cs="B Nazanin" w:eastAsia="B Nazanin" w:hAnsi="B Nazanin"/>
                 <w:b/>
                 <w:bCs/>
-                <w:sz w:val="24"/>
-                <w:szCs w:val="24"/>
+                <w:sz w:val="26"/>
+                <w:szCs w:val="26"/>
                 <w:rtl/>
               </w:rPr>
               <w:t xml:space="preserve">مرکز بهداشت شهرستان ………………</w:t>
@@ -7372,11 +7372,11 @@
             </w:pPr>
             <w:r>
               <w:rPr>
-                <w:rFonts w:ascii="Tahoma" w:cs="Tahoma" w:eastAsia="Tahoma" w:hAnsi="Tahoma"/>
+                <w:rFonts w:ascii="B Nazanin" w:cs="B Nazanin" w:eastAsia="B Nazanin" w:hAnsi="B Nazanin"/>
                 <w:b/>
                 <w:bCs/>
-                <w:sz w:val="24"/>
-                <w:szCs w:val="24"/>
+                <w:sz w:val="26"/>
+                <w:szCs w:val="26"/>
                 <w:rtl/>
               </w:rPr>
               <w:t xml:space="preserve">مرکز بهداشتی درمانی ………………</w:t>
@@ -7407,7 +7407,7 @@
             </w:pPr>
             <w:r>
               <w:rPr>
-                <w:rFonts w:ascii="Tahoma" w:cs="Tahoma" w:eastAsia="Tahoma" w:hAnsi="Tahoma"/>
+                <w:rFonts w:ascii="B Nazanin" w:cs="B Nazanin" w:eastAsia="B Nazanin" w:hAnsi="B Nazanin"/>
                 <w:b w:val="false"/>
                 <w:sz w:val="20"/>
                 <w:szCs w:val="20"/>
@@ -7423,7 +7423,7 @@
             </w:pPr>
             <w:r>
               <w:rPr>
-                <w:rFonts w:ascii="Tahoma" w:cs="Tahoma" w:eastAsia="Tahoma" w:hAnsi="Tahoma"/>
+                <w:rFonts w:ascii="B Nazanin" w:cs="B Nazanin" w:eastAsia="B Nazanin" w:hAnsi="B Nazanin"/>
                 <w:b w:val="false"/>
                 <w:sz w:val="20"/>
                 <w:szCs w:val="20"/>
@@ -7439,7 +7439,7 @@
             </w:pPr>
             <w:r>
               <w:rPr>
-                <w:rFonts w:ascii="Tahoma" w:cs="Tahoma" w:eastAsia="Tahoma" w:hAnsi="Tahoma"/>
+                <w:rFonts w:ascii="B Nazanin" w:cs="B Nazanin" w:eastAsia="B Nazanin" w:hAnsi="B Nazanin"/>
                 <w:b w:val="false"/>
                 <w:sz w:val="20"/>
                 <w:szCs w:val="20"/>
@@ -7461,10 +7461,10 @@
       </w:pPr>
       <w:r>
         <w:rPr>
-          <w:rFonts w:ascii="Tahoma" w:cs="Tahoma" w:eastAsia="Tahoma" w:hAnsi="Tahoma"/>
+          <w:rFonts w:ascii="B Nazanin" w:cs="B Nazanin" w:eastAsia="B Nazanin" w:hAnsi="B Nazanin"/>
           <w:b w:val="false"/>
-          <w:sz w:val="24"/>
-          <w:szCs w:val="24"/>
+          <w:sz w:val="26"/>
+          <w:szCs w:val="26"/>
           <w:rtl/>
         </w:rPr>
         <w:t xml:space="preserve"/>
@@ -7479,7 +7479,7 @@
       <w:bookmarkStart w:name="form_12" w:id="13"/>
       <w:r>
         <w:rPr>
-          <w:rFonts w:ascii="Tahoma" w:cs="Tahoma" w:eastAsia="Tahoma" w:hAnsi="Tahoma"/>
+          <w:rFonts w:ascii="B Nazanin" w:cs="B Nazanin" w:eastAsia="B Nazanin" w:hAnsi="B Nazanin"/>
           <w:b/>
           <w:bCs/>
           <w:sz w:val="24"/>
@@ -7499,7 +7499,7 @@
       </w:pPr>
       <w:r>
         <w:rPr>
-          <w:rFonts w:ascii="Tahoma" w:cs="Tahoma" w:eastAsia="Tahoma" w:hAnsi="Tahoma"/>
+          <w:rFonts w:ascii="B Nazanin" w:cs="B Nazanin" w:eastAsia="B Nazanin" w:hAnsi="B Nazanin"/>
           <w:b/>
           <w:bCs/>
           <w:sz w:val="26"/>
@@ -7516,7 +7516,7 @@
       </w:pPr>
       <w:r>
         <w:rPr>
-          <w:rFonts w:ascii="Tahoma" w:cs="Tahoma" w:eastAsia="Tahoma" w:hAnsi="Tahoma"/>
+          <w:rFonts w:ascii="B Nazanin" w:cs="B Nazanin" w:eastAsia="B Nazanin" w:hAnsi="B Nazanin"/>
           <w:b/>
           <w:bCs/>
           <w:sz w:val="23"/>
@@ -7533,11 +7533,11 @@
       </w:pPr>
       <w:r>
         <w:rPr>
-          <w:rFonts w:ascii="Tahoma" w:cs="Tahoma" w:eastAsia="Tahoma" w:hAnsi="Tahoma"/>
+          <w:rFonts w:ascii="B Nazanin" w:cs="B Nazanin" w:eastAsia="B Nazanin" w:hAnsi="B Nazanin"/>
           <w:b/>
           <w:bCs/>
-          <w:sz w:val="24"/>
-          <w:szCs w:val="24"/>
+          <w:sz w:val="26"/>
+          <w:szCs w:val="26"/>
           <w:rtl/>
         </w:rPr>
         <w:t xml:space="preserve">با سلام و احترام؛</w:t>
@@ -7551,10 +7551,10 @@
       </w:pPr>
       <w:r>
         <w:rPr>
-          <w:rFonts w:ascii="Tahoma" w:cs="Tahoma" w:eastAsia="Tahoma" w:hAnsi="Tahoma"/>
+          <w:rFonts w:ascii="B Nazanin" w:cs="B Nazanin" w:eastAsia="B Nazanin" w:hAnsi="B Nazanin"/>
           <w:b w:val="false"/>
-          <w:sz w:val="24"/>
-          <w:szCs w:val="24"/>
+          <w:sz w:val="26"/>
+          <w:szCs w:val="26"/>
           <w:rtl/>
         </w:rPr>
         <w:t xml:space="preserve">با عنایت به بازرسی انجام شده مورخ ……………… از واحد ……………… کد واحد ……………… به مالکیت/ مدیریت/ تصدی آقای/ خانم ……………… فرزند ……………… کد ملی ……………… واقع در ……………… و عدم رفع نواقص غیربحرانی طی مهلت مقرر، به منظور اجرای ماده ۳۰ آیین نامه اجرایی قانون اصلاح ماده ۱۳ قانون مواد خوردنی، آشامیدنی، آرایشی و بهداشتی، خواهشمند است در صورت تائید دستور فرمایید اقدامات قانونی لازم انجام گردد.</w:t>
@@ -7568,11 +7568,11 @@
       </w:pPr>
       <w:r>
         <w:rPr>
-          <w:rFonts w:ascii="Tahoma" w:cs="Tahoma" w:eastAsia="Tahoma" w:hAnsi="Tahoma"/>
+          <w:rFonts w:ascii="B Nazanin" w:cs="B Nazanin" w:eastAsia="B Nazanin" w:hAnsi="B Nazanin"/>
           <w:b/>
           <w:bCs/>
-          <w:sz w:val="24"/>
-          <w:szCs w:val="24"/>
+          <w:sz w:val="26"/>
+          <w:szCs w:val="26"/>
           <w:rtl/>
         </w:rPr>
         <w:t xml:space="preserve">نام و نام خانوادگی رییس مرکز بهداشتی درمانی شهری/ روستایی</w:t>
@@ -7586,11 +7586,11 @@
       </w:pPr>
       <w:r>
         <w:rPr>
-          <w:rFonts w:ascii="Tahoma" w:cs="Tahoma" w:eastAsia="Tahoma" w:hAnsi="Tahoma"/>
+          <w:rFonts w:ascii="B Nazanin" w:cs="B Nazanin" w:eastAsia="B Nazanin" w:hAnsi="B Nazanin"/>
           <w:b/>
           <w:bCs/>
-          <w:sz w:val="24"/>
-          <w:szCs w:val="24"/>
+          <w:sz w:val="26"/>
+          <w:szCs w:val="26"/>
           <w:rtl/>
         </w:rPr>
         <w:t xml:space="preserve">امضاء</w:t>
@@ -7604,7 +7604,7 @@
       <w:hyperlink w:history="1" w:anchor="forms_index">
         <w:r>
           <w:rPr>
-            <w:rFonts w:ascii="Tahoma" w:cs="Tahoma" w:eastAsia="Tahoma" w:hAnsi="Tahoma"/>
+            <w:rFonts w:ascii="B Nazanin" w:cs="B Nazanin" w:eastAsia="B Nazanin" w:hAnsi="B Nazanin"/>
             <w:b w:val="false"/>
             <w:color w:val="7A8A8E"/>
             <w:sz w:val="17"/>
@@ -7665,10 +7665,10 @@
             </w:pPr>
             <w:r>
               <w:rPr>
-                <w:rFonts w:ascii="Tahoma" w:cs="Tahoma" w:eastAsia="Tahoma" w:hAnsi="Tahoma"/>
+                <w:rFonts w:ascii="B Nazanin" w:cs="B Nazanin" w:eastAsia="B Nazanin" w:hAnsi="B Nazanin"/>
                 <w:b w:val="false"/>
-                <w:sz w:val="24"/>
-                <w:szCs w:val="24"/>
+                <w:sz w:val="26"/>
+                <w:szCs w:val="26"/>
                 <w:rtl/>
               </w:rPr>
               <w:t xml:space="preserve"/>
@@ -7739,7 +7739,7 @@
                   </w:pPr>
                   <w:r>
                     <w:rPr>
-                      <w:rFonts w:ascii="Tahoma" w:cs="Tahoma" w:eastAsia="Tahoma" w:hAnsi="Tahoma"/>
+                      <w:rFonts w:ascii="B Nazanin" w:cs="B Nazanin" w:eastAsia="B Nazanin" w:hAnsi="B Nazanin"/>
                       <w:b/>
                       <w:bCs/>
                       <w:sz w:val="20"/>
@@ -7760,11 +7760,11 @@
             </w:pPr>
             <w:r>
               <w:rPr>
-                <w:rFonts w:ascii="Tahoma" w:cs="Tahoma" w:eastAsia="Tahoma" w:hAnsi="Tahoma"/>
+                <w:rFonts w:ascii="B Nazanin" w:cs="B Nazanin" w:eastAsia="B Nazanin" w:hAnsi="B Nazanin"/>
                 <w:b/>
                 <w:bCs/>
-                <w:sz w:val="24"/>
-                <w:szCs w:val="24"/>
+                <w:sz w:val="26"/>
+                <w:szCs w:val="26"/>
                 <w:rtl/>
               </w:rPr>
               <w:t xml:space="preserve">معاونت بهداشتی</w:t>
@@ -7778,11 +7778,11 @@
             </w:pPr>
             <w:r>
               <w:rPr>
-                <w:rFonts w:ascii="Tahoma" w:cs="Tahoma" w:eastAsia="Tahoma" w:hAnsi="Tahoma"/>
+                <w:rFonts w:ascii="B Nazanin" w:cs="B Nazanin" w:eastAsia="B Nazanin" w:hAnsi="B Nazanin"/>
                 <w:b/>
                 <w:bCs/>
-                <w:sz w:val="24"/>
-                <w:szCs w:val="24"/>
+                <w:sz w:val="26"/>
+                <w:szCs w:val="26"/>
                 <w:rtl/>
               </w:rPr>
               <w:t xml:space="preserve">مرکز بهداشت شهرستان ………………</w:t>
@@ -7796,11 +7796,11 @@
             </w:pPr>
             <w:r>
               <w:rPr>
-                <w:rFonts w:ascii="Tahoma" w:cs="Tahoma" w:eastAsia="Tahoma" w:hAnsi="Tahoma"/>
+                <w:rFonts w:ascii="B Nazanin" w:cs="B Nazanin" w:eastAsia="B Nazanin" w:hAnsi="B Nazanin"/>
                 <w:b/>
                 <w:bCs/>
-                <w:sz w:val="24"/>
-                <w:szCs w:val="24"/>
+                <w:sz w:val="26"/>
+                <w:szCs w:val="26"/>
                 <w:rtl/>
               </w:rPr>
               <w:t xml:space="preserve">مرکز بهداشتی درمانی ………………</w:t>
@@ -7831,7 +7831,7 @@
             </w:pPr>
             <w:r>
               <w:rPr>
-                <w:rFonts w:ascii="Tahoma" w:cs="Tahoma" w:eastAsia="Tahoma" w:hAnsi="Tahoma"/>
+                <w:rFonts w:ascii="B Nazanin" w:cs="B Nazanin" w:eastAsia="B Nazanin" w:hAnsi="B Nazanin"/>
                 <w:b w:val="false"/>
                 <w:sz w:val="20"/>
                 <w:szCs w:val="20"/>
@@ -7847,7 +7847,7 @@
             </w:pPr>
             <w:r>
               <w:rPr>
-                <w:rFonts w:ascii="Tahoma" w:cs="Tahoma" w:eastAsia="Tahoma" w:hAnsi="Tahoma"/>
+                <w:rFonts w:ascii="B Nazanin" w:cs="B Nazanin" w:eastAsia="B Nazanin" w:hAnsi="B Nazanin"/>
                 <w:b w:val="false"/>
                 <w:sz w:val="20"/>
                 <w:szCs w:val="20"/>
@@ -7863,7 +7863,7 @@
             </w:pPr>
             <w:r>
               <w:rPr>
-                <w:rFonts w:ascii="Tahoma" w:cs="Tahoma" w:eastAsia="Tahoma" w:hAnsi="Tahoma"/>
+                <w:rFonts w:ascii="B Nazanin" w:cs="B Nazanin" w:eastAsia="B Nazanin" w:hAnsi="B Nazanin"/>
                 <w:b w:val="false"/>
                 <w:sz w:val="20"/>
                 <w:szCs w:val="20"/>
@@ -7885,10 +7885,10 @@
       </w:pPr>
       <w:r>
         <w:rPr>
-          <w:rFonts w:ascii="Tahoma" w:cs="Tahoma" w:eastAsia="Tahoma" w:hAnsi="Tahoma"/>
+          <w:rFonts w:ascii="B Nazanin" w:cs="B Nazanin" w:eastAsia="B Nazanin" w:hAnsi="B Nazanin"/>
           <w:b w:val="false"/>
-          <w:sz w:val="24"/>
-          <w:szCs w:val="24"/>
+          <w:sz w:val="26"/>
+          <w:szCs w:val="26"/>
           <w:rtl/>
         </w:rPr>
         <w:t xml:space="preserve"/>
@@ -7903,7 +7903,7 @@
       <w:bookmarkStart w:name="form_13" w:id="14"/>
       <w:r>
         <w:rPr>
-          <w:rFonts w:ascii="Tahoma" w:cs="Tahoma" w:eastAsia="Tahoma" w:hAnsi="Tahoma"/>
+          <w:rFonts w:ascii="B Nazanin" w:cs="B Nazanin" w:eastAsia="B Nazanin" w:hAnsi="B Nazanin"/>
           <w:b/>
           <w:bCs/>
           <w:sz w:val="24"/>
@@ -7923,7 +7923,7 @@
       </w:pPr>
       <w:r>
         <w:rPr>
-          <w:rFonts w:ascii="Tahoma" w:cs="Tahoma" w:eastAsia="Tahoma" w:hAnsi="Tahoma"/>
+          <w:rFonts w:ascii="B Nazanin" w:cs="B Nazanin" w:eastAsia="B Nazanin" w:hAnsi="B Nazanin"/>
           <w:b/>
           <w:bCs/>
           <w:sz w:val="26"/>
@@ -7940,7 +7940,7 @@
       </w:pPr>
       <w:r>
         <w:rPr>
-          <w:rFonts w:ascii="Tahoma" w:cs="Tahoma" w:eastAsia="Tahoma" w:hAnsi="Tahoma"/>
+          <w:rFonts w:ascii="B Nazanin" w:cs="B Nazanin" w:eastAsia="B Nazanin" w:hAnsi="B Nazanin"/>
           <w:b/>
           <w:bCs/>
           <w:sz w:val="23"/>
@@ -7957,11 +7957,11 @@
       </w:pPr>
       <w:r>
         <w:rPr>
-          <w:rFonts w:ascii="Tahoma" w:cs="Tahoma" w:eastAsia="Tahoma" w:hAnsi="Tahoma"/>
+          <w:rFonts w:ascii="B Nazanin" w:cs="B Nazanin" w:eastAsia="B Nazanin" w:hAnsi="B Nazanin"/>
           <w:b/>
           <w:bCs/>
-          <w:sz w:val="24"/>
-          <w:szCs w:val="24"/>
+          <w:sz w:val="26"/>
+          <w:szCs w:val="26"/>
           <w:rtl/>
         </w:rPr>
         <w:t xml:space="preserve">با سلام و احترام؛</w:t>
@@ -7975,10 +7975,10 @@
       </w:pPr>
       <w:r>
         <w:rPr>
-          <w:rFonts w:ascii="Tahoma" w:cs="Tahoma" w:eastAsia="Tahoma" w:hAnsi="Tahoma"/>
+          <w:rFonts w:ascii="B Nazanin" w:cs="B Nazanin" w:eastAsia="B Nazanin" w:hAnsi="B Nazanin"/>
           <w:b w:val="false"/>
-          <w:sz w:val="24"/>
-          <w:szCs w:val="24"/>
+          <w:sz w:val="26"/>
+          <w:szCs w:val="26"/>
           <w:rtl/>
         </w:rPr>
         <w:t xml:space="preserve">با عنایت به بازرسی انجام شده مورخ ……………… از واحد ……………… کد واحد ……………… به مالکیت/ مدیریت/ تصدی آقای/ خانم ……………… فرزند ……………… کد ملی ……………… واقع در ……………… و عدم رفع نواقص غیربحرانی طی مهلت مقرر، به منظور اجرای ماده ۳۰ آیین نامه اجرایی قانون اصلاح ماده ۱۳ قانون مواد خوردنی، آشامیدنی، آرایشی و بهداشتی، خواهشمند است در صورت تائید دستور فرمایید اقدامات قانونی لازم انجام گردد.</w:t>
@@ -7991,10 +7991,10 @@
       </w:pPr>
       <w:r>
         <w:rPr>
-          <w:rFonts w:ascii="Tahoma" w:cs="Tahoma" w:eastAsia="Tahoma" w:hAnsi="Tahoma"/>
+          <w:rFonts w:ascii="B Nazanin" w:cs="B Nazanin" w:eastAsia="B Nazanin" w:hAnsi="B Nazanin"/>
           <w:b w:val="false"/>
-          <w:sz w:val="24"/>
-          <w:szCs w:val="24"/>
+          <w:sz w:val="26"/>
+          <w:szCs w:val="26"/>
           <w:rtl/>
         </w:rPr>
         <w:t xml:space="preserve"/>
@@ -8045,11 +8045,11 @@
             </w:pPr>
             <w:r>
               <w:rPr>
-                <w:rFonts w:ascii="Tahoma" w:cs="Tahoma" w:eastAsia="Tahoma" w:hAnsi="Tahoma"/>
+                <w:rFonts w:ascii="B Nazanin" w:cs="B Nazanin" w:eastAsia="B Nazanin" w:hAnsi="B Nazanin"/>
                 <w:b/>
                 <w:bCs/>
-                <w:sz w:val="24"/>
-                <w:szCs w:val="24"/>
+                <w:sz w:val="26"/>
+                <w:szCs w:val="26"/>
                 <w:rtl/>
               </w:rPr>
               <w:t xml:space="preserve">نام و نام خانوادگی بازرس</w:t>
@@ -8063,10 +8063,10 @@
             </w:pPr>
             <w:r>
               <w:rPr>
-                <w:rFonts w:ascii="Tahoma" w:cs="Tahoma" w:eastAsia="Tahoma" w:hAnsi="Tahoma"/>
+                <w:rFonts w:ascii="B Nazanin" w:cs="B Nazanin" w:eastAsia="B Nazanin" w:hAnsi="B Nazanin"/>
                 <w:b w:val="false"/>
-                <w:sz w:val="24"/>
-                <w:szCs w:val="24"/>
+                <w:sz w:val="26"/>
+                <w:szCs w:val="26"/>
                 <w:rtl/>
               </w:rPr>
               <w:t xml:space="preserve">امضاء</w:t>
@@ -8098,11 +8098,11 @@
             </w:pPr>
             <w:r>
               <w:rPr>
-                <w:rFonts w:ascii="Tahoma" w:cs="Tahoma" w:eastAsia="Tahoma" w:hAnsi="Tahoma"/>
+                <w:rFonts w:ascii="B Nazanin" w:cs="B Nazanin" w:eastAsia="B Nazanin" w:hAnsi="B Nazanin"/>
                 <w:b/>
                 <w:bCs/>
-                <w:sz w:val="24"/>
-                <w:szCs w:val="24"/>
+                <w:sz w:val="26"/>
+                <w:szCs w:val="26"/>
                 <w:rtl/>
               </w:rPr>
               <w:t xml:space="preserve">نام و نام خانوادگی مسئول بهداشت محیط</w:t>
@@ -8116,10 +8116,10 @@
             </w:pPr>
             <w:r>
               <w:rPr>
-                <w:rFonts w:ascii="Tahoma" w:cs="Tahoma" w:eastAsia="Tahoma" w:hAnsi="Tahoma"/>
+                <w:rFonts w:ascii="B Nazanin" w:cs="B Nazanin" w:eastAsia="B Nazanin" w:hAnsi="B Nazanin"/>
                 <w:b w:val="false"/>
-                <w:sz w:val="24"/>
-                <w:szCs w:val="24"/>
+                <w:sz w:val="26"/>
+                <w:szCs w:val="26"/>
                 <w:rtl/>
               </w:rPr>
               <w:t xml:space="preserve">امضاء</w:t>
@@ -8136,7 +8136,7 @@
       <w:hyperlink w:history="1" w:anchor="forms_index">
         <w:r>
           <w:rPr>
-            <w:rFonts w:ascii="Tahoma" w:cs="Tahoma" w:eastAsia="Tahoma" w:hAnsi="Tahoma"/>
+            <w:rFonts w:ascii="B Nazanin" w:cs="B Nazanin" w:eastAsia="B Nazanin" w:hAnsi="B Nazanin"/>
             <w:b w:val="false"/>
             <w:color w:val="7A8A8E"/>
             <w:sz w:val="17"/>
@@ -8197,10 +8197,10 @@
             </w:pPr>
             <w:r>
               <w:rPr>
-                <w:rFonts w:ascii="Tahoma" w:cs="Tahoma" w:eastAsia="Tahoma" w:hAnsi="Tahoma"/>
+                <w:rFonts w:ascii="B Nazanin" w:cs="B Nazanin" w:eastAsia="B Nazanin" w:hAnsi="B Nazanin"/>
                 <w:b w:val="false"/>
-                <w:sz w:val="24"/>
-                <w:szCs w:val="24"/>
+                <w:sz w:val="26"/>
+                <w:szCs w:val="26"/>
                 <w:rtl/>
               </w:rPr>
               <w:t xml:space="preserve"/>
@@ -8271,7 +8271,7 @@
                   </w:pPr>
                   <w:r>
                     <w:rPr>
-                      <w:rFonts w:ascii="Tahoma" w:cs="Tahoma" w:eastAsia="Tahoma" w:hAnsi="Tahoma"/>
+                      <w:rFonts w:ascii="B Nazanin" w:cs="B Nazanin" w:eastAsia="B Nazanin" w:hAnsi="B Nazanin"/>
                       <w:b/>
                       <w:bCs/>
                       <w:sz w:val="20"/>
@@ -8292,11 +8292,11 @@
             </w:pPr>
             <w:r>
               <w:rPr>
-                <w:rFonts w:ascii="Tahoma" w:cs="Tahoma" w:eastAsia="Tahoma" w:hAnsi="Tahoma"/>
+                <w:rFonts w:ascii="B Nazanin" w:cs="B Nazanin" w:eastAsia="B Nazanin" w:hAnsi="B Nazanin"/>
                 <w:b/>
                 <w:bCs/>
-                <w:sz w:val="24"/>
-                <w:szCs w:val="24"/>
+                <w:sz w:val="26"/>
+                <w:szCs w:val="26"/>
                 <w:rtl/>
               </w:rPr>
               <w:t xml:space="preserve">معاونت بهداشتی</w:t>
@@ -8310,11 +8310,11 @@
             </w:pPr>
             <w:r>
               <w:rPr>
-                <w:rFonts w:ascii="Tahoma" w:cs="Tahoma" w:eastAsia="Tahoma" w:hAnsi="Tahoma"/>
+                <w:rFonts w:ascii="B Nazanin" w:cs="B Nazanin" w:eastAsia="B Nazanin" w:hAnsi="B Nazanin"/>
                 <w:b/>
                 <w:bCs/>
-                <w:sz w:val="24"/>
-                <w:szCs w:val="24"/>
+                <w:sz w:val="26"/>
+                <w:szCs w:val="26"/>
                 <w:rtl/>
               </w:rPr>
               <w:t xml:space="preserve">مرکز بهداشت شهرستان ………………</w:t>
@@ -8328,11 +8328,11 @@
             </w:pPr>
             <w:r>
               <w:rPr>
-                <w:rFonts w:ascii="Tahoma" w:cs="Tahoma" w:eastAsia="Tahoma" w:hAnsi="Tahoma"/>
+                <w:rFonts w:ascii="B Nazanin" w:cs="B Nazanin" w:eastAsia="B Nazanin" w:hAnsi="B Nazanin"/>
                 <w:b/>
                 <w:bCs/>
-                <w:sz w:val="24"/>
-                <w:szCs w:val="24"/>
+                <w:sz w:val="26"/>
+                <w:szCs w:val="26"/>
                 <w:rtl/>
               </w:rPr>
               <w:t xml:space="preserve">مرکز بهداشتی درمانی ………………</w:t>
@@ -8363,7 +8363,7 @@
             </w:pPr>
             <w:r>
               <w:rPr>
-                <w:rFonts w:ascii="Tahoma" w:cs="Tahoma" w:eastAsia="Tahoma" w:hAnsi="Tahoma"/>
+                <w:rFonts w:ascii="B Nazanin" w:cs="B Nazanin" w:eastAsia="B Nazanin" w:hAnsi="B Nazanin"/>
                 <w:b w:val="false"/>
                 <w:sz w:val="20"/>
                 <w:szCs w:val="20"/>
@@ -8379,7 +8379,7 @@
             </w:pPr>
             <w:r>
               <w:rPr>
-                <w:rFonts w:ascii="Tahoma" w:cs="Tahoma" w:eastAsia="Tahoma" w:hAnsi="Tahoma"/>
+                <w:rFonts w:ascii="B Nazanin" w:cs="B Nazanin" w:eastAsia="B Nazanin" w:hAnsi="B Nazanin"/>
                 <w:b w:val="false"/>
                 <w:sz w:val="20"/>
                 <w:szCs w:val="20"/>
@@ -8395,7 +8395,7 @@
             </w:pPr>
             <w:r>
               <w:rPr>
-                <w:rFonts w:ascii="Tahoma" w:cs="Tahoma" w:eastAsia="Tahoma" w:hAnsi="Tahoma"/>
+                <w:rFonts w:ascii="B Nazanin" w:cs="B Nazanin" w:eastAsia="B Nazanin" w:hAnsi="B Nazanin"/>
                 <w:b w:val="false"/>
                 <w:sz w:val="20"/>
                 <w:szCs w:val="20"/>
@@ -8417,10 +8417,10 @@
       </w:pPr>
       <w:r>
         <w:rPr>
-          <w:rFonts w:ascii="Tahoma" w:cs="Tahoma" w:eastAsia="Tahoma" w:hAnsi="Tahoma"/>
+          <w:rFonts w:ascii="B Nazanin" w:cs="B Nazanin" w:eastAsia="B Nazanin" w:hAnsi="B Nazanin"/>
           <w:b w:val="false"/>
-          <w:sz w:val="24"/>
-          <w:szCs w:val="24"/>
+          <w:sz w:val="26"/>
+          <w:szCs w:val="26"/>
           <w:rtl/>
         </w:rPr>
         <w:t xml:space="preserve"/>
@@ -8435,7 +8435,7 @@
       <w:bookmarkStart w:name="form_14" w:id="15"/>
       <w:r>
         <w:rPr>
-          <w:rFonts w:ascii="Tahoma" w:cs="Tahoma" w:eastAsia="Tahoma" w:hAnsi="Tahoma"/>
+          <w:rFonts w:ascii="B Nazanin" w:cs="B Nazanin" w:eastAsia="B Nazanin" w:hAnsi="B Nazanin"/>
           <w:b/>
           <w:bCs/>
           <w:sz w:val="24"/>
@@ -8455,7 +8455,7 @@
       </w:pPr>
       <w:r>
         <w:rPr>
-          <w:rFonts w:ascii="Tahoma" w:cs="Tahoma" w:eastAsia="Tahoma" w:hAnsi="Tahoma"/>
+          <w:rFonts w:ascii="B Nazanin" w:cs="B Nazanin" w:eastAsia="B Nazanin" w:hAnsi="B Nazanin"/>
           <w:b/>
           <w:bCs/>
           <w:sz w:val="26"/>
@@ -8472,7 +8472,7 @@
       </w:pPr>
       <w:r>
         <w:rPr>
-          <w:rFonts w:ascii="Tahoma" w:cs="Tahoma" w:eastAsia="Tahoma" w:hAnsi="Tahoma"/>
+          <w:rFonts w:ascii="B Nazanin" w:cs="B Nazanin" w:eastAsia="B Nazanin" w:hAnsi="B Nazanin"/>
           <w:b/>
           <w:bCs/>
           <w:sz w:val="23"/>
@@ -8489,7 +8489,7 @@
       </w:pPr>
       <w:r>
         <w:rPr>
-          <w:rFonts w:ascii="Tahoma" w:cs="Tahoma" w:eastAsia="Tahoma" w:hAnsi="Tahoma"/>
+          <w:rFonts w:ascii="B Nazanin" w:cs="B Nazanin" w:eastAsia="B Nazanin" w:hAnsi="B Nazanin"/>
           <w:b/>
           <w:bCs/>
           <w:sz w:val="23"/>
@@ -8506,7 +8506,7 @@
       </w:pPr>
       <w:r>
         <w:rPr>
-          <w:rFonts w:ascii="Tahoma" w:cs="Tahoma" w:eastAsia="Tahoma" w:hAnsi="Tahoma"/>
+          <w:rFonts w:ascii="B Nazanin" w:cs="B Nazanin" w:eastAsia="B Nazanin" w:hAnsi="B Nazanin"/>
           <w:b/>
           <w:bCs/>
           <w:sz w:val="23"/>
@@ -8523,11 +8523,11 @@
       </w:pPr>
       <w:r>
         <w:rPr>
-          <w:rFonts w:ascii="Tahoma" w:cs="Tahoma" w:eastAsia="Tahoma" w:hAnsi="Tahoma"/>
+          <w:rFonts w:ascii="B Nazanin" w:cs="B Nazanin" w:eastAsia="B Nazanin" w:hAnsi="B Nazanin"/>
           <w:b/>
           <w:bCs/>
-          <w:sz w:val="24"/>
-          <w:szCs w:val="24"/>
+          <w:sz w:val="26"/>
+          <w:szCs w:val="26"/>
           <w:rtl/>
         </w:rPr>
         <w:t xml:space="preserve">با سلام؛</w:t>
@@ -8541,10 +8541,10 @@
       </w:pPr>
       <w:r>
         <w:rPr>
-          <w:rFonts w:ascii="Tahoma" w:cs="Tahoma" w:eastAsia="Tahoma" w:hAnsi="Tahoma"/>
+          <w:rFonts w:ascii="B Nazanin" w:cs="B Nazanin" w:eastAsia="B Nazanin" w:hAnsi="B Nazanin"/>
           <w:b w:val="false"/>
-          <w:sz w:val="24"/>
-          <w:szCs w:val="24"/>
+          <w:sz w:val="26"/>
+          <w:szCs w:val="26"/>
           <w:rtl/>
         </w:rPr>
         <w:t xml:space="preserve">با توجه به محتویات پرونده بهداشتی شما و نظر به اینکه نسبت به رفع نواقص غیر بحرانی ابلاغ شده در مهلت مقرر اقدام ننموده اید، بر اساس ماده ۳۰ آیین نامه اجرایی قانون اصلاح ماده ۱۳ قانون مواد خوردنی، آشامیدنی، آرایشی و بهداشتی، مکان مذکور به مدت ……………… روز تعطیل و پرونده شما به دادگاه ارجاع خواهد شد. لذا لازم است ظرف مدت ۴۸ ساعت آینده کلیه مواد فاسد شدنی، لوازم و مواد ضروری را از واحد کسب خود خارج نمایید. لازم به ذکر است عدم حضور یا بی توجهی شما به مفاد این نامه مانع از اجرای قانون نبوده و مسئولیت آن بر عهده شخص شما خواهد بود. شایان ذکر است چنانچه در مدت مذکور نیز اقدام به رفع نواقص بهداشتی نمایید، واحد مذکور تعطیل نخواهد شد.</w:t>
@@ -8558,11 +8558,11 @@
       </w:pPr>
       <w:r>
         <w:rPr>
-          <w:rFonts w:ascii="Tahoma" w:cs="Tahoma" w:eastAsia="Tahoma" w:hAnsi="Tahoma"/>
+          <w:rFonts w:ascii="B Nazanin" w:cs="B Nazanin" w:eastAsia="B Nazanin" w:hAnsi="B Nazanin"/>
           <w:b/>
           <w:bCs/>
-          <w:sz w:val="24"/>
-          <w:szCs w:val="24"/>
+          <w:sz w:val="26"/>
+          <w:szCs w:val="26"/>
           <w:rtl/>
         </w:rPr>
         <w:t xml:space="preserve">نام و نام خانوادگی رئیس مرکز بهداشت شهرستان/ بهداشتی درمانی شهری/ روستایی</w:t>
@@ -8576,11 +8576,11 @@
       </w:pPr>
       <w:r>
         <w:rPr>
-          <w:rFonts w:ascii="Tahoma" w:cs="Tahoma" w:eastAsia="Tahoma" w:hAnsi="Tahoma"/>
+          <w:rFonts w:ascii="B Nazanin" w:cs="B Nazanin" w:eastAsia="B Nazanin" w:hAnsi="B Nazanin"/>
           <w:b/>
           <w:bCs/>
-          <w:sz w:val="24"/>
-          <w:szCs w:val="24"/>
+          <w:sz w:val="26"/>
+          <w:szCs w:val="26"/>
           <w:rtl/>
         </w:rPr>
         <w:t xml:space="preserve">امضاء</w:t>
@@ -8594,7 +8594,7 @@
       <w:hyperlink w:history="1" w:anchor="forms_index">
         <w:r>
           <w:rPr>
-            <w:rFonts w:ascii="Tahoma" w:cs="Tahoma" w:eastAsia="Tahoma" w:hAnsi="Tahoma"/>
+            <w:rFonts w:ascii="B Nazanin" w:cs="B Nazanin" w:eastAsia="B Nazanin" w:hAnsi="B Nazanin"/>
             <w:b w:val="false"/>
             <w:color w:val="7A8A8E"/>
             <w:sz w:val="17"/>
@@ -8655,10 +8655,10 @@
             </w:pPr>
             <w:r>
               <w:rPr>
-                <w:rFonts w:ascii="Tahoma" w:cs="Tahoma" w:eastAsia="Tahoma" w:hAnsi="Tahoma"/>
+                <w:rFonts w:ascii="B Nazanin" w:cs="B Nazanin" w:eastAsia="B Nazanin" w:hAnsi="B Nazanin"/>
                 <w:b w:val="false"/>
-                <w:sz w:val="24"/>
-                <w:szCs w:val="24"/>
+                <w:sz w:val="26"/>
+                <w:szCs w:val="26"/>
                 <w:rtl/>
               </w:rPr>
               <w:t xml:space="preserve"/>
@@ -8729,7 +8729,7 @@
                   </w:pPr>
                   <w:r>
                     <w:rPr>
-                      <w:rFonts w:ascii="Tahoma" w:cs="Tahoma" w:eastAsia="Tahoma" w:hAnsi="Tahoma"/>
+                      <w:rFonts w:ascii="B Nazanin" w:cs="B Nazanin" w:eastAsia="B Nazanin" w:hAnsi="B Nazanin"/>
                       <w:b/>
                       <w:bCs/>
                       <w:sz w:val="20"/>
@@ -8750,11 +8750,11 @@
             </w:pPr>
             <w:r>
               <w:rPr>
-                <w:rFonts w:ascii="Tahoma" w:cs="Tahoma" w:eastAsia="Tahoma" w:hAnsi="Tahoma"/>
+                <w:rFonts w:ascii="B Nazanin" w:cs="B Nazanin" w:eastAsia="B Nazanin" w:hAnsi="B Nazanin"/>
                 <w:b/>
                 <w:bCs/>
-                <w:sz w:val="24"/>
-                <w:szCs w:val="24"/>
+                <w:sz w:val="26"/>
+                <w:szCs w:val="26"/>
                 <w:rtl/>
               </w:rPr>
               <w:t xml:space="preserve">معاونت بهداشتی</w:t>
@@ -8768,11 +8768,11 @@
             </w:pPr>
             <w:r>
               <w:rPr>
-                <w:rFonts w:ascii="Tahoma" w:cs="Tahoma" w:eastAsia="Tahoma" w:hAnsi="Tahoma"/>
+                <w:rFonts w:ascii="B Nazanin" w:cs="B Nazanin" w:eastAsia="B Nazanin" w:hAnsi="B Nazanin"/>
                 <w:b/>
                 <w:bCs/>
-                <w:sz w:val="24"/>
-                <w:szCs w:val="24"/>
+                <w:sz w:val="26"/>
+                <w:szCs w:val="26"/>
                 <w:rtl/>
               </w:rPr>
               <w:t xml:space="preserve">مرکز بهداشت شهرستان ………………</w:t>
@@ -8786,11 +8786,11 @@
             </w:pPr>
             <w:r>
               <w:rPr>
-                <w:rFonts w:ascii="Tahoma" w:cs="Tahoma" w:eastAsia="Tahoma" w:hAnsi="Tahoma"/>
+                <w:rFonts w:ascii="B Nazanin" w:cs="B Nazanin" w:eastAsia="B Nazanin" w:hAnsi="B Nazanin"/>
                 <w:b/>
                 <w:bCs/>
-                <w:sz w:val="24"/>
-                <w:szCs w:val="24"/>
+                <w:sz w:val="26"/>
+                <w:szCs w:val="26"/>
                 <w:rtl/>
               </w:rPr>
               <w:t xml:space="preserve">مرکز بهداشتی درمانی ………………</w:t>
@@ -8821,7 +8821,7 @@
             </w:pPr>
             <w:r>
               <w:rPr>
-                <w:rFonts w:ascii="Tahoma" w:cs="Tahoma" w:eastAsia="Tahoma" w:hAnsi="Tahoma"/>
+                <w:rFonts w:ascii="B Nazanin" w:cs="B Nazanin" w:eastAsia="B Nazanin" w:hAnsi="B Nazanin"/>
                 <w:b w:val="false"/>
                 <w:sz w:val="20"/>
                 <w:szCs w:val="20"/>
@@ -8837,7 +8837,7 @@
             </w:pPr>
             <w:r>
               <w:rPr>
-                <w:rFonts w:ascii="Tahoma" w:cs="Tahoma" w:eastAsia="Tahoma" w:hAnsi="Tahoma"/>
+                <w:rFonts w:ascii="B Nazanin" w:cs="B Nazanin" w:eastAsia="B Nazanin" w:hAnsi="B Nazanin"/>
                 <w:b w:val="false"/>
                 <w:sz w:val="20"/>
                 <w:szCs w:val="20"/>
@@ -8853,7 +8853,7 @@
             </w:pPr>
             <w:r>
               <w:rPr>
-                <w:rFonts w:ascii="Tahoma" w:cs="Tahoma" w:eastAsia="Tahoma" w:hAnsi="Tahoma"/>
+                <w:rFonts w:ascii="B Nazanin" w:cs="B Nazanin" w:eastAsia="B Nazanin" w:hAnsi="B Nazanin"/>
                 <w:b w:val="false"/>
                 <w:sz w:val="20"/>
                 <w:szCs w:val="20"/>
@@ -8875,10 +8875,10 @@
       </w:pPr>
       <w:r>
         <w:rPr>
-          <w:rFonts w:ascii="Tahoma" w:cs="Tahoma" w:eastAsia="Tahoma" w:hAnsi="Tahoma"/>
+          <w:rFonts w:ascii="B Nazanin" w:cs="B Nazanin" w:eastAsia="B Nazanin" w:hAnsi="B Nazanin"/>
           <w:b w:val="false"/>
-          <w:sz w:val="24"/>
-          <w:szCs w:val="24"/>
+          <w:sz w:val="26"/>
+          <w:szCs w:val="26"/>
           <w:rtl/>
         </w:rPr>
         <w:t xml:space="preserve"/>
@@ -8893,7 +8893,7 @@
       <w:bookmarkStart w:name="form_15" w:id="16"/>
       <w:r>
         <w:rPr>
-          <w:rFonts w:ascii="Tahoma" w:cs="Tahoma" w:eastAsia="Tahoma" w:hAnsi="Tahoma"/>
+          <w:rFonts w:ascii="B Nazanin" w:cs="B Nazanin" w:eastAsia="B Nazanin" w:hAnsi="B Nazanin"/>
           <w:b/>
           <w:bCs/>
           <w:sz w:val="24"/>
@@ -8913,7 +8913,7 @@
       </w:pPr>
       <w:r>
         <w:rPr>
-          <w:rFonts w:ascii="Tahoma" w:cs="Tahoma" w:eastAsia="Tahoma" w:hAnsi="Tahoma"/>
+          <w:rFonts w:ascii="B Nazanin" w:cs="B Nazanin" w:eastAsia="B Nazanin" w:hAnsi="B Nazanin"/>
           <w:b/>
           <w:bCs/>
           <w:sz w:val="26"/>
@@ -8931,10 +8931,10 @@
       </w:pPr>
       <w:r>
         <w:rPr>
-          <w:rFonts w:ascii="Tahoma" w:cs="Tahoma" w:eastAsia="Tahoma" w:hAnsi="Tahoma"/>
+          <w:rFonts w:ascii="B Nazanin" w:cs="B Nazanin" w:eastAsia="B Nazanin" w:hAnsi="B Nazanin"/>
           <w:b w:val="false"/>
-          <w:sz w:val="24"/>
-          <w:szCs w:val="24"/>
+          <w:sz w:val="26"/>
+          <w:szCs w:val="26"/>
           <w:rtl/>
         </w:rPr>
         <w:t xml:space="preserve">بر اساس اخطار تعطیل شماره ……………… مورخ ……………… واحد ……………… کد واحد ……………… به مالکیت/ مدیریت/ تصدی آقای/ خانم ……………… فرزند ……………… کد ملی ……………… واقع در ……………… به محل مراجعه گردید. با توجه به رفع نواقص بهداشتی ابلاغ شده در مهلت مقرر و اعلام کتبی مالک/ مدیر/ متصدی مبنی بر اعلام رفع نواقص بهداشتی، واحد/ مکان/ قسمت مذکور تعطیل نمی گردد.</w:t>
@@ -8947,10 +8947,10 @@
       </w:pPr>
       <w:r>
         <w:rPr>
-          <w:rFonts w:ascii="Tahoma" w:cs="Tahoma" w:eastAsia="Tahoma" w:hAnsi="Tahoma"/>
+          <w:rFonts w:ascii="B Nazanin" w:cs="B Nazanin" w:eastAsia="B Nazanin" w:hAnsi="B Nazanin"/>
           <w:b w:val="false"/>
-          <w:sz w:val="24"/>
-          <w:szCs w:val="24"/>
+          <w:sz w:val="26"/>
+          <w:szCs w:val="26"/>
           <w:rtl/>
         </w:rPr>
         <w:t xml:space="preserve"/>
@@ -9003,7 +9003,7 @@
             </w:pPr>
             <w:r>
               <w:rPr>
-                <w:rFonts w:ascii="Tahoma" w:cs="Tahoma" w:eastAsia="Tahoma" w:hAnsi="Tahoma"/>
+                <w:rFonts w:ascii="B Nazanin" w:cs="B Nazanin" w:eastAsia="B Nazanin" w:hAnsi="B Nazanin"/>
                 <w:b/>
                 <w:bCs/>
                 <w:sz w:val="20"/>
@@ -9021,7 +9021,7 @@
             </w:pPr>
             <w:r>
               <w:rPr>
-                <w:rFonts w:ascii="Tahoma" w:cs="Tahoma" w:eastAsia="Tahoma" w:hAnsi="Tahoma"/>
+                <w:rFonts w:ascii="B Nazanin" w:cs="B Nazanin" w:eastAsia="B Nazanin" w:hAnsi="B Nazanin"/>
                 <w:b w:val="false"/>
                 <w:sz w:val="20"/>
                 <w:szCs w:val="20"/>
@@ -9055,7 +9055,7 @@
             </w:pPr>
             <w:r>
               <w:rPr>
-                <w:rFonts w:ascii="Tahoma" w:cs="Tahoma" w:eastAsia="Tahoma" w:hAnsi="Tahoma"/>
+                <w:rFonts w:ascii="B Nazanin" w:cs="B Nazanin" w:eastAsia="B Nazanin" w:hAnsi="B Nazanin"/>
                 <w:b/>
                 <w:bCs/>
                 <w:sz w:val="20"/>
@@ -9073,7 +9073,7 @@
             </w:pPr>
             <w:r>
               <w:rPr>
-                <w:rFonts w:ascii="Tahoma" w:cs="Tahoma" w:eastAsia="Tahoma" w:hAnsi="Tahoma"/>
+                <w:rFonts w:ascii="B Nazanin" w:cs="B Nazanin" w:eastAsia="B Nazanin" w:hAnsi="B Nazanin"/>
                 <w:b w:val="false"/>
                 <w:sz w:val="20"/>
                 <w:szCs w:val="20"/>
@@ -9112,7 +9112,7 @@
             </w:pPr>
             <w:r>
               <w:rPr>
-                <w:rFonts w:ascii="Tahoma" w:cs="Tahoma" w:eastAsia="Tahoma" w:hAnsi="Tahoma"/>
+                <w:rFonts w:ascii="B Nazanin" w:cs="B Nazanin" w:eastAsia="B Nazanin" w:hAnsi="B Nazanin"/>
                 <w:b/>
                 <w:bCs/>
                 <w:sz w:val="20"/>
@@ -9130,7 +9130,7 @@
             </w:pPr>
             <w:r>
               <w:rPr>
-                <w:rFonts w:ascii="Tahoma" w:cs="Tahoma" w:eastAsia="Tahoma" w:hAnsi="Tahoma"/>
+                <w:rFonts w:ascii="B Nazanin" w:cs="B Nazanin" w:eastAsia="B Nazanin" w:hAnsi="B Nazanin"/>
                 <w:b w:val="false"/>
                 <w:sz w:val="20"/>
                 <w:szCs w:val="20"/>
@@ -9164,7 +9164,7 @@
             </w:pPr>
             <w:r>
               <w:rPr>
-                <w:rFonts w:ascii="Tahoma" w:cs="Tahoma" w:eastAsia="Tahoma" w:hAnsi="Tahoma"/>
+                <w:rFonts w:ascii="B Nazanin" w:cs="B Nazanin" w:eastAsia="B Nazanin" w:hAnsi="B Nazanin"/>
                 <w:b/>
                 <w:bCs/>
                 <w:sz w:val="20"/>
@@ -9182,7 +9182,7 @@
             </w:pPr>
             <w:r>
               <w:rPr>
-                <w:rFonts w:ascii="Tahoma" w:cs="Tahoma" w:eastAsia="Tahoma" w:hAnsi="Tahoma"/>
+                <w:rFonts w:ascii="B Nazanin" w:cs="B Nazanin" w:eastAsia="B Nazanin" w:hAnsi="B Nazanin"/>
                 <w:b w:val="false"/>
                 <w:sz w:val="20"/>
                 <w:szCs w:val="20"/>
@@ -9221,7 +9221,7 @@
             </w:pPr>
             <w:r>
               <w:rPr>
-                <w:rFonts w:ascii="Tahoma" w:cs="Tahoma" w:eastAsia="Tahoma" w:hAnsi="Tahoma"/>
+                <w:rFonts w:ascii="B Nazanin" w:cs="B Nazanin" w:eastAsia="B Nazanin" w:hAnsi="B Nazanin"/>
                 <w:b/>
                 <w:bCs/>
                 <w:sz w:val="20"/>
@@ -9239,7 +9239,7 @@
             </w:pPr>
             <w:r>
               <w:rPr>
-                <w:rFonts w:ascii="Tahoma" w:cs="Tahoma" w:eastAsia="Tahoma" w:hAnsi="Tahoma"/>
+                <w:rFonts w:ascii="B Nazanin" w:cs="B Nazanin" w:eastAsia="B Nazanin" w:hAnsi="B Nazanin"/>
                 <w:b w:val="false"/>
                 <w:sz w:val="20"/>
                 <w:szCs w:val="20"/>
@@ -9273,10 +9273,10 @@
             </w:pPr>
             <w:r>
               <w:rPr>
-                <w:rFonts w:ascii="Tahoma" w:cs="Tahoma" w:eastAsia="Tahoma" w:hAnsi="Tahoma"/>
+                <w:rFonts w:ascii="B Nazanin" w:cs="B Nazanin" w:eastAsia="B Nazanin" w:hAnsi="B Nazanin"/>
                 <w:b w:val="false"/>
-                <w:sz w:val="24"/>
-                <w:szCs w:val="24"/>
+                <w:sz w:val="26"/>
+                <w:szCs w:val="26"/>
                 <w:rtl/>
               </w:rPr>
               <w:t xml:space="preserve"/>
@@ -9293,7 +9293,7 @@
       <w:hyperlink w:history="1" w:anchor="forms_index">
         <w:r>
           <w:rPr>
-            <w:rFonts w:ascii="Tahoma" w:cs="Tahoma" w:eastAsia="Tahoma" w:hAnsi="Tahoma"/>
+            <w:rFonts w:ascii="B Nazanin" w:cs="B Nazanin" w:eastAsia="B Nazanin" w:hAnsi="B Nazanin"/>
             <w:b w:val="false"/>
             <w:color w:val="7A8A8E"/>
             <w:sz w:val="17"/>
@@ -9354,10 +9354,10 @@
             </w:pPr>
             <w:r>
               <w:rPr>
-                <w:rFonts w:ascii="Tahoma" w:cs="Tahoma" w:eastAsia="Tahoma" w:hAnsi="Tahoma"/>
+                <w:rFonts w:ascii="B Nazanin" w:cs="B Nazanin" w:eastAsia="B Nazanin" w:hAnsi="B Nazanin"/>
                 <w:b w:val="false"/>
-                <w:sz w:val="24"/>
-                <w:szCs w:val="24"/>
+                <w:sz w:val="26"/>
+                <w:szCs w:val="26"/>
                 <w:rtl/>
               </w:rPr>
               <w:t xml:space="preserve"/>
@@ -9428,7 +9428,7 @@
                   </w:pPr>
                   <w:r>
                     <w:rPr>
-                      <w:rFonts w:ascii="Tahoma" w:cs="Tahoma" w:eastAsia="Tahoma" w:hAnsi="Tahoma"/>
+                      <w:rFonts w:ascii="B Nazanin" w:cs="B Nazanin" w:eastAsia="B Nazanin" w:hAnsi="B Nazanin"/>
                       <w:b/>
                       <w:bCs/>
                       <w:sz w:val="20"/>
@@ -9449,11 +9449,11 @@
             </w:pPr>
             <w:r>
               <w:rPr>
-                <w:rFonts w:ascii="Tahoma" w:cs="Tahoma" w:eastAsia="Tahoma" w:hAnsi="Tahoma"/>
+                <w:rFonts w:ascii="B Nazanin" w:cs="B Nazanin" w:eastAsia="B Nazanin" w:hAnsi="B Nazanin"/>
                 <w:b/>
                 <w:bCs/>
-                <w:sz w:val="24"/>
-                <w:szCs w:val="24"/>
+                <w:sz w:val="26"/>
+                <w:szCs w:val="26"/>
                 <w:rtl/>
               </w:rPr>
               <w:t xml:space="preserve">معاونت بهداشتی</w:t>
@@ -9467,11 +9467,11 @@
             </w:pPr>
             <w:r>
               <w:rPr>
-                <w:rFonts w:ascii="Tahoma" w:cs="Tahoma" w:eastAsia="Tahoma" w:hAnsi="Tahoma"/>
+                <w:rFonts w:ascii="B Nazanin" w:cs="B Nazanin" w:eastAsia="B Nazanin" w:hAnsi="B Nazanin"/>
                 <w:b/>
                 <w:bCs/>
-                <w:sz w:val="24"/>
-                <w:szCs w:val="24"/>
+                <w:sz w:val="26"/>
+                <w:szCs w:val="26"/>
                 <w:rtl/>
               </w:rPr>
               <w:t xml:space="preserve">مرکز بهداشت شهرستان ………………</w:t>
@@ -9485,11 +9485,11 @@
             </w:pPr>
             <w:r>
               <w:rPr>
-                <w:rFonts w:ascii="Tahoma" w:cs="Tahoma" w:eastAsia="Tahoma" w:hAnsi="Tahoma"/>
+                <w:rFonts w:ascii="B Nazanin" w:cs="B Nazanin" w:eastAsia="B Nazanin" w:hAnsi="B Nazanin"/>
                 <w:b/>
                 <w:bCs/>
-                <w:sz w:val="24"/>
-                <w:szCs w:val="24"/>
+                <w:sz w:val="26"/>
+                <w:szCs w:val="26"/>
                 <w:rtl/>
               </w:rPr>
               <w:t xml:space="preserve">مرکز بهداشتی درمانی ………………</w:t>
@@ -9520,7 +9520,7 @@
             </w:pPr>
             <w:r>
               <w:rPr>
-                <w:rFonts w:ascii="Tahoma" w:cs="Tahoma" w:eastAsia="Tahoma" w:hAnsi="Tahoma"/>
+                <w:rFonts w:ascii="B Nazanin" w:cs="B Nazanin" w:eastAsia="B Nazanin" w:hAnsi="B Nazanin"/>
                 <w:b w:val="false"/>
                 <w:sz w:val="20"/>
                 <w:szCs w:val="20"/>
@@ -9536,7 +9536,7 @@
             </w:pPr>
             <w:r>
               <w:rPr>
-                <w:rFonts w:ascii="Tahoma" w:cs="Tahoma" w:eastAsia="Tahoma" w:hAnsi="Tahoma"/>
+                <w:rFonts w:ascii="B Nazanin" w:cs="B Nazanin" w:eastAsia="B Nazanin" w:hAnsi="B Nazanin"/>
                 <w:b w:val="false"/>
                 <w:sz w:val="20"/>
                 <w:szCs w:val="20"/>
@@ -9552,7 +9552,7 @@
             </w:pPr>
             <w:r>
               <w:rPr>
-                <w:rFonts w:ascii="Tahoma" w:cs="Tahoma" w:eastAsia="Tahoma" w:hAnsi="Tahoma"/>
+                <w:rFonts w:ascii="B Nazanin" w:cs="B Nazanin" w:eastAsia="B Nazanin" w:hAnsi="B Nazanin"/>
                 <w:b w:val="false"/>
                 <w:sz w:val="20"/>
                 <w:szCs w:val="20"/>
@@ -9574,10 +9574,10 @@
       </w:pPr>
       <w:r>
         <w:rPr>
-          <w:rFonts w:ascii="Tahoma" w:cs="Tahoma" w:eastAsia="Tahoma" w:hAnsi="Tahoma"/>
+          <w:rFonts w:ascii="B Nazanin" w:cs="B Nazanin" w:eastAsia="B Nazanin" w:hAnsi="B Nazanin"/>
           <w:b w:val="false"/>
-          <w:sz w:val="24"/>
-          <w:szCs w:val="24"/>
+          <w:sz w:val="26"/>
+          <w:szCs w:val="26"/>
           <w:rtl/>
         </w:rPr>
         <w:t xml:space="preserve"/>
@@ -9592,7 +9592,7 @@
       <w:bookmarkStart w:name="form_16" w:id="17"/>
       <w:r>
         <w:rPr>
-          <w:rFonts w:ascii="Tahoma" w:cs="Tahoma" w:eastAsia="Tahoma" w:hAnsi="Tahoma"/>
+          <w:rFonts w:ascii="B Nazanin" w:cs="B Nazanin" w:eastAsia="B Nazanin" w:hAnsi="B Nazanin"/>
           <w:b/>
           <w:bCs/>
           <w:sz w:val="24"/>
@@ -9612,7 +9612,7 @@
       </w:pPr>
       <w:r>
         <w:rPr>
-          <w:rFonts w:ascii="Tahoma" w:cs="Tahoma" w:eastAsia="Tahoma" w:hAnsi="Tahoma"/>
+          <w:rFonts w:ascii="B Nazanin" w:cs="B Nazanin" w:eastAsia="B Nazanin" w:hAnsi="B Nazanin"/>
           <w:b/>
           <w:bCs/>
           <w:sz w:val="26"/>
@@ -9629,7 +9629,7 @@
       </w:pPr>
       <w:r>
         <w:rPr>
-          <w:rFonts w:ascii="Tahoma" w:cs="Tahoma" w:eastAsia="Tahoma" w:hAnsi="Tahoma"/>
+          <w:rFonts w:ascii="B Nazanin" w:cs="B Nazanin" w:eastAsia="B Nazanin" w:hAnsi="B Nazanin"/>
           <w:b/>
           <w:bCs/>
           <w:sz w:val="23"/>
@@ -9646,11 +9646,11 @@
       </w:pPr>
       <w:r>
         <w:rPr>
-          <w:rFonts w:ascii="Tahoma" w:cs="Tahoma" w:eastAsia="Tahoma" w:hAnsi="Tahoma"/>
+          <w:rFonts w:ascii="B Nazanin" w:cs="B Nazanin" w:eastAsia="B Nazanin" w:hAnsi="B Nazanin"/>
           <w:b/>
           <w:bCs/>
-          <w:sz w:val="24"/>
-          <w:szCs w:val="24"/>
+          <w:sz w:val="26"/>
+          <w:szCs w:val="26"/>
           <w:rtl/>
         </w:rPr>
         <w:t xml:space="preserve">با سلام و احترام؛</w:t>
@@ -9664,10 +9664,10 @@
       </w:pPr>
       <w:r>
         <w:rPr>
-          <w:rFonts w:ascii="Tahoma" w:cs="Tahoma" w:eastAsia="Tahoma" w:hAnsi="Tahoma"/>
+          <w:rFonts w:ascii="B Nazanin" w:cs="B Nazanin" w:eastAsia="B Nazanin" w:hAnsi="B Nazanin"/>
           <w:b w:val="false"/>
-          <w:sz w:val="24"/>
-          <w:szCs w:val="24"/>
+          <w:sz w:val="26"/>
+          <w:szCs w:val="26"/>
           <w:rtl/>
         </w:rPr>
         <w:t xml:space="preserve">به پیوست اخطار تعطیل شماره ……………… مورخ ……………… و صورت مجلس پلمب به شماره ……………… مورخ ……………… جهت استحضار ارسال می گردد. با توجه به اینکه آقا/ خانم ……………… فرزند ……………… کد ملی ……………… مالک/ مدیر/ متصدی واحد ……………… کد واحد ……………… واقع در ……………… نسبت به فک غیر قانونی پلمب اقدام نموده است و نظر به اینکه واحد مذکور دارای نواقص بهداشتی بوده، به منظور حفظ سلامت عمومی و امنیت غذایی خواهشمند است دستور فرمایید ضمن دستور تعطیلی واحد، با نامبرده برخورد قانونی مبذول و از نتیجه، این مرکز را جهت پیگیری های بعدی مطلع فرمایند.</w:t>
@@ -9681,11 +9681,11 @@
       </w:pPr>
       <w:r>
         <w:rPr>
-          <w:rFonts w:ascii="Tahoma" w:cs="Tahoma" w:eastAsia="Tahoma" w:hAnsi="Tahoma"/>
+          <w:rFonts w:ascii="B Nazanin" w:cs="B Nazanin" w:eastAsia="B Nazanin" w:hAnsi="B Nazanin"/>
           <w:b/>
           <w:bCs/>
-          <w:sz w:val="24"/>
-          <w:szCs w:val="24"/>
+          <w:sz w:val="26"/>
+          <w:szCs w:val="26"/>
           <w:rtl/>
         </w:rPr>
         <w:t xml:space="preserve">رئیس مرکز بهداشت شهرستان/ بهداشتی درمانی شهری/ روستایی</w:t>
@@ -9699,11 +9699,11 @@
       </w:pPr>
       <w:r>
         <w:rPr>
-          <w:rFonts w:ascii="Tahoma" w:cs="Tahoma" w:eastAsia="Tahoma" w:hAnsi="Tahoma"/>
+          <w:rFonts w:ascii="B Nazanin" w:cs="B Nazanin" w:eastAsia="B Nazanin" w:hAnsi="B Nazanin"/>
           <w:b/>
           <w:bCs/>
-          <w:sz w:val="24"/>
-          <w:szCs w:val="24"/>
+          <w:sz w:val="26"/>
+          <w:szCs w:val="26"/>
           <w:rtl/>
         </w:rPr>
         <w:t xml:space="preserve">امضاء</w:t>
@@ -9717,7 +9717,7 @@
       <w:hyperlink w:history="1" w:anchor="forms_index">
         <w:r>
           <w:rPr>
-            <w:rFonts w:ascii="Tahoma" w:cs="Tahoma" w:eastAsia="Tahoma" w:hAnsi="Tahoma"/>
+            <w:rFonts w:ascii="B Nazanin" w:cs="B Nazanin" w:eastAsia="B Nazanin" w:hAnsi="B Nazanin"/>
             <w:b w:val="false"/>
             <w:color w:val="7A8A8E"/>
             <w:sz w:val="17"/>
@@ -9742,7 +9742,7 @@
       <w:bookmarkStart w:name="form_17" w:id="18"/>
       <w:r>
         <w:rPr>
-          <w:rFonts w:ascii="Tahoma" w:cs="Tahoma" w:eastAsia="Tahoma" w:hAnsi="Tahoma"/>
+          <w:rFonts w:ascii="B Nazanin" w:cs="B Nazanin" w:eastAsia="B Nazanin" w:hAnsi="B Nazanin"/>
           <w:b/>
           <w:bCs/>
           <w:sz w:val="24"/>
@@ -9762,7 +9762,7 @@
       </w:pPr>
       <w:r>
         <w:rPr>
-          <w:rFonts w:ascii="Tahoma" w:cs="Tahoma" w:eastAsia="Tahoma" w:hAnsi="Tahoma"/>
+          <w:rFonts w:ascii="B Nazanin" w:cs="B Nazanin" w:eastAsia="B Nazanin" w:hAnsi="B Nazanin"/>
           <w:b/>
           <w:bCs/>
           <w:sz w:val="26"/>
@@ -9779,7 +9779,7 @@
       </w:pPr>
       <w:r>
         <w:rPr>
-          <w:rFonts w:ascii="Tahoma" w:cs="Tahoma" w:eastAsia="Tahoma" w:hAnsi="Tahoma"/>
+          <w:rFonts w:ascii="B Nazanin" w:cs="B Nazanin" w:eastAsia="B Nazanin" w:hAnsi="B Nazanin"/>
           <w:b/>
           <w:bCs/>
           <w:sz w:val="23"/>
@@ -9796,11 +9796,11 @@
       </w:pPr>
       <w:r>
         <w:rPr>
-          <w:rFonts w:ascii="Tahoma" w:cs="Tahoma" w:eastAsia="Tahoma" w:hAnsi="Tahoma"/>
+          <w:rFonts w:ascii="B Nazanin" w:cs="B Nazanin" w:eastAsia="B Nazanin" w:hAnsi="B Nazanin"/>
           <w:b/>
           <w:bCs/>
-          <w:sz w:val="24"/>
-          <w:szCs w:val="24"/>
+          <w:sz w:val="26"/>
+          <w:szCs w:val="26"/>
           <w:rtl/>
         </w:rPr>
         <w:t xml:space="preserve">با سلام و احترام؛</w:t>
@@ -9814,10 +9814,10 @@
       </w:pPr>
       <w:r>
         <w:rPr>
-          <w:rFonts w:ascii="Tahoma" w:cs="Tahoma" w:eastAsia="Tahoma" w:hAnsi="Tahoma"/>
+          <w:rFonts w:ascii="B Nazanin" w:cs="B Nazanin" w:eastAsia="B Nazanin" w:hAnsi="B Nazanin"/>
           <w:b w:val="false"/>
-          <w:sz w:val="24"/>
-          <w:szCs w:val="24"/>
+          <w:sz w:val="26"/>
+          <w:szCs w:val="26"/>
           <w:rtl/>
         </w:rPr>
         <w:t xml:space="preserve">به اطلاع می رساند با عنایت به اینکه اینجانب ……………… فرزند ……………… کد ملی ……………… مالک/ مدیر/ متصدی ……………… کد واحد ……………… واقع در ……………… قصد دارم نسبت به رفع نواقص بهداشتی اعلام شده اقدام نمایم، خواهشمند است دستور فرمایید جهت بازگشایی واحد/ مکان/ قسمت به منظور رفع نواقص بهداشتی بدون بهره برداری اقدام گردد.</w:t>
@@ -9831,11 +9831,11 @@
       </w:pPr>
       <w:r>
         <w:rPr>
-          <w:rFonts w:ascii="Tahoma" w:cs="Tahoma" w:eastAsia="Tahoma" w:hAnsi="Tahoma"/>
+          <w:rFonts w:ascii="B Nazanin" w:cs="B Nazanin" w:eastAsia="B Nazanin" w:hAnsi="B Nazanin"/>
           <w:b/>
           <w:bCs/>
-          <w:sz w:val="24"/>
-          <w:szCs w:val="24"/>
+          <w:sz w:val="26"/>
+          <w:szCs w:val="26"/>
           <w:rtl/>
         </w:rPr>
         <w:t xml:space="preserve">نام و نام خانوادگی</w:t>
@@ -9849,11 +9849,11 @@
       </w:pPr>
       <w:r>
         <w:rPr>
-          <w:rFonts w:ascii="Tahoma" w:cs="Tahoma" w:eastAsia="Tahoma" w:hAnsi="Tahoma"/>
+          <w:rFonts w:ascii="B Nazanin" w:cs="B Nazanin" w:eastAsia="B Nazanin" w:hAnsi="B Nazanin"/>
           <w:b/>
           <w:bCs/>
-          <w:sz w:val="24"/>
-          <w:szCs w:val="24"/>
+          <w:sz w:val="26"/>
+          <w:szCs w:val="26"/>
           <w:rtl/>
         </w:rPr>
         <w:t xml:space="preserve">امضاء</w:t>
@@ -9867,7 +9867,7 @@
       <w:hyperlink w:history="1" w:anchor="forms_index">
         <w:r>
           <w:rPr>
-            <w:rFonts w:ascii="Tahoma" w:cs="Tahoma" w:eastAsia="Tahoma" w:hAnsi="Tahoma"/>
+            <w:rFonts w:ascii="B Nazanin" w:cs="B Nazanin" w:eastAsia="B Nazanin" w:hAnsi="B Nazanin"/>
             <w:b w:val="false"/>
             <w:color w:val="7A8A8E"/>
             <w:sz w:val="17"/>
@@ -9892,7 +9892,7 @@
       <w:bookmarkStart w:name="form_18" w:id="19"/>
       <w:r>
         <w:rPr>
-          <w:rFonts w:ascii="Tahoma" w:cs="Tahoma" w:eastAsia="Tahoma" w:hAnsi="Tahoma"/>
+          <w:rFonts w:ascii="B Nazanin" w:cs="B Nazanin" w:eastAsia="B Nazanin" w:hAnsi="B Nazanin"/>
           <w:b/>
           <w:bCs/>
           <w:sz w:val="24"/>
@@ -9912,7 +9912,7 @@
       </w:pPr>
       <w:r>
         <w:rPr>
-          <w:rFonts w:ascii="Tahoma" w:cs="Tahoma" w:eastAsia="Tahoma" w:hAnsi="Tahoma"/>
+          <w:rFonts w:ascii="B Nazanin" w:cs="B Nazanin" w:eastAsia="B Nazanin" w:hAnsi="B Nazanin"/>
           <w:b/>
           <w:bCs/>
           <w:sz w:val="26"/>
@@ -9930,10 +9930,10 @@
       </w:pPr>
       <w:r>
         <w:rPr>
-          <w:rFonts w:ascii="Tahoma" w:cs="Tahoma" w:eastAsia="Tahoma" w:hAnsi="Tahoma"/>
+          <w:rFonts w:ascii="B Nazanin" w:cs="B Nazanin" w:eastAsia="B Nazanin" w:hAnsi="B Nazanin"/>
           <w:b w:val="false"/>
-          <w:sz w:val="24"/>
-          <w:szCs w:val="24"/>
+          <w:sz w:val="26"/>
+          <w:szCs w:val="26"/>
           <w:rtl/>
         </w:rPr>
         <w:t xml:space="preserve">اینجانب ……………… فرزند ……………… به شماره شناسنامه ……………… صادره از ……………… متولد سال ……………… کد ملی ……………… مالک/ مدیر/ متصدی واحد ……………… کد واحد ……………… واقع در ……………… متعهد می گردم طی مهلت ……………… روز کلیه نواقص بهداشتی اعلام شده از سوی مرکز بهداشت شهرستان/ مرکز بهداشتی درمانی شهری/ روستایی را رفع نموده و قبل از رفع کامل نواقص بهداشتی و دریافت اجازه فعالیت، از واحد مذکور بهره برداری ننمایم. در غیر اینصورت مرکز مذکور مجاز خواهد بود ضمن تعطیلی مجدد، اقدامات قانونی را نیز در این خصوص انجام دهد.</w:t>
@@ -9947,11 +9947,11 @@
       </w:pPr>
       <w:r>
         <w:rPr>
-          <w:rFonts w:ascii="Tahoma" w:cs="Tahoma" w:eastAsia="Tahoma" w:hAnsi="Tahoma"/>
+          <w:rFonts w:ascii="B Nazanin" w:cs="B Nazanin" w:eastAsia="B Nazanin" w:hAnsi="B Nazanin"/>
           <w:b/>
           <w:bCs/>
-          <w:sz w:val="24"/>
-          <w:szCs w:val="24"/>
+          <w:sz w:val="26"/>
+          <w:szCs w:val="26"/>
           <w:rtl/>
         </w:rPr>
         <w:t xml:space="preserve">نام و نام خانوادگی مالک، مدیر، متصدی یا نماینده وی (متعهد)</w:t>
@@ -9965,11 +9965,11 @@
       </w:pPr>
       <w:r>
         <w:rPr>
-          <w:rFonts w:ascii="Tahoma" w:cs="Tahoma" w:eastAsia="Tahoma" w:hAnsi="Tahoma"/>
+          <w:rFonts w:ascii="B Nazanin" w:cs="B Nazanin" w:eastAsia="B Nazanin" w:hAnsi="B Nazanin"/>
           <w:b/>
           <w:bCs/>
-          <w:sz w:val="24"/>
-          <w:szCs w:val="24"/>
+          <w:sz w:val="26"/>
+          <w:szCs w:val="26"/>
           <w:rtl/>
         </w:rPr>
         <w:t xml:space="preserve">امضاء</w:t>
@@ -9982,7 +9982,7 @@
       </w:pPr>
       <w:r>
         <w:rPr>
-          <w:rFonts w:ascii="Tahoma" w:cs="Tahoma" w:eastAsia="Tahoma" w:hAnsi="Tahoma"/>
+          <w:rFonts w:ascii="B Nazanin" w:cs="B Nazanin" w:eastAsia="B Nazanin" w:hAnsi="B Nazanin"/>
           <w:b/>
           <w:bCs/>
           <w:sz w:val="23"/>
@@ -10000,11 +10000,11 @@
       </w:pPr>
       <w:r>
         <w:rPr>
-          <w:rFonts w:ascii="Tahoma" w:cs="Tahoma" w:eastAsia="Tahoma" w:hAnsi="Tahoma"/>
+          <w:rFonts w:ascii="B Nazanin" w:cs="B Nazanin" w:eastAsia="B Nazanin" w:hAnsi="B Nazanin"/>
           <w:b/>
           <w:bCs/>
-          <w:sz w:val="24"/>
-          <w:szCs w:val="24"/>
+          <w:sz w:val="26"/>
+          <w:szCs w:val="26"/>
           <w:rtl/>
         </w:rPr>
         <w:t xml:space="preserve">شماره دفترخانه: ………………</w:t>
@@ -10017,11 +10017,11 @@
       </w:pPr>
       <w:r>
         <w:rPr>
-          <w:rFonts w:ascii="Tahoma" w:cs="Tahoma" w:eastAsia="Tahoma" w:hAnsi="Tahoma"/>
+          <w:rFonts w:ascii="B Nazanin" w:cs="B Nazanin" w:eastAsia="B Nazanin" w:hAnsi="B Nazanin"/>
           <w:b/>
           <w:bCs/>
-          <w:sz w:val="24"/>
-          <w:szCs w:val="24"/>
+          <w:sz w:val="26"/>
+          <w:szCs w:val="26"/>
           <w:rtl/>
         </w:rPr>
         <w:t xml:space="preserve">آدرس محل دفترخانه: ……………………………………………………</w:t>
@@ -10034,11 +10034,11 @@
       </w:pPr>
       <w:r>
         <w:rPr>
-          <w:rFonts w:ascii="Tahoma" w:cs="Tahoma" w:eastAsia="Tahoma" w:hAnsi="Tahoma"/>
+          <w:rFonts w:ascii="B Nazanin" w:cs="B Nazanin" w:eastAsia="B Nazanin" w:hAnsi="B Nazanin"/>
           <w:b/>
           <w:bCs/>
-          <w:sz w:val="24"/>
-          <w:szCs w:val="24"/>
+          <w:sz w:val="26"/>
+          <w:szCs w:val="26"/>
           <w:rtl/>
         </w:rPr>
         <w:t xml:space="preserve">تلفن محل دفترخانه: ……………………………</w:t>
@@ -10052,11 +10052,11 @@
       </w:pPr>
       <w:r>
         <w:rPr>
-          <w:rFonts w:ascii="Tahoma" w:cs="Tahoma" w:eastAsia="Tahoma" w:hAnsi="Tahoma"/>
+          <w:rFonts w:ascii="B Nazanin" w:cs="B Nazanin" w:eastAsia="B Nazanin" w:hAnsi="B Nazanin"/>
           <w:b/>
           <w:bCs/>
-          <w:sz w:val="24"/>
-          <w:szCs w:val="24"/>
+          <w:sz w:val="26"/>
+          <w:szCs w:val="26"/>
           <w:rtl/>
         </w:rPr>
         <w:t xml:space="preserve">نام و نام خانوادگی سردفتر</w:t>
@@ -10070,11 +10070,11 @@
       </w:pPr>
       <w:r>
         <w:rPr>
-          <w:rFonts w:ascii="Tahoma" w:cs="Tahoma" w:eastAsia="Tahoma" w:hAnsi="Tahoma"/>
+          <w:rFonts w:ascii="B Nazanin" w:cs="B Nazanin" w:eastAsia="B Nazanin" w:hAnsi="B Nazanin"/>
           <w:b/>
           <w:bCs/>
-          <w:sz w:val="24"/>
-          <w:szCs w:val="24"/>
+          <w:sz w:val="26"/>
+          <w:szCs w:val="26"/>
           <w:rtl/>
         </w:rPr>
         <w:t xml:space="preserve">مهر دفترخانه و امضاء سردفتر</w:t>
@@ -10088,7 +10088,7 @@
       </w:pPr>
       <w:r>
         <w:rPr>
-          <w:rFonts w:ascii="Tahoma" w:cs="Tahoma" w:eastAsia="Tahoma" w:hAnsi="Tahoma"/>
+          <w:rFonts w:ascii="B Nazanin" w:cs="B Nazanin" w:eastAsia="B Nazanin" w:hAnsi="B Nazanin"/>
           <w:b w:val="false"/>
           <w:sz w:val="19"/>
           <w:szCs w:val="19"/>
@@ -10105,7 +10105,7 @@
       <w:hyperlink w:history="1" w:anchor="forms_index">
         <w:r>
           <w:rPr>
-            <w:rFonts w:ascii="Tahoma" w:cs="Tahoma" w:eastAsia="Tahoma" w:hAnsi="Tahoma"/>
+            <w:rFonts w:ascii="B Nazanin" w:cs="B Nazanin" w:eastAsia="B Nazanin" w:hAnsi="B Nazanin"/>
             <w:b w:val="false"/>
             <w:color w:val="7A8A8E"/>
             <w:sz w:val="17"/>
@@ -10166,10 +10166,10 @@
             </w:pPr>
             <w:r>
               <w:rPr>
-                <w:rFonts w:ascii="Tahoma" w:cs="Tahoma" w:eastAsia="Tahoma" w:hAnsi="Tahoma"/>
+                <w:rFonts w:ascii="B Nazanin" w:cs="B Nazanin" w:eastAsia="B Nazanin" w:hAnsi="B Nazanin"/>
                 <w:b w:val="false"/>
-                <w:sz w:val="24"/>
-                <w:szCs w:val="24"/>
+                <w:sz w:val="26"/>
+                <w:szCs w:val="26"/>
                 <w:rtl/>
               </w:rPr>
               <w:t xml:space="preserve"/>
@@ -10240,7 +10240,7 @@
                   </w:pPr>
                   <w:r>
                     <w:rPr>
-                      <w:rFonts w:ascii="Tahoma" w:cs="Tahoma" w:eastAsia="Tahoma" w:hAnsi="Tahoma"/>
+                      <w:rFonts w:ascii="B Nazanin" w:cs="B Nazanin" w:eastAsia="B Nazanin" w:hAnsi="B Nazanin"/>
                       <w:b/>
                       <w:bCs/>
                       <w:sz w:val="20"/>
@@ -10261,11 +10261,11 @@
             </w:pPr>
             <w:r>
               <w:rPr>
-                <w:rFonts w:ascii="Tahoma" w:cs="Tahoma" w:eastAsia="Tahoma" w:hAnsi="Tahoma"/>
+                <w:rFonts w:ascii="B Nazanin" w:cs="B Nazanin" w:eastAsia="B Nazanin" w:hAnsi="B Nazanin"/>
                 <w:b/>
                 <w:bCs/>
-                <w:sz w:val="24"/>
-                <w:szCs w:val="24"/>
+                <w:sz w:val="26"/>
+                <w:szCs w:val="26"/>
                 <w:rtl/>
               </w:rPr>
               <w:t xml:space="preserve">معاونت بهداشتی</w:t>
@@ -10279,11 +10279,11 @@
             </w:pPr>
             <w:r>
               <w:rPr>
-                <w:rFonts w:ascii="Tahoma" w:cs="Tahoma" w:eastAsia="Tahoma" w:hAnsi="Tahoma"/>
+                <w:rFonts w:ascii="B Nazanin" w:cs="B Nazanin" w:eastAsia="B Nazanin" w:hAnsi="B Nazanin"/>
                 <w:b/>
                 <w:bCs/>
-                <w:sz w:val="24"/>
-                <w:szCs w:val="24"/>
+                <w:sz w:val="26"/>
+                <w:szCs w:val="26"/>
                 <w:rtl/>
               </w:rPr>
               <w:t xml:space="preserve">مرکز بهداشت شهرستان ………………</w:t>
@@ -10297,11 +10297,11 @@
             </w:pPr>
             <w:r>
               <w:rPr>
-                <w:rFonts w:ascii="Tahoma" w:cs="Tahoma" w:eastAsia="Tahoma" w:hAnsi="Tahoma"/>
+                <w:rFonts w:ascii="B Nazanin" w:cs="B Nazanin" w:eastAsia="B Nazanin" w:hAnsi="B Nazanin"/>
                 <w:b/>
                 <w:bCs/>
-                <w:sz w:val="24"/>
-                <w:szCs w:val="24"/>
+                <w:sz w:val="26"/>
+                <w:szCs w:val="26"/>
                 <w:rtl/>
               </w:rPr>
               <w:t xml:space="preserve">مرکز بهداشتی درمانی ………………</w:t>
@@ -10332,7 +10332,7 @@
             </w:pPr>
             <w:r>
               <w:rPr>
-                <w:rFonts w:ascii="Tahoma" w:cs="Tahoma" w:eastAsia="Tahoma" w:hAnsi="Tahoma"/>
+                <w:rFonts w:ascii="B Nazanin" w:cs="B Nazanin" w:eastAsia="B Nazanin" w:hAnsi="B Nazanin"/>
                 <w:b w:val="false"/>
                 <w:sz w:val="20"/>
                 <w:szCs w:val="20"/>
@@ -10348,7 +10348,7 @@
             </w:pPr>
             <w:r>
               <w:rPr>
-                <w:rFonts w:ascii="Tahoma" w:cs="Tahoma" w:eastAsia="Tahoma" w:hAnsi="Tahoma"/>
+                <w:rFonts w:ascii="B Nazanin" w:cs="B Nazanin" w:eastAsia="B Nazanin" w:hAnsi="B Nazanin"/>
                 <w:b w:val="false"/>
                 <w:sz w:val="20"/>
                 <w:szCs w:val="20"/>
@@ -10364,7 +10364,7 @@
             </w:pPr>
             <w:r>
               <w:rPr>
-                <w:rFonts w:ascii="Tahoma" w:cs="Tahoma" w:eastAsia="Tahoma" w:hAnsi="Tahoma"/>
+                <w:rFonts w:ascii="B Nazanin" w:cs="B Nazanin" w:eastAsia="B Nazanin" w:hAnsi="B Nazanin"/>
                 <w:b w:val="false"/>
                 <w:sz w:val="20"/>
                 <w:szCs w:val="20"/>
@@ -10386,10 +10386,10 @@
       </w:pPr>
       <w:r>
         <w:rPr>
-          <w:rFonts w:ascii="Tahoma" w:cs="Tahoma" w:eastAsia="Tahoma" w:hAnsi="Tahoma"/>
+          <w:rFonts w:ascii="B Nazanin" w:cs="B Nazanin" w:eastAsia="B Nazanin" w:hAnsi="B Nazanin"/>
           <w:b w:val="false"/>
-          <w:sz w:val="24"/>
-          <w:szCs w:val="24"/>
+          <w:sz w:val="26"/>
+          <w:szCs w:val="26"/>
           <w:rtl/>
         </w:rPr>
         <w:t xml:space="preserve"/>
@@ -10404,7 +10404,7 @@
       <w:bookmarkStart w:name="form_19" w:id="20"/>
       <w:r>
         <w:rPr>
-          <w:rFonts w:ascii="Tahoma" w:cs="Tahoma" w:eastAsia="Tahoma" w:hAnsi="Tahoma"/>
+          <w:rFonts w:ascii="B Nazanin" w:cs="B Nazanin" w:eastAsia="B Nazanin" w:hAnsi="B Nazanin"/>
           <w:b/>
           <w:bCs/>
           <w:sz w:val="24"/>
@@ -10424,7 +10424,7 @@
       </w:pPr>
       <w:r>
         <w:rPr>
-          <w:rFonts w:ascii="Tahoma" w:cs="Tahoma" w:eastAsia="Tahoma" w:hAnsi="Tahoma"/>
+          <w:rFonts w:ascii="B Nazanin" w:cs="B Nazanin" w:eastAsia="B Nazanin" w:hAnsi="B Nazanin"/>
           <w:b/>
           <w:bCs/>
           <w:sz w:val="26"/>
@@ -10442,10 +10442,10 @@
       </w:pPr>
       <w:r>
         <w:rPr>
-          <w:rFonts w:ascii="Tahoma" w:cs="Tahoma" w:eastAsia="Tahoma" w:hAnsi="Tahoma"/>
+          <w:rFonts w:ascii="B Nazanin" w:cs="B Nazanin" w:eastAsia="B Nazanin" w:hAnsi="B Nazanin"/>
           <w:b w:val="false"/>
-          <w:sz w:val="24"/>
-          <w:szCs w:val="24"/>
+          <w:sz w:val="26"/>
+          <w:szCs w:val="26"/>
           <w:rtl/>
         </w:rPr>
         <w:t xml:space="preserve">با توجه به درخواست کتبی آقای/ خانم ……………… فرزند ……………… کد ملی ……………… مالک/ مدیر/ متصدی واحد ……………… کد واحد ……………… واقع در ……………… و ارائه تعهد محضری به شماره ……………… مورخ ……………… مبنی بر درخواست بازگشایی به منظور رفع کامل نواقص بهداشتی، بدون بهره برداری و با توجه به دستور کتبی شماره ……………… مورخ ……………… رییس مرکز بهداشت شهرستان/ مرکز بهداشتی درمانی شهری/ روستایی، واحد/ مکان/ قسمت مذکور به منظور رفع نواقص بهداشتی، فک پلمب و در اختیار متصدی قرار گرفت و نامبرده متعهد گردید ظرف مدت ……………… نسبت به رفع نواقص بهداشتی موجود اقدام و قبل از اخذ اجازه، نسبت به بهره برداری اقدام ننماید. در غیر این صورت ضمن تعطیلی مجدد واحد، مراتب برای رسیدگی به دادگاه ارجاع خواهد شد.</w:t>
@@ -10458,10 +10458,10 @@
       </w:pPr>
       <w:r>
         <w:rPr>
-          <w:rFonts w:ascii="Tahoma" w:cs="Tahoma" w:eastAsia="Tahoma" w:hAnsi="Tahoma"/>
+          <w:rFonts w:ascii="B Nazanin" w:cs="B Nazanin" w:eastAsia="B Nazanin" w:hAnsi="B Nazanin"/>
           <w:b w:val="false"/>
-          <w:sz w:val="24"/>
-          <w:szCs w:val="24"/>
+          <w:sz w:val="26"/>
+          <w:szCs w:val="26"/>
           <w:rtl/>
         </w:rPr>
         <w:t xml:space="preserve"/>
@@ -10514,7 +10514,7 @@
             </w:pPr>
             <w:r>
               <w:rPr>
-                <w:rFonts w:ascii="Tahoma" w:cs="Tahoma" w:eastAsia="Tahoma" w:hAnsi="Tahoma"/>
+                <w:rFonts w:ascii="B Nazanin" w:cs="B Nazanin" w:eastAsia="B Nazanin" w:hAnsi="B Nazanin"/>
                 <w:b/>
                 <w:bCs/>
                 <w:sz w:val="20"/>
@@ -10532,7 +10532,7 @@
             </w:pPr>
             <w:r>
               <w:rPr>
-                <w:rFonts w:ascii="Tahoma" w:cs="Tahoma" w:eastAsia="Tahoma" w:hAnsi="Tahoma"/>
+                <w:rFonts w:ascii="B Nazanin" w:cs="B Nazanin" w:eastAsia="B Nazanin" w:hAnsi="B Nazanin"/>
                 <w:b w:val="false"/>
                 <w:sz w:val="20"/>
                 <w:szCs w:val="20"/>
@@ -10566,7 +10566,7 @@
             </w:pPr>
             <w:r>
               <w:rPr>
-                <w:rFonts w:ascii="Tahoma" w:cs="Tahoma" w:eastAsia="Tahoma" w:hAnsi="Tahoma"/>
+                <w:rFonts w:ascii="B Nazanin" w:cs="B Nazanin" w:eastAsia="B Nazanin" w:hAnsi="B Nazanin"/>
                 <w:b/>
                 <w:bCs/>
                 <w:sz w:val="20"/>
@@ -10584,7 +10584,7 @@
             </w:pPr>
             <w:r>
               <w:rPr>
-                <w:rFonts w:ascii="Tahoma" w:cs="Tahoma" w:eastAsia="Tahoma" w:hAnsi="Tahoma"/>
+                <w:rFonts w:ascii="B Nazanin" w:cs="B Nazanin" w:eastAsia="B Nazanin" w:hAnsi="B Nazanin"/>
                 <w:b w:val="false"/>
                 <w:sz w:val="20"/>
                 <w:szCs w:val="20"/>
@@ -10623,7 +10623,7 @@
             </w:pPr>
             <w:r>
               <w:rPr>
-                <w:rFonts w:ascii="Tahoma" w:cs="Tahoma" w:eastAsia="Tahoma" w:hAnsi="Tahoma"/>
+                <w:rFonts w:ascii="B Nazanin" w:cs="B Nazanin" w:eastAsia="B Nazanin" w:hAnsi="B Nazanin"/>
                 <w:b/>
                 <w:bCs/>
                 <w:sz w:val="20"/>
@@ -10641,7 +10641,7 @@
             </w:pPr>
             <w:r>
               <w:rPr>
-                <w:rFonts w:ascii="Tahoma" w:cs="Tahoma" w:eastAsia="Tahoma" w:hAnsi="Tahoma"/>
+                <w:rFonts w:ascii="B Nazanin" w:cs="B Nazanin" w:eastAsia="B Nazanin" w:hAnsi="B Nazanin"/>
                 <w:b w:val="false"/>
                 <w:sz w:val="20"/>
                 <w:szCs w:val="20"/>
@@ -10675,7 +10675,7 @@
             </w:pPr>
             <w:r>
               <w:rPr>
-                <w:rFonts w:ascii="Tahoma" w:cs="Tahoma" w:eastAsia="Tahoma" w:hAnsi="Tahoma"/>
+                <w:rFonts w:ascii="B Nazanin" w:cs="B Nazanin" w:eastAsia="B Nazanin" w:hAnsi="B Nazanin"/>
                 <w:b/>
                 <w:bCs/>
                 <w:sz w:val="20"/>
@@ -10693,7 +10693,7 @@
             </w:pPr>
             <w:r>
               <w:rPr>
-                <w:rFonts w:ascii="Tahoma" w:cs="Tahoma" w:eastAsia="Tahoma" w:hAnsi="Tahoma"/>
+                <w:rFonts w:ascii="B Nazanin" w:cs="B Nazanin" w:eastAsia="B Nazanin" w:hAnsi="B Nazanin"/>
                 <w:b w:val="false"/>
                 <w:sz w:val="20"/>
                 <w:szCs w:val="20"/>
@@ -10732,7 +10732,7 @@
             </w:pPr>
             <w:r>
               <w:rPr>
-                <w:rFonts w:ascii="Tahoma" w:cs="Tahoma" w:eastAsia="Tahoma" w:hAnsi="Tahoma"/>
+                <w:rFonts w:ascii="B Nazanin" w:cs="B Nazanin" w:eastAsia="B Nazanin" w:hAnsi="B Nazanin"/>
                 <w:b/>
                 <w:bCs/>
                 <w:sz w:val="20"/>
@@ -10750,7 +10750,7 @@
             </w:pPr>
             <w:r>
               <w:rPr>
-                <w:rFonts w:ascii="Tahoma" w:cs="Tahoma" w:eastAsia="Tahoma" w:hAnsi="Tahoma"/>
+                <w:rFonts w:ascii="B Nazanin" w:cs="B Nazanin" w:eastAsia="B Nazanin" w:hAnsi="B Nazanin"/>
                 <w:b w:val="false"/>
                 <w:sz w:val="20"/>
                 <w:szCs w:val="20"/>
@@ -10784,10 +10784,10 @@
             </w:pPr>
             <w:r>
               <w:rPr>
-                <w:rFonts w:ascii="Tahoma" w:cs="Tahoma" w:eastAsia="Tahoma" w:hAnsi="Tahoma"/>
+                <w:rFonts w:ascii="B Nazanin" w:cs="B Nazanin" w:eastAsia="B Nazanin" w:hAnsi="B Nazanin"/>
                 <w:b w:val="false"/>
-                <w:sz w:val="24"/>
-                <w:szCs w:val="24"/>
+                <w:sz w:val="26"/>
+                <w:szCs w:val="26"/>
                 <w:rtl/>
               </w:rPr>
               <w:t xml:space="preserve"/>
@@ -10804,7 +10804,7 @@
       <w:hyperlink w:history="1" w:anchor="forms_index">
         <w:r>
           <w:rPr>
-            <w:rFonts w:ascii="Tahoma" w:cs="Tahoma" w:eastAsia="Tahoma" w:hAnsi="Tahoma"/>
+            <w:rFonts w:ascii="B Nazanin" w:cs="B Nazanin" w:eastAsia="B Nazanin" w:hAnsi="B Nazanin"/>
             <w:b w:val="false"/>
             <w:color w:val="7A8A8E"/>
             <w:sz w:val="17"/>
@@ -10865,10 +10865,10 @@
             </w:pPr>
             <w:r>
               <w:rPr>
-                <w:rFonts w:ascii="Tahoma" w:cs="Tahoma" w:eastAsia="Tahoma" w:hAnsi="Tahoma"/>
+                <w:rFonts w:ascii="B Nazanin" w:cs="B Nazanin" w:eastAsia="B Nazanin" w:hAnsi="B Nazanin"/>
                 <w:b w:val="false"/>
-                <w:sz w:val="24"/>
-                <w:szCs w:val="24"/>
+                <w:sz w:val="26"/>
+                <w:szCs w:val="26"/>
                 <w:rtl/>
               </w:rPr>
               <w:t xml:space="preserve"/>
@@ -10939,7 +10939,7 @@
                   </w:pPr>
                   <w:r>
                     <w:rPr>
-                      <w:rFonts w:ascii="Tahoma" w:cs="Tahoma" w:eastAsia="Tahoma" w:hAnsi="Tahoma"/>
+                      <w:rFonts w:ascii="B Nazanin" w:cs="B Nazanin" w:eastAsia="B Nazanin" w:hAnsi="B Nazanin"/>
                       <w:b/>
                       <w:bCs/>
                       <w:sz w:val="20"/>
@@ -10960,11 +10960,11 @@
             </w:pPr>
             <w:r>
               <w:rPr>
-                <w:rFonts w:ascii="Tahoma" w:cs="Tahoma" w:eastAsia="Tahoma" w:hAnsi="Tahoma"/>
+                <w:rFonts w:ascii="B Nazanin" w:cs="B Nazanin" w:eastAsia="B Nazanin" w:hAnsi="B Nazanin"/>
                 <w:b/>
                 <w:bCs/>
-                <w:sz w:val="24"/>
-                <w:szCs w:val="24"/>
+                <w:sz w:val="26"/>
+                <w:szCs w:val="26"/>
                 <w:rtl/>
               </w:rPr>
               <w:t xml:space="preserve">معاونت بهداشتی</w:t>
@@ -10978,11 +10978,11 @@
             </w:pPr>
             <w:r>
               <w:rPr>
-                <w:rFonts w:ascii="Tahoma" w:cs="Tahoma" w:eastAsia="Tahoma" w:hAnsi="Tahoma"/>
+                <w:rFonts w:ascii="B Nazanin" w:cs="B Nazanin" w:eastAsia="B Nazanin" w:hAnsi="B Nazanin"/>
                 <w:b/>
                 <w:bCs/>
-                <w:sz w:val="24"/>
-                <w:szCs w:val="24"/>
+                <w:sz w:val="26"/>
+                <w:szCs w:val="26"/>
                 <w:rtl/>
               </w:rPr>
               <w:t xml:space="preserve">مرکز بهداشت شهرستان ………………</w:t>
@@ -10996,11 +10996,11 @@
             </w:pPr>
             <w:r>
               <w:rPr>
-                <w:rFonts w:ascii="Tahoma" w:cs="Tahoma" w:eastAsia="Tahoma" w:hAnsi="Tahoma"/>
+                <w:rFonts w:ascii="B Nazanin" w:cs="B Nazanin" w:eastAsia="B Nazanin" w:hAnsi="B Nazanin"/>
                 <w:b/>
                 <w:bCs/>
-                <w:sz w:val="24"/>
-                <w:szCs w:val="24"/>
+                <w:sz w:val="26"/>
+                <w:szCs w:val="26"/>
                 <w:rtl/>
               </w:rPr>
               <w:t xml:space="preserve">مرکز بهداشتی درمانی ………………</w:t>
@@ -11031,7 +11031,7 @@
             </w:pPr>
             <w:r>
               <w:rPr>
-                <w:rFonts w:ascii="Tahoma" w:cs="Tahoma" w:eastAsia="Tahoma" w:hAnsi="Tahoma"/>
+                <w:rFonts w:ascii="B Nazanin" w:cs="B Nazanin" w:eastAsia="B Nazanin" w:hAnsi="B Nazanin"/>
                 <w:b w:val="false"/>
                 <w:sz w:val="20"/>
                 <w:szCs w:val="20"/>
@@ -11047,7 +11047,7 @@
             </w:pPr>
             <w:r>
               <w:rPr>
-                <w:rFonts w:ascii="Tahoma" w:cs="Tahoma" w:eastAsia="Tahoma" w:hAnsi="Tahoma"/>
+                <w:rFonts w:ascii="B Nazanin" w:cs="B Nazanin" w:eastAsia="B Nazanin" w:hAnsi="B Nazanin"/>
                 <w:b w:val="false"/>
                 <w:sz w:val="20"/>
                 <w:szCs w:val="20"/>
@@ -11063,7 +11063,7 @@
             </w:pPr>
             <w:r>
               <w:rPr>
-                <w:rFonts w:ascii="Tahoma" w:cs="Tahoma" w:eastAsia="Tahoma" w:hAnsi="Tahoma"/>
+                <w:rFonts w:ascii="B Nazanin" w:cs="B Nazanin" w:eastAsia="B Nazanin" w:hAnsi="B Nazanin"/>
                 <w:b w:val="false"/>
                 <w:sz w:val="20"/>
                 <w:szCs w:val="20"/>
@@ -11085,10 +11085,10 @@
       </w:pPr>
       <w:r>
         <w:rPr>
-          <w:rFonts w:ascii="Tahoma" w:cs="Tahoma" w:eastAsia="Tahoma" w:hAnsi="Tahoma"/>
+          <w:rFonts w:ascii="B Nazanin" w:cs="B Nazanin" w:eastAsia="B Nazanin" w:hAnsi="B Nazanin"/>
           <w:b w:val="false"/>
-          <w:sz w:val="24"/>
-          <w:szCs w:val="24"/>
+          <w:sz w:val="26"/>
+          <w:szCs w:val="26"/>
           <w:rtl/>
         </w:rPr>
         <w:t xml:space="preserve"/>
@@ -11103,7 +11103,7 @@
       <w:bookmarkStart w:name="form_20" w:id="21"/>
       <w:r>
         <w:rPr>
-          <w:rFonts w:ascii="Tahoma" w:cs="Tahoma" w:eastAsia="Tahoma" w:hAnsi="Tahoma"/>
+          <w:rFonts w:ascii="B Nazanin" w:cs="B Nazanin" w:eastAsia="B Nazanin" w:hAnsi="B Nazanin"/>
           <w:b/>
           <w:bCs/>
           <w:sz w:val="24"/>
@@ -11123,7 +11123,7 @@
       </w:pPr>
       <w:r>
         <w:rPr>
-          <w:rFonts w:ascii="Tahoma" w:cs="Tahoma" w:eastAsia="Tahoma" w:hAnsi="Tahoma"/>
+          <w:rFonts w:ascii="B Nazanin" w:cs="B Nazanin" w:eastAsia="B Nazanin" w:hAnsi="B Nazanin"/>
           <w:b/>
           <w:bCs/>
           <w:sz w:val="26"/>
@@ -11140,7 +11140,7 @@
       </w:pPr>
       <w:r>
         <w:rPr>
-          <w:rFonts w:ascii="Tahoma" w:cs="Tahoma" w:eastAsia="Tahoma" w:hAnsi="Tahoma"/>
+          <w:rFonts w:ascii="B Nazanin" w:cs="B Nazanin" w:eastAsia="B Nazanin" w:hAnsi="B Nazanin"/>
           <w:b/>
           <w:bCs/>
           <w:sz w:val="23"/>
@@ -11157,11 +11157,11 @@
       </w:pPr>
       <w:r>
         <w:rPr>
-          <w:rFonts w:ascii="Tahoma" w:cs="Tahoma" w:eastAsia="Tahoma" w:hAnsi="Tahoma"/>
+          <w:rFonts w:ascii="B Nazanin" w:cs="B Nazanin" w:eastAsia="B Nazanin" w:hAnsi="B Nazanin"/>
           <w:b/>
           <w:bCs/>
-          <w:sz w:val="24"/>
-          <w:szCs w:val="24"/>
+          <w:sz w:val="26"/>
+          <w:szCs w:val="26"/>
           <w:rtl/>
         </w:rPr>
         <w:t xml:space="preserve">با سلام و احترام؛</w:t>
@@ -11175,10 +11175,10 @@
       </w:pPr>
       <w:r>
         <w:rPr>
-          <w:rFonts w:ascii="Tahoma" w:cs="Tahoma" w:eastAsia="Tahoma" w:hAnsi="Tahoma"/>
+          <w:rFonts w:ascii="B Nazanin" w:cs="B Nazanin" w:eastAsia="B Nazanin" w:hAnsi="B Nazanin"/>
           <w:b w:val="false"/>
-          <w:sz w:val="24"/>
-          <w:szCs w:val="24"/>
+          <w:sz w:val="26"/>
+          <w:szCs w:val="26"/>
           <w:rtl/>
         </w:rPr>
         <w:t xml:space="preserve">به پیوست تعهد محضری به شماره ……………… مورخ ………………/ درخواست کتبی به شماره ……………… مورخ ……………… آقا/ خانم ……………… فرزند ……………… کد ملی ……………… مالک/ مدیر/ متصدی واحد ……………… کد واحد ……………… واقع در ……………… مبنی بر درخواست بازگشایی به منظور رفع کامل نواقص بهداشتی بدون بهره برداری و صورت مجلس فک پلمب به شماره ……………… مورخ ……………… جهت استحضار ارسال می گردد. با توجه به اینکه مالک/ مدیر/ متصدی واحد مذکور علی رغم تعهدات خود قبل از دریافت اجازه بهره برداری اقدام به فعالیت و بهره برداری نموده اند، خواهشمند است دستور فرمایید با نامبرده برخورد قانونی مبذول و از نتیجه، این مرکز را جهت پیگیری های بعدی مطلع فرمایند.</w:t>
@@ -11192,11 +11192,11 @@
       </w:pPr>
       <w:r>
         <w:rPr>
-          <w:rFonts w:ascii="Tahoma" w:cs="Tahoma" w:eastAsia="Tahoma" w:hAnsi="Tahoma"/>
+          <w:rFonts w:ascii="B Nazanin" w:cs="B Nazanin" w:eastAsia="B Nazanin" w:hAnsi="B Nazanin"/>
           <w:b/>
           <w:bCs/>
-          <w:sz w:val="24"/>
-          <w:szCs w:val="24"/>
+          <w:sz w:val="26"/>
+          <w:szCs w:val="26"/>
           <w:rtl/>
         </w:rPr>
         <w:t xml:space="preserve">رئیس مرکز بهداشت شهرستان/ بهداشتی درمانی شهری/ روستایی</w:t>
@@ -11210,11 +11210,11 @@
       </w:pPr>
       <w:r>
         <w:rPr>
-          <w:rFonts w:ascii="Tahoma" w:cs="Tahoma" w:eastAsia="Tahoma" w:hAnsi="Tahoma"/>
+          <w:rFonts w:ascii="B Nazanin" w:cs="B Nazanin" w:eastAsia="B Nazanin" w:hAnsi="B Nazanin"/>
           <w:b/>
           <w:bCs/>
-          <w:sz w:val="24"/>
-          <w:szCs w:val="24"/>
+          <w:sz w:val="26"/>
+          <w:szCs w:val="26"/>
           <w:rtl/>
         </w:rPr>
         <w:t xml:space="preserve">امضاء</w:t>
@@ -11228,7 +11228,7 @@
       <w:hyperlink w:history="1" w:anchor="forms_index">
         <w:r>
           <w:rPr>
-            <w:rFonts w:ascii="Tahoma" w:cs="Tahoma" w:eastAsia="Tahoma" w:hAnsi="Tahoma"/>
+            <w:rFonts w:ascii="B Nazanin" w:cs="B Nazanin" w:eastAsia="B Nazanin" w:hAnsi="B Nazanin"/>
             <w:b w:val="false"/>
             <w:color w:val="7A8A8E"/>
             <w:sz w:val="17"/>
@@ -11289,10 +11289,10 @@
             </w:pPr>
             <w:r>
               <w:rPr>
-                <w:rFonts w:ascii="Tahoma" w:cs="Tahoma" w:eastAsia="Tahoma" w:hAnsi="Tahoma"/>
+                <w:rFonts w:ascii="B Nazanin" w:cs="B Nazanin" w:eastAsia="B Nazanin" w:hAnsi="B Nazanin"/>
                 <w:b w:val="false"/>
-                <w:sz w:val="24"/>
-                <w:szCs w:val="24"/>
+                <w:sz w:val="26"/>
+                <w:szCs w:val="26"/>
                 <w:rtl/>
               </w:rPr>
               <w:t xml:space="preserve"/>
@@ -11363,7 +11363,7 @@
                   </w:pPr>
                   <w:r>
                     <w:rPr>
-                      <w:rFonts w:ascii="Tahoma" w:cs="Tahoma" w:eastAsia="Tahoma" w:hAnsi="Tahoma"/>
+                      <w:rFonts w:ascii="B Nazanin" w:cs="B Nazanin" w:eastAsia="B Nazanin" w:hAnsi="B Nazanin"/>
                       <w:b/>
                       <w:bCs/>
                       <w:sz w:val="20"/>
@@ -11384,11 +11384,11 @@
             </w:pPr>
             <w:r>
               <w:rPr>
-                <w:rFonts w:ascii="Tahoma" w:cs="Tahoma" w:eastAsia="Tahoma" w:hAnsi="Tahoma"/>
+                <w:rFonts w:ascii="B Nazanin" w:cs="B Nazanin" w:eastAsia="B Nazanin" w:hAnsi="B Nazanin"/>
                 <w:b/>
                 <w:bCs/>
-                <w:sz w:val="24"/>
-                <w:szCs w:val="24"/>
+                <w:sz w:val="26"/>
+                <w:szCs w:val="26"/>
                 <w:rtl/>
               </w:rPr>
               <w:t xml:space="preserve">معاونت بهداشتی</w:t>
@@ -11402,11 +11402,11 @@
             </w:pPr>
             <w:r>
               <w:rPr>
-                <w:rFonts w:ascii="Tahoma" w:cs="Tahoma" w:eastAsia="Tahoma" w:hAnsi="Tahoma"/>
+                <w:rFonts w:ascii="B Nazanin" w:cs="B Nazanin" w:eastAsia="B Nazanin" w:hAnsi="B Nazanin"/>
                 <w:b/>
                 <w:bCs/>
-                <w:sz w:val="24"/>
-                <w:szCs w:val="24"/>
+                <w:sz w:val="26"/>
+                <w:szCs w:val="26"/>
                 <w:rtl/>
               </w:rPr>
               <w:t xml:space="preserve">مرکز بهداشت شهرستان ………………</w:t>
@@ -11420,11 +11420,11 @@
             </w:pPr>
             <w:r>
               <w:rPr>
-                <w:rFonts w:ascii="Tahoma" w:cs="Tahoma" w:eastAsia="Tahoma" w:hAnsi="Tahoma"/>
+                <w:rFonts w:ascii="B Nazanin" w:cs="B Nazanin" w:eastAsia="B Nazanin" w:hAnsi="B Nazanin"/>
                 <w:b/>
                 <w:bCs/>
-                <w:sz w:val="24"/>
-                <w:szCs w:val="24"/>
+                <w:sz w:val="26"/>
+                <w:szCs w:val="26"/>
                 <w:rtl/>
               </w:rPr>
               <w:t xml:space="preserve">مرکز بهداشتی درمانی ………………</w:t>
@@ -11455,7 +11455,7 @@
             </w:pPr>
             <w:r>
               <w:rPr>
-                <w:rFonts w:ascii="Tahoma" w:cs="Tahoma" w:eastAsia="Tahoma" w:hAnsi="Tahoma"/>
+                <w:rFonts w:ascii="B Nazanin" w:cs="B Nazanin" w:eastAsia="B Nazanin" w:hAnsi="B Nazanin"/>
                 <w:b w:val="false"/>
                 <w:sz w:val="20"/>
                 <w:szCs w:val="20"/>
@@ -11471,7 +11471,7 @@
             </w:pPr>
             <w:r>
               <w:rPr>
-                <w:rFonts w:ascii="Tahoma" w:cs="Tahoma" w:eastAsia="Tahoma" w:hAnsi="Tahoma"/>
+                <w:rFonts w:ascii="B Nazanin" w:cs="B Nazanin" w:eastAsia="B Nazanin" w:hAnsi="B Nazanin"/>
                 <w:b w:val="false"/>
                 <w:sz w:val="20"/>
                 <w:szCs w:val="20"/>
@@ -11487,7 +11487,7 @@
             </w:pPr>
             <w:r>
               <w:rPr>
-                <w:rFonts w:ascii="Tahoma" w:cs="Tahoma" w:eastAsia="Tahoma" w:hAnsi="Tahoma"/>
+                <w:rFonts w:ascii="B Nazanin" w:cs="B Nazanin" w:eastAsia="B Nazanin" w:hAnsi="B Nazanin"/>
                 <w:b w:val="false"/>
                 <w:sz w:val="20"/>
                 <w:szCs w:val="20"/>
@@ -11509,10 +11509,10 @@
       </w:pPr>
       <w:r>
         <w:rPr>
-          <w:rFonts w:ascii="Tahoma" w:cs="Tahoma" w:eastAsia="Tahoma" w:hAnsi="Tahoma"/>
+          <w:rFonts w:ascii="B Nazanin" w:cs="B Nazanin" w:eastAsia="B Nazanin" w:hAnsi="B Nazanin"/>
           <w:b w:val="false"/>
-          <w:sz w:val="24"/>
-          <w:szCs w:val="24"/>
+          <w:sz w:val="26"/>
+          <w:szCs w:val="26"/>
           <w:rtl/>
         </w:rPr>
         <w:t xml:space="preserve"/>
@@ -11527,7 +11527,7 @@
       <w:bookmarkStart w:name="form_21" w:id="22"/>
       <w:r>
         <w:rPr>
-          <w:rFonts w:ascii="Tahoma" w:cs="Tahoma" w:eastAsia="Tahoma" w:hAnsi="Tahoma"/>
+          <w:rFonts w:ascii="B Nazanin" w:cs="B Nazanin" w:eastAsia="B Nazanin" w:hAnsi="B Nazanin"/>
           <w:b/>
           <w:bCs/>
           <w:sz w:val="24"/>
@@ -11547,7 +11547,7 @@
       </w:pPr>
       <w:r>
         <w:rPr>
-          <w:rFonts w:ascii="Tahoma" w:cs="Tahoma" w:eastAsia="Tahoma" w:hAnsi="Tahoma"/>
+          <w:rFonts w:ascii="B Nazanin" w:cs="B Nazanin" w:eastAsia="B Nazanin" w:hAnsi="B Nazanin"/>
           <w:b/>
           <w:bCs/>
           <w:sz w:val="26"/>
@@ -11565,10 +11565,10 @@
       </w:pPr>
       <w:r>
         <w:rPr>
-          <w:rFonts w:ascii="Tahoma" w:cs="Tahoma" w:eastAsia="Tahoma" w:hAnsi="Tahoma"/>
+          <w:rFonts w:ascii="B Nazanin" w:cs="B Nazanin" w:eastAsia="B Nazanin" w:hAnsi="B Nazanin"/>
           <w:b w:val="false"/>
-          <w:sz w:val="24"/>
-          <w:szCs w:val="24"/>
+          <w:sz w:val="26"/>
+          <w:szCs w:val="26"/>
           <w:rtl/>
         </w:rPr>
         <w:t xml:space="preserve">بر اساس بازرسی انجام شده از واحد ……………… کد واحد ……………… به مالکیت/ مدیریت/ تصدی آقای/ خانم ……………… فرزند ……………… کد ملی ……………… واقع در ……………… نظر به مشاهده مواد غذایی به شرح جدول زیر، به منظور اجرای ماده ۳۱ آیین نامه اجرایی قانون اصلاح ماده ۱۳ قانون مواد خوردنی، آشامیدنی، آرایشی و بهداشتی، مواد غذایی مذکور توقیف/ جمع آوری گردید. عواقب ناشی از فروش مواد غذایی توقیف شده به مالک/ مدیر/ متصدی یا نماینده وی تفهیم گردید.</w:t>
@@ -11581,10 +11581,10 @@
       </w:pPr>
       <w:r>
         <w:rPr>
-          <w:rFonts w:ascii="Tahoma" w:cs="Tahoma" w:eastAsia="Tahoma" w:hAnsi="Tahoma"/>
+          <w:rFonts w:ascii="B Nazanin" w:cs="B Nazanin" w:eastAsia="B Nazanin" w:hAnsi="B Nazanin"/>
           <w:b w:val="false"/>
-          <w:sz w:val="24"/>
-          <w:szCs w:val="24"/>
+          <w:sz w:val="26"/>
+          <w:szCs w:val="26"/>
           <w:rtl/>
         </w:rPr>
         <w:t xml:space="preserve"/>
@@ -11640,7 +11640,7 @@
             </w:pPr>
             <w:r>
               <w:rPr>
-                <w:rFonts w:ascii="Tahoma" w:cs="Tahoma" w:eastAsia="Tahoma" w:hAnsi="Tahoma"/>
+                <w:rFonts w:ascii="B Nazanin" w:cs="B Nazanin" w:eastAsia="B Nazanin" w:hAnsi="B Nazanin"/>
                 <w:b/>
                 <w:bCs/>
                 <w:sz w:val="19"/>
@@ -11677,7 +11677,7 @@
             </w:pPr>
             <w:r>
               <w:rPr>
-                <w:rFonts w:ascii="Tahoma" w:cs="Tahoma" w:eastAsia="Tahoma" w:hAnsi="Tahoma"/>
+                <w:rFonts w:ascii="B Nazanin" w:cs="B Nazanin" w:eastAsia="B Nazanin" w:hAnsi="B Nazanin"/>
                 <w:b/>
                 <w:bCs/>
                 <w:sz w:val="19"/>
@@ -11714,7 +11714,7 @@
             </w:pPr>
             <w:r>
               <w:rPr>
-                <w:rFonts w:ascii="Tahoma" w:cs="Tahoma" w:eastAsia="Tahoma" w:hAnsi="Tahoma"/>
+                <w:rFonts w:ascii="B Nazanin" w:cs="B Nazanin" w:eastAsia="B Nazanin" w:hAnsi="B Nazanin"/>
                 <w:b/>
                 <w:bCs/>
                 <w:sz w:val="19"/>
@@ -11754,10 +11754,10 @@
             </w:pPr>
             <w:r>
               <w:rPr>
-                <w:rFonts w:ascii="Tahoma" w:cs="Tahoma" w:eastAsia="Tahoma" w:hAnsi="Tahoma"/>
+                <w:rFonts w:ascii="B Nazanin" w:cs="B Nazanin" w:eastAsia="B Nazanin" w:hAnsi="B Nazanin"/>
                 <w:b w:val="false"/>
-                <w:sz w:val="24"/>
-                <w:szCs w:val="24"/>
+                <w:sz w:val="26"/>
+                <w:szCs w:val="26"/>
                 <w:rtl/>
               </w:rPr>
               <w:t xml:space="preserve"/>
@@ -11788,10 +11788,10 @@
             </w:pPr>
             <w:r>
               <w:rPr>
-                <w:rFonts w:ascii="Tahoma" w:cs="Tahoma" w:eastAsia="Tahoma" w:hAnsi="Tahoma"/>
+                <w:rFonts w:ascii="B Nazanin" w:cs="B Nazanin" w:eastAsia="B Nazanin" w:hAnsi="B Nazanin"/>
                 <w:b w:val="false"/>
-                <w:sz w:val="24"/>
-                <w:szCs w:val="24"/>
+                <w:sz w:val="26"/>
+                <w:szCs w:val="26"/>
                 <w:rtl/>
               </w:rPr>
               <w:t xml:space="preserve"/>
@@ -11822,10 +11822,10 @@
             </w:pPr>
             <w:r>
               <w:rPr>
-                <w:rFonts w:ascii="Tahoma" w:cs="Tahoma" w:eastAsia="Tahoma" w:hAnsi="Tahoma"/>
+                <w:rFonts w:ascii="B Nazanin" w:cs="B Nazanin" w:eastAsia="B Nazanin" w:hAnsi="B Nazanin"/>
                 <w:b w:val="false"/>
-                <w:sz w:val="24"/>
-                <w:szCs w:val="24"/>
+                <w:sz w:val="26"/>
+                <w:szCs w:val="26"/>
                 <w:rtl/>
               </w:rPr>
               <w:t xml:space="preserve"/>
@@ -11861,10 +11861,10 @@
             </w:pPr>
             <w:r>
               <w:rPr>
-                <w:rFonts w:ascii="Tahoma" w:cs="Tahoma" w:eastAsia="Tahoma" w:hAnsi="Tahoma"/>
+                <w:rFonts w:ascii="B Nazanin" w:cs="B Nazanin" w:eastAsia="B Nazanin" w:hAnsi="B Nazanin"/>
                 <w:b w:val="false"/>
-                <w:sz w:val="24"/>
-                <w:szCs w:val="24"/>
+                <w:sz w:val="26"/>
+                <w:szCs w:val="26"/>
                 <w:rtl/>
               </w:rPr>
               <w:t xml:space="preserve"/>
@@ -11895,10 +11895,10 @@
             </w:pPr>
             <w:r>
               <w:rPr>
-                <w:rFonts w:ascii="Tahoma" w:cs="Tahoma" w:eastAsia="Tahoma" w:hAnsi="Tahoma"/>
+                <w:rFonts w:ascii="B Nazanin" w:cs="B Nazanin" w:eastAsia="B Nazanin" w:hAnsi="B Nazanin"/>
                 <w:b w:val="false"/>
-                <w:sz w:val="24"/>
-                <w:szCs w:val="24"/>
+                <w:sz w:val="26"/>
+                <w:szCs w:val="26"/>
                 <w:rtl/>
               </w:rPr>
               <w:t xml:space="preserve"/>
@@ -11929,10 +11929,10 @@
             </w:pPr>
             <w:r>
               <w:rPr>
-                <w:rFonts w:ascii="Tahoma" w:cs="Tahoma" w:eastAsia="Tahoma" w:hAnsi="Tahoma"/>
+                <w:rFonts w:ascii="B Nazanin" w:cs="B Nazanin" w:eastAsia="B Nazanin" w:hAnsi="B Nazanin"/>
                 <w:b w:val="false"/>
-                <w:sz w:val="24"/>
-                <w:szCs w:val="24"/>
+                <w:sz w:val="26"/>
+                <w:szCs w:val="26"/>
                 <w:rtl/>
               </w:rPr>
               <w:t xml:space="preserve"/>
@@ -11968,10 +11968,10 @@
             </w:pPr>
             <w:r>
               <w:rPr>
-                <w:rFonts w:ascii="Tahoma" w:cs="Tahoma" w:eastAsia="Tahoma" w:hAnsi="Tahoma"/>
+                <w:rFonts w:ascii="B Nazanin" w:cs="B Nazanin" w:eastAsia="B Nazanin" w:hAnsi="B Nazanin"/>
                 <w:b w:val="false"/>
-                <w:sz w:val="24"/>
-                <w:szCs w:val="24"/>
+                <w:sz w:val="26"/>
+                <w:szCs w:val="26"/>
                 <w:rtl/>
               </w:rPr>
               <w:t xml:space="preserve"/>
@@ -12002,10 +12002,10 @@
             </w:pPr>
             <w:r>
               <w:rPr>
-                <w:rFonts w:ascii="Tahoma" w:cs="Tahoma" w:eastAsia="Tahoma" w:hAnsi="Tahoma"/>
+                <w:rFonts w:ascii="B Nazanin" w:cs="B Nazanin" w:eastAsia="B Nazanin" w:hAnsi="B Nazanin"/>
                 <w:b w:val="false"/>
-                <w:sz w:val="24"/>
-                <w:szCs w:val="24"/>
+                <w:sz w:val="26"/>
+                <w:szCs w:val="26"/>
                 <w:rtl/>
               </w:rPr>
               <w:t xml:space="preserve"/>
@@ -12036,10 +12036,10 @@
             </w:pPr>
             <w:r>
               <w:rPr>
-                <w:rFonts w:ascii="Tahoma" w:cs="Tahoma" w:eastAsia="Tahoma" w:hAnsi="Tahoma"/>
+                <w:rFonts w:ascii="B Nazanin" w:cs="B Nazanin" w:eastAsia="B Nazanin" w:hAnsi="B Nazanin"/>
                 <w:b w:val="false"/>
-                <w:sz w:val="24"/>
-                <w:szCs w:val="24"/>
+                <w:sz w:val="26"/>
+                <w:szCs w:val="26"/>
                 <w:rtl/>
               </w:rPr>
               <w:t xml:space="preserve"/>
@@ -12075,10 +12075,10 @@
             </w:pPr>
             <w:r>
               <w:rPr>
-                <w:rFonts w:ascii="Tahoma" w:cs="Tahoma" w:eastAsia="Tahoma" w:hAnsi="Tahoma"/>
+                <w:rFonts w:ascii="B Nazanin" w:cs="B Nazanin" w:eastAsia="B Nazanin" w:hAnsi="B Nazanin"/>
                 <w:b w:val="false"/>
-                <w:sz w:val="24"/>
-                <w:szCs w:val="24"/>
+                <w:sz w:val="26"/>
+                <w:szCs w:val="26"/>
                 <w:rtl/>
               </w:rPr>
               <w:t xml:space="preserve"/>
@@ -12109,10 +12109,10 @@
             </w:pPr>
             <w:r>
               <w:rPr>
-                <w:rFonts w:ascii="Tahoma" w:cs="Tahoma" w:eastAsia="Tahoma" w:hAnsi="Tahoma"/>
+                <w:rFonts w:ascii="B Nazanin" w:cs="B Nazanin" w:eastAsia="B Nazanin" w:hAnsi="B Nazanin"/>
                 <w:b w:val="false"/>
-                <w:sz w:val="24"/>
-                <w:szCs w:val="24"/>
+                <w:sz w:val="26"/>
+                <w:szCs w:val="26"/>
                 <w:rtl/>
               </w:rPr>
               <w:t xml:space="preserve"/>
@@ -12143,10 +12143,10 @@
             </w:pPr>
             <w:r>
               <w:rPr>
-                <w:rFonts w:ascii="Tahoma" w:cs="Tahoma" w:eastAsia="Tahoma" w:hAnsi="Tahoma"/>
+                <w:rFonts w:ascii="B Nazanin" w:cs="B Nazanin" w:eastAsia="B Nazanin" w:hAnsi="B Nazanin"/>
                 <w:b w:val="false"/>
-                <w:sz w:val="24"/>
-                <w:szCs w:val="24"/>
+                <w:sz w:val="26"/>
+                <w:szCs w:val="26"/>
                 <w:rtl/>
               </w:rPr>
               <w:t xml:space="preserve"/>
@@ -12182,10 +12182,10 @@
             </w:pPr>
             <w:r>
               <w:rPr>
-                <w:rFonts w:ascii="Tahoma" w:cs="Tahoma" w:eastAsia="Tahoma" w:hAnsi="Tahoma"/>
+                <w:rFonts w:ascii="B Nazanin" w:cs="B Nazanin" w:eastAsia="B Nazanin" w:hAnsi="B Nazanin"/>
                 <w:b w:val="false"/>
-                <w:sz w:val="24"/>
-                <w:szCs w:val="24"/>
+                <w:sz w:val="26"/>
+                <w:szCs w:val="26"/>
                 <w:rtl/>
               </w:rPr>
               <w:t xml:space="preserve"/>
@@ -12216,10 +12216,10 @@
             </w:pPr>
             <w:r>
               <w:rPr>
-                <w:rFonts w:ascii="Tahoma" w:cs="Tahoma" w:eastAsia="Tahoma" w:hAnsi="Tahoma"/>
+                <w:rFonts w:ascii="B Nazanin" w:cs="B Nazanin" w:eastAsia="B Nazanin" w:hAnsi="B Nazanin"/>
                 <w:b w:val="false"/>
-                <w:sz w:val="24"/>
-                <w:szCs w:val="24"/>
+                <w:sz w:val="26"/>
+                <w:szCs w:val="26"/>
                 <w:rtl/>
               </w:rPr>
               <w:t xml:space="preserve"/>
@@ -12250,10 +12250,10 @@
             </w:pPr>
             <w:r>
               <w:rPr>
-                <w:rFonts w:ascii="Tahoma" w:cs="Tahoma" w:eastAsia="Tahoma" w:hAnsi="Tahoma"/>
+                <w:rFonts w:ascii="B Nazanin" w:cs="B Nazanin" w:eastAsia="B Nazanin" w:hAnsi="B Nazanin"/>
                 <w:b w:val="false"/>
-                <w:sz w:val="24"/>
-                <w:szCs w:val="24"/>
+                <w:sz w:val="26"/>
+                <w:szCs w:val="26"/>
                 <w:rtl/>
               </w:rPr>
               <w:t xml:space="preserve"/>
@@ -12289,10 +12289,10 @@
             </w:pPr>
             <w:r>
               <w:rPr>
-                <w:rFonts w:ascii="Tahoma" w:cs="Tahoma" w:eastAsia="Tahoma" w:hAnsi="Tahoma"/>
+                <w:rFonts w:ascii="B Nazanin" w:cs="B Nazanin" w:eastAsia="B Nazanin" w:hAnsi="B Nazanin"/>
                 <w:b w:val="false"/>
-                <w:sz w:val="24"/>
-                <w:szCs w:val="24"/>
+                <w:sz w:val="26"/>
+                <w:szCs w:val="26"/>
                 <w:rtl/>
               </w:rPr>
               <w:t xml:space="preserve"/>
@@ -12323,10 +12323,10 @@
             </w:pPr>
             <w:r>
               <w:rPr>
-                <w:rFonts w:ascii="Tahoma" w:cs="Tahoma" w:eastAsia="Tahoma" w:hAnsi="Tahoma"/>
+                <w:rFonts w:ascii="B Nazanin" w:cs="B Nazanin" w:eastAsia="B Nazanin" w:hAnsi="B Nazanin"/>
                 <w:b w:val="false"/>
-                <w:sz w:val="24"/>
-                <w:szCs w:val="24"/>
+                <w:sz w:val="26"/>
+                <w:szCs w:val="26"/>
                 <w:rtl/>
               </w:rPr>
               <w:t xml:space="preserve"/>
@@ -12357,10 +12357,10 @@
             </w:pPr>
             <w:r>
               <w:rPr>
-                <w:rFonts w:ascii="Tahoma" w:cs="Tahoma" w:eastAsia="Tahoma" w:hAnsi="Tahoma"/>
+                <w:rFonts w:ascii="B Nazanin" w:cs="B Nazanin" w:eastAsia="B Nazanin" w:hAnsi="B Nazanin"/>
                 <w:b w:val="false"/>
-                <w:sz w:val="24"/>
-                <w:szCs w:val="24"/>
+                <w:sz w:val="26"/>
+                <w:szCs w:val="26"/>
                 <w:rtl/>
               </w:rPr>
               <w:t xml:space="preserve"/>
@@ -12396,10 +12396,10 @@
             </w:pPr>
             <w:r>
               <w:rPr>
-                <w:rFonts w:ascii="Tahoma" w:cs="Tahoma" w:eastAsia="Tahoma" w:hAnsi="Tahoma"/>
+                <w:rFonts w:ascii="B Nazanin" w:cs="B Nazanin" w:eastAsia="B Nazanin" w:hAnsi="B Nazanin"/>
                 <w:b w:val="false"/>
-                <w:sz w:val="24"/>
-                <w:szCs w:val="24"/>
+                <w:sz w:val="26"/>
+                <w:szCs w:val="26"/>
                 <w:rtl/>
               </w:rPr>
               <w:t xml:space="preserve"/>
@@ -12430,10 +12430,10 @@
             </w:pPr>
             <w:r>
               <w:rPr>
-                <w:rFonts w:ascii="Tahoma" w:cs="Tahoma" w:eastAsia="Tahoma" w:hAnsi="Tahoma"/>
+                <w:rFonts w:ascii="B Nazanin" w:cs="B Nazanin" w:eastAsia="B Nazanin" w:hAnsi="B Nazanin"/>
                 <w:b w:val="false"/>
-                <w:sz w:val="24"/>
-                <w:szCs w:val="24"/>
+                <w:sz w:val="26"/>
+                <w:szCs w:val="26"/>
                 <w:rtl/>
               </w:rPr>
               <w:t xml:space="preserve"/>
@@ -12464,10 +12464,10 @@
             </w:pPr>
             <w:r>
               <w:rPr>
-                <w:rFonts w:ascii="Tahoma" w:cs="Tahoma" w:eastAsia="Tahoma" w:hAnsi="Tahoma"/>
+                <w:rFonts w:ascii="B Nazanin" w:cs="B Nazanin" w:eastAsia="B Nazanin" w:hAnsi="B Nazanin"/>
                 <w:b w:val="false"/>
-                <w:sz w:val="24"/>
-                <w:szCs w:val="24"/>
+                <w:sz w:val="26"/>
+                <w:szCs w:val="26"/>
                 <w:rtl/>
               </w:rPr>
               <w:t xml:space="preserve"/>
@@ -12484,11 +12484,11 @@
       </w:pPr>
       <w:r>
         <w:rPr>
-          <w:rFonts w:ascii="Tahoma" w:cs="Tahoma" w:eastAsia="Tahoma" w:hAnsi="Tahoma"/>
+          <w:rFonts w:ascii="B Nazanin" w:cs="B Nazanin" w:eastAsia="B Nazanin" w:hAnsi="B Nazanin"/>
           <w:b/>
           <w:bCs/>
-          <w:sz w:val="24"/>
-          <w:szCs w:val="24"/>
+          <w:sz w:val="26"/>
+          <w:szCs w:val="26"/>
           <w:rtl/>
         </w:rPr>
         <w:t xml:space="preserve">نام و نام خانوادگی نماینده بهداشت محیط (مرکز بهداشت شهرستان/ مرکز بهداشتی درمانی شهری/ روستایی)</w:t>
@@ -12502,11 +12502,11 @@
       </w:pPr>
       <w:r>
         <w:rPr>
-          <w:rFonts w:ascii="Tahoma" w:cs="Tahoma" w:eastAsia="Tahoma" w:hAnsi="Tahoma"/>
+          <w:rFonts w:ascii="B Nazanin" w:cs="B Nazanin" w:eastAsia="B Nazanin" w:hAnsi="B Nazanin"/>
           <w:b/>
           <w:bCs/>
-          <w:sz w:val="24"/>
-          <w:szCs w:val="24"/>
+          <w:sz w:val="26"/>
+          <w:szCs w:val="26"/>
           <w:rtl/>
         </w:rPr>
         <w:t xml:space="preserve">امضاء</w:t>
@@ -12520,11 +12520,11 @@
       </w:pPr>
       <w:r>
         <w:rPr>
-          <w:rFonts w:ascii="Tahoma" w:cs="Tahoma" w:eastAsia="Tahoma" w:hAnsi="Tahoma"/>
+          <w:rFonts w:ascii="B Nazanin" w:cs="B Nazanin" w:eastAsia="B Nazanin" w:hAnsi="B Nazanin"/>
           <w:b/>
           <w:bCs/>
-          <w:sz w:val="24"/>
-          <w:szCs w:val="24"/>
+          <w:sz w:val="26"/>
+          <w:szCs w:val="26"/>
           <w:rtl/>
         </w:rPr>
         <w:t xml:space="preserve">نام و نام خانوادگی مالک، مدیر، متصدی یا نماینده وی</w:t>
@@ -12538,11 +12538,11 @@
       </w:pPr>
       <w:r>
         <w:rPr>
-          <w:rFonts w:ascii="Tahoma" w:cs="Tahoma" w:eastAsia="Tahoma" w:hAnsi="Tahoma"/>
+          <w:rFonts w:ascii="B Nazanin" w:cs="B Nazanin" w:eastAsia="B Nazanin" w:hAnsi="B Nazanin"/>
           <w:b/>
           <w:bCs/>
-          <w:sz w:val="24"/>
-          <w:szCs w:val="24"/>
+          <w:sz w:val="26"/>
+          <w:szCs w:val="26"/>
           <w:rtl/>
         </w:rPr>
         <w:t xml:space="preserve">امضاء</w:t>
@@ -12556,7 +12556,7 @@
       <w:hyperlink w:history="1" w:anchor="forms_index">
         <w:r>
           <w:rPr>
-            <w:rFonts w:ascii="Tahoma" w:cs="Tahoma" w:eastAsia="Tahoma" w:hAnsi="Tahoma"/>
+            <w:rFonts w:ascii="B Nazanin" w:cs="B Nazanin" w:eastAsia="B Nazanin" w:hAnsi="B Nazanin"/>
             <w:b w:val="false"/>
             <w:color w:val="7A8A8E"/>
             <w:sz w:val="17"/>
@@ -12617,10 +12617,10 @@
             </w:pPr>
             <w:r>
               <w:rPr>
-                <w:rFonts w:ascii="Tahoma" w:cs="Tahoma" w:eastAsia="Tahoma" w:hAnsi="Tahoma"/>
+                <w:rFonts w:ascii="B Nazanin" w:cs="B Nazanin" w:eastAsia="B Nazanin" w:hAnsi="B Nazanin"/>
                 <w:b w:val="false"/>
-                <w:sz w:val="24"/>
-                <w:szCs w:val="24"/>
+                <w:sz w:val="26"/>
+                <w:szCs w:val="26"/>
                 <w:rtl/>
               </w:rPr>
               <w:t xml:space="preserve"/>
@@ -12691,7 +12691,7 @@
                   </w:pPr>
                   <w:r>
                     <w:rPr>
-                      <w:rFonts w:ascii="Tahoma" w:cs="Tahoma" w:eastAsia="Tahoma" w:hAnsi="Tahoma"/>
+                      <w:rFonts w:ascii="B Nazanin" w:cs="B Nazanin" w:eastAsia="B Nazanin" w:hAnsi="B Nazanin"/>
                       <w:b/>
                       <w:bCs/>
                       <w:sz w:val="20"/>
@@ -12712,11 +12712,11 @@
             </w:pPr>
             <w:r>
               <w:rPr>
-                <w:rFonts w:ascii="Tahoma" w:cs="Tahoma" w:eastAsia="Tahoma" w:hAnsi="Tahoma"/>
+                <w:rFonts w:ascii="B Nazanin" w:cs="B Nazanin" w:eastAsia="B Nazanin" w:hAnsi="B Nazanin"/>
                 <w:b/>
                 <w:bCs/>
-                <w:sz w:val="24"/>
-                <w:szCs w:val="24"/>
+                <w:sz w:val="26"/>
+                <w:szCs w:val="26"/>
                 <w:rtl/>
               </w:rPr>
               <w:t xml:space="preserve">معاونت بهداشتی</w:t>
@@ -12730,11 +12730,11 @@
             </w:pPr>
             <w:r>
               <w:rPr>
-                <w:rFonts w:ascii="Tahoma" w:cs="Tahoma" w:eastAsia="Tahoma" w:hAnsi="Tahoma"/>
+                <w:rFonts w:ascii="B Nazanin" w:cs="B Nazanin" w:eastAsia="B Nazanin" w:hAnsi="B Nazanin"/>
                 <w:b/>
                 <w:bCs/>
-                <w:sz w:val="24"/>
-                <w:szCs w:val="24"/>
+                <w:sz w:val="26"/>
+                <w:szCs w:val="26"/>
                 <w:rtl/>
               </w:rPr>
               <w:t xml:space="preserve">مرکز بهداشت شهرستان ………………</w:t>
@@ -12748,11 +12748,11 @@
             </w:pPr>
             <w:r>
               <w:rPr>
-                <w:rFonts w:ascii="Tahoma" w:cs="Tahoma" w:eastAsia="Tahoma" w:hAnsi="Tahoma"/>
+                <w:rFonts w:ascii="B Nazanin" w:cs="B Nazanin" w:eastAsia="B Nazanin" w:hAnsi="B Nazanin"/>
                 <w:b/>
                 <w:bCs/>
-                <w:sz w:val="24"/>
-                <w:szCs w:val="24"/>
+                <w:sz w:val="26"/>
+                <w:szCs w:val="26"/>
                 <w:rtl/>
               </w:rPr>
               <w:t xml:space="preserve">مرکز بهداشتی درمانی ………………</w:t>
@@ -12783,7 +12783,7 @@
             </w:pPr>
             <w:r>
               <w:rPr>
-                <w:rFonts w:ascii="Tahoma" w:cs="Tahoma" w:eastAsia="Tahoma" w:hAnsi="Tahoma"/>
+                <w:rFonts w:ascii="B Nazanin" w:cs="B Nazanin" w:eastAsia="B Nazanin" w:hAnsi="B Nazanin"/>
                 <w:b w:val="false"/>
                 <w:sz w:val="20"/>
                 <w:szCs w:val="20"/>
@@ -12799,7 +12799,7 @@
             </w:pPr>
             <w:r>
               <w:rPr>
-                <w:rFonts w:ascii="Tahoma" w:cs="Tahoma" w:eastAsia="Tahoma" w:hAnsi="Tahoma"/>
+                <w:rFonts w:ascii="B Nazanin" w:cs="B Nazanin" w:eastAsia="B Nazanin" w:hAnsi="B Nazanin"/>
                 <w:b w:val="false"/>
                 <w:sz w:val="20"/>
                 <w:szCs w:val="20"/>
@@ -12815,7 +12815,7 @@
             </w:pPr>
             <w:r>
               <w:rPr>
-                <w:rFonts w:ascii="Tahoma" w:cs="Tahoma" w:eastAsia="Tahoma" w:hAnsi="Tahoma"/>
+                <w:rFonts w:ascii="B Nazanin" w:cs="B Nazanin" w:eastAsia="B Nazanin" w:hAnsi="B Nazanin"/>
                 <w:b w:val="false"/>
                 <w:sz w:val="20"/>
                 <w:szCs w:val="20"/>
@@ -12837,10 +12837,10 @@
       </w:pPr>
       <w:r>
         <w:rPr>
-          <w:rFonts w:ascii="Tahoma" w:cs="Tahoma" w:eastAsia="Tahoma" w:hAnsi="Tahoma"/>
+          <w:rFonts w:ascii="B Nazanin" w:cs="B Nazanin" w:eastAsia="B Nazanin" w:hAnsi="B Nazanin"/>
           <w:b w:val="false"/>
-          <w:sz w:val="24"/>
-          <w:szCs w:val="24"/>
+          <w:sz w:val="26"/>
+          <w:szCs w:val="26"/>
           <w:rtl/>
         </w:rPr>
         <w:t xml:space="preserve"/>
@@ -12855,7 +12855,7 @@
       <w:bookmarkStart w:name="form_22" w:id="23"/>
       <w:r>
         <w:rPr>
-          <w:rFonts w:ascii="Tahoma" w:cs="Tahoma" w:eastAsia="Tahoma" w:hAnsi="Tahoma"/>
+          <w:rFonts w:ascii="B Nazanin" w:cs="B Nazanin" w:eastAsia="B Nazanin" w:hAnsi="B Nazanin"/>
           <w:b/>
           <w:bCs/>
           <w:sz w:val="24"/>
@@ -12875,7 +12875,7 @@
       </w:pPr>
       <w:r>
         <w:rPr>
-          <w:rFonts w:ascii="Tahoma" w:cs="Tahoma" w:eastAsia="Tahoma" w:hAnsi="Tahoma"/>
+          <w:rFonts w:ascii="B Nazanin" w:cs="B Nazanin" w:eastAsia="B Nazanin" w:hAnsi="B Nazanin"/>
           <w:b/>
           <w:bCs/>
           <w:sz w:val="26"/>
@@ -12893,10 +12893,10 @@
       </w:pPr>
       <w:r>
         <w:rPr>
-          <w:rFonts w:ascii="Tahoma" w:cs="Tahoma" w:eastAsia="Tahoma" w:hAnsi="Tahoma"/>
+          <w:rFonts w:ascii="B Nazanin" w:cs="B Nazanin" w:eastAsia="B Nazanin" w:hAnsi="B Nazanin"/>
           <w:b w:val="false"/>
-          <w:sz w:val="24"/>
-          <w:szCs w:val="24"/>
+          <w:sz w:val="26"/>
+          <w:szCs w:val="26"/>
           <w:rtl/>
         </w:rPr>
         <w:t xml:space="preserve">با توجه به بازرسی انجام شده از واحد ……………… کد واحد ……………… به مالکیت/ مدیریت/ تصدی آقای/ خانم ……………… فرزند ……………… کد ملی ……………… واقع در ……………… و نظر به مشاهده مواد غذایی به شرح جدول زیر، به منظور اجرای ماده ۳۱ آیین نامه اجرایی قانون اصلاح ماده ۱۳ قانون مواد خوردنی، آشامیدنی، آرایشی و بهداشتی، با توجه به رضایت/ عدم رضایت مالک/ مدیر/ متصدی، مواد غذایی مذکور معدوم/ به مراجع قضایی ارجاع می گردد.</w:t>
@@ -12909,10 +12909,10 @@
       </w:pPr>
       <w:r>
         <w:rPr>
-          <w:rFonts w:ascii="Tahoma" w:cs="Tahoma" w:eastAsia="Tahoma" w:hAnsi="Tahoma"/>
+          <w:rFonts w:ascii="B Nazanin" w:cs="B Nazanin" w:eastAsia="B Nazanin" w:hAnsi="B Nazanin"/>
           <w:b w:val="false"/>
-          <w:sz w:val="24"/>
-          <w:szCs w:val="24"/>
+          <w:sz w:val="26"/>
+          <w:szCs w:val="26"/>
           <w:rtl/>
         </w:rPr>
         <w:t xml:space="preserve"/>
@@ -12968,7 +12968,7 @@
             </w:pPr>
             <w:r>
               <w:rPr>
-                <w:rFonts w:ascii="Tahoma" w:cs="Tahoma" w:eastAsia="Tahoma" w:hAnsi="Tahoma"/>
+                <w:rFonts w:ascii="B Nazanin" w:cs="B Nazanin" w:eastAsia="B Nazanin" w:hAnsi="B Nazanin"/>
                 <w:b/>
                 <w:bCs/>
                 <w:sz w:val="19"/>
@@ -13005,7 +13005,7 @@
             </w:pPr>
             <w:r>
               <w:rPr>
-                <w:rFonts w:ascii="Tahoma" w:cs="Tahoma" w:eastAsia="Tahoma" w:hAnsi="Tahoma"/>
+                <w:rFonts w:ascii="B Nazanin" w:cs="B Nazanin" w:eastAsia="B Nazanin" w:hAnsi="B Nazanin"/>
                 <w:b/>
                 <w:bCs/>
                 <w:sz w:val="19"/>
@@ -13042,7 +13042,7 @@
             </w:pPr>
             <w:r>
               <w:rPr>
-                <w:rFonts w:ascii="Tahoma" w:cs="Tahoma" w:eastAsia="Tahoma" w:hAnsi="Tahoma"/>
+                <w:rFonts w:ascii="B Nazanin" w:cs="B Nazanin" w:eastAsia="B Nazanin" w:hAnsi="B Nazanin"/>
                 <w:b/>
                 <w:bCs/>
                 <w:sz w:val="19"/>
@@ -13082,10 +13082,10 @@
             </w:pPr>
             <w:r>
               <w:rPr>
-                <w:rFonts w:ascii="Tahoma" w:cs="Tahoma" w:eastAsia="Tahoma" w:hAnsi="Tahoma"/>
+                <w:rFonts w:ascii="B Nazanin" w:cs="B Nazanin" w:eastAsia="B Nazanin" w:hAnsi="B Nazanin"/>
                 <w:b w:val="false"/>
-                <w:sz w:val="24"/>
-                <w:szCs w:val="24"/>
+                <w:sz w:val="26"/>
+                <w:szCs w:val="26"/>
                 <w:rtl/>
               </w:rPr>
               <w:t xml:space="preserve"/>
@@ -13116,10 +13116,10 @@
             </w:pPr>
             <w:r>
               <w:rPr>
-                <w:rFonts w:ascii="Tahoma" w:cs="Tahoma" w:eastAsia="Tahoma" w:hAnsi="Tahoma"/>
+                <w:rFonts w:ascii="B Nazanin" w:cs="B Nazanin" w:eastAsia="B Nazanin" w:hAnsi="B Nazanin"/>
                 <w:b w:val="false"/>
-                <w:sz w:val="24"/>
-                <w:szCs w:val="24"/>
+                <w:sz w:val="26"/>
+                <w:szCs w:val="26"/>
                 <w:rtl/>
               </w:rPr>
               <w:t xml:space="preserve"/>
@@ -13150,10 +13150,10 @@
             </w:pPr>
             <w:r>
               <w:rPr>
-                <w:rFonts w:ascii="Tahoma" w:cs="Tahoma" w:eastAsia="Tahoma" w:hAnsi="Tahoma"/>
+                <w:rFonts w:ascii="B Nazanin" w:cs="B Nazanin" w:eastAsia="B Nazanin" w:hAnsi="B Nazanin"/>
                 <w:b w:val="false"/>
-                <w:sz w:val="24"/>
-                <w:szCs w:val="24"/>
+                <w:sz w:val="26"/>
+                <w:szCs w:val="26"/>
                 <w:rtl/>
               </w:rPr>
               <w:t xml:space="preserve"/>
@@ -13189,10 +13189,10 @@
             </w:pPr>
             <w:r>
               <w:rPr>
-                <w:rFonts w:ascii="Tahoma" w:cs="Tahoma" w:eastAsia="Tahoma" w:hAnsi="Tahoma"/>
+                <w:rFonts w:ascii="B Nazanin" w:cs="B Nazanin" w:eastAsia="B Nazanin" w:hAnsi="B Nazanin"/>
                 <w:b w:val="false"/>
-                <w:sz w:val="24"/>
-                <w:szCs w:val="24"/>
+                <w:sz w:val="26"/>
+                <w:szCs w:val="26"/>
                 <w:rtl/>
               </w:rPr>
               <w:t xml:space="preserve"/>
@@ -13223,10 +13223,10 @@
             </w:pPr>
             <w:r>
               <w:rPr>
-                <w:rFonts w:ascii="Tahoma" w:cs="Tahoma" w:eastAsia="Tahoma" w:hAnsi="Tahoma"/>
+                <w:rFonts w:ascii="B Nazanin" w:cs="B Nazanin" w:eastAsia="B Nazanin" w:hAnsi="B Nazanin"/>
                 <w:b w:val="false"/>
-                <w:sz w:val="24"/>
-                <w:szCs w:val="24"/>
+                <w:sz w:val="26"/>
+                <w:szCs w:val="26"/>
                 <w:rtl/>
               </w:rPr>
               <w:t xml:space="preserve"/>
@@ -13257,10 +13257,10 @@
             </w:pPr>
             <w:r>
               <w:rPr>
-                <w:rFonts w:ascii="Tahoma" w:cs="Tahoma" w:eastAsia="Tahoma" w:hAnsi="Tahoma"/>
+                <w:rFonts w:ascii="B Nazanin" w:cs="B Nazanin" w:eastAsia="B Nazanin" w:hAnsi="B Nazanin"/>
                 <w:b w:val="false"/>
-                <w:sz w:val="24"/>
-                <w:szCs w:val="24"/>
+                <w:sz w:val="26"/>
+                <w:szCs w:val="26"/>
                 <w:rtl/>
               </w:rPr>
               <w:t xml:space="preserve"/>
@@ -13296,10 +13296,10 @@
             </w:pPr>
             <w:r>
               <w:rPr>
-                <w:rFonts w:ascii="Tahoma" w:cs="Tahoma" w:eastAsia="Tahoma" w:hAnsi="Tahoma"/>
+                <w:rFonts w:ascii="B Nazanin" w:cs="B Nazanin" w:eastAsia="B Nazanin" w:hAnsi="B Nazanin"/>
                 <w:b w:val="false"/>
-                <w:sz w:val="24"/>
-                <w:szCs w:val="24"/>
+                <w:sz w:val="26"/>
+                <w:szCs w:val="26"/>
                 <w:rtl/>
               </w:rPr>
               <w:t xml:space="preserve"/>
@@ -13330,10 +13330,10 @@
             </w:pPr>
             <w:r>
               <w:rPr>
-                <w:rFonts w:ascii="Tahoma" w:cs="Tahoma" w:eastAsia="Tahoma" w:hAnsi="Tahoma"/>
+                <w:rFonts w:ascii="B Nazanin" w:cs="B Nazanin" w:eastAsia="B Nazanin" w:hAnsi="B Nazanin"/>
                 <w:b w:val="false"/>
-                <w:sz w:val="24"/>
-                <w:szCs w:val="24"/>
+                <w:sz w:val="26"/>
+                <w:szCs w:val="26"/>
                 <w:rtl/>
               </w:rPr>
               <w:t xml:space="preserve"/>
@@ -13364,10 +13364,10 @@
             </w:pPr>
             <w:r>
               <w:rPr>
-                <w:rFonts w:ascii="Tahoma" w:cs="Tahoma" w:eastAsia="Tahoma" w:hAnsi="Tahoma"/>
+                <w:rFonts w:ascii="B Nazanin" w:cs="B Nazanin" w:eastAsia="B Nazanin" w:hAnsi="B Nazanin"/>
                 <w:b w:val="false"/>
-                <w:sz w:val="24"/>
-                <w:szCs w:val="24"/>
+                <w:sz w:val="26"/>
+                <w:szCs w:val="26"/>
                 <w:rtl/>
               </w:rPr>
               <w:t xml:space="preserve"/>
@@ -13403,10 +13403,10 @@
             </w:pPr>
             <w:r>
               <w:rPr>
-                <w:rFonts w:ascii="Tahoma" w:cs="Tahoma" w:eastAsia="Tahoma" w:hAnsi="Tahoma"/>
+                <w:rFonts w:ascii="B Nazanin" w:cs="B Nazanin" w:eastAsia="B Nazanin" w:hAnsi="B Nazanin"/>
                 <w:b w:val="false"/>
-                <w:sz w:val="24"/>
-                <w:szCs w:val="24"/>
+                <w:sz w:val="26"/>
+                <w:szCs w:val="26"/>
                 <w:rtl/>
               </w:rPr>
               <w:t xml:space="preserve"/>
@@ -13437,10 +13437,10 @@
             </w:pPr>
             <w:r>
               <w:rPr>
-                <w:rFonts w:ascii="Tahoma" w:cs="Tahoma" w:eastAsia="Tahoma" w:hAnsi="Tahoma"/>
+                <w:rFonts w:ascii="B Nazanin" w:cs="B Nazanin" w:eastAsia="B Nazanin" w:hAnsi="B Nazanin"/>
                 <w:b w:val="false"/>
-                <w:sz w:val="24"/>
-                <w:szCs w:val="24"/>
+                <w:sz w:val="26"/>
+                <w:szCs w:val="26"/>
                 <w:rtl/>
               </w:rPr>
               <w:t xml:space="preserve"/>
@@ -13471,10 +13471,10 @@
             </w:pPr>
             <w:r>
               <w:rPr>
-                <w:rFonts w:ascii="Tahoma" w:cs="Tahoma" w:eastAsia="Tahoma" w:hAnsi="Tahoma"/>
+                <w:rFonts w:ascii="B Nazanin" w:cs="B Nazanin" w:eastAsia="B Nazanin" w:hAnsi="B Nazanin"/>
                 <w:b w:val="false"/>
-                <w:sz w:val="24"/>
-                <w:szCs w:val="24"/>
+                <w:sz w:val="26"/>
+                <w:szCs w:val="26"/>
                 <w:rtl/>
               </w:rPr>
               <w:t xml:space="preserve"/>
@@ -13510,10 +13510,10 @@
             </w:pPr>
             <w:r>
               <w:rPr>
-                <w:rFonts w:ascii="Tahoma" w:cs="Tahoma" w:eastAsia="Tahoma" w:hAnsi="Tahoma"/>
+                <w:rFonts w:ascii="B Nazanin" w:cs="B Nazanin" w:eastAsia="B Nazanin" w:hAnsi="B Nazanin"/>
                 <w:b w:val="false"/>
-                <w:sz w:val="24"/>
-                <w:szCs w:val="24"/>
+                <w:sz w:val="26"/>
+                <w:szCs w:val="26"/>
                 <w:rtl/>
               </w:rPr>
               <w:t xml:space="preserve"/>
@@ -13544,10 +13544,10 @@
             </w:pPr>
             <w:r>
               <w:rPr>
-                <w:rFonts w:ascii="Tahoma" w:cs="Tahoma" w:eastAsia="Tahoma" w:hAnsi="Tahoma"/>
+                <w:rFonts w:ascii="B Nazanin" w:cs="B Nazanin" w:eastAsia="B Nazanin" w:hAnsi="B Nazanin"/>
                 <w:b w:val="false"/>
-                <w:sz w:val="24"/>
-                <w:szCs w:val="24"/>
+                <w:sz w:val="26"/>
+                <w:szCs w:val="26"/>
                 <w:rtl/>
               </w:rPr>
               <w:t xml:space="preserve"/>
@@ -13578,10 +13578,10 @@
             </w:pPr>
             <w:r>
               <w:rPr>
-                <w:rFonts w:ascii="Tahoma" w:cs="Tahoma" w:eastAsia="Tahoma" w:hAnsi="Tahoma"/>
+                <w:rFonts w:ascii="B Nazanin" w:cs="B Nazanin" w:eastAsia="B Nazanin" w:hAnsi="B Nazanin"/>
                 <w:b w:val="false"/>
-                <w:sz w:val="24"/>
-                <w:szCs w:val="24"/>
+                <w:sz w:val="26"/>
+                <w:szCs w:val="26"/>
                 <w:rtl/>
               </w:rPr>
               <w:t xml:space="preserve"/>
@@ -13617,10 +13617,10 @@
             </w:pPr>
             <w:r>
               <w:rPr>
-                <w:rFonts w:ascii="Tahoma" w:cs="Tahoma" w:eastAsia="Tahoma" w:hAnsi="Tahoma"/>
+                <w:rFonts w:ascii="B Nazanin" w:cs="B Nazanin" w:eastAsia="B Nazanin" w:hAnsi="B Nazanin"/>
                 <w:b w:val="false"/>
-                <w:sz w:val="24"/>
-                <w:szCs w:val="24"/>
+                <w:sz w:val="26"/>
+                <w:szCs w:val="26"/>
                 <w:rtl/>
               </w:rPr>
               <w:t xml:space="preserve"/>
@@ -13651,10 +13651,10 @@
             </w:pPr>
             <w:r>
               <w:rPr>
-                <w:rFonts w:ascii="Tahoma" w:cs="Tahoma" w:eastAsia="Tahoma" w:hAnsi="Tahoma"/>
+                <w:rFonts w:ascii="B Nazanin" w:cs="B Nazanin" w:eastAsia="B Nazanin" w:hAnsi="B Nazanin"/>
                 <w:b w:val="false"/>
-                <w:sz w:val="24"/>
-                <w:szCs w:val="24"/>
+                <w:sz w:val="26"/>
+                <w:szCs w:val="26"/>
                 <w:rtl/>
               </w:rPr>
               <w:t xml:space="preserve"/>
@@ -13685,10 +13685,10 @@
             </w:pPr>
             <w:r>
               <w:rPr>
-                <w:rFonts w:ascii="Tahoma" w:cs="Tahoma" w:eastAsia="Tahoma" w:hAnsi="Tahoma"/>
+                <w:rFonts w:ascii="B Nazanin" w:cs="B Nazanin" w:eastAsia="B Nazanin" w:hAnsi="B Nazanin"/>
                 <w:b w:val="false"/>
-                <w:sz w:val="24"/>
-                <w:szCs w:val="24"/>
+                <w:sz w:val="26"/>
+                <w:szCs w:val="26"/>
                 <w:rtl/>
               </w:rPr>
               <w:t xml:space="preserve"/>
@@ -13724,10 +13724,10 @@
             </w:pPr>
             <w:r>
               <w:rPr>
-                <w:rFonts w:ascii="Tahoma" w:cs="Tahoma" w:eastAsia="Tahoma" w:hAnsi="Tahoma"/>
+                <w:rFonts w:ascii="B Nazanin" w:cs="B Nazanin" w:eastAsia="B Nazanin" w:hAnsi="B Nazanin"/>
                 <w:b w:val="false"/>
-                <w:sz w:val="24"/>
-                <w:szCs w:val="24"/>
+                <w:sz w:val="26"/>
+                <w:szCs w:val="26"/>
                 <w:rtl/>
               </w:rPr>
               <w:t xml:space="preserve"/>
@@ -13758,10 +13758,10 @@
             </w:pPr>
             <w:r>
               <w:rPr>
-                <w:rFonts w:ascii="Tahoma" w:cs="Tahoma" w:eastAsia="Tahoma" w:hAnsi="Tahoma"/>
+                <w:rFonts w:ascii="B Nazanin" w:cs="B Nazanin" w:eastAsia="B Nazanin" w:hAnsi="B Nazanin"/>
                 <w:b w:val="false"/>
-                <w:sz w:val="24"/>
-                <w:szCs w:val="24"/>
+                <w:sz w:val="26"/>
+                <w:szCs w:val="26"/>
                 <w:rtl/>
               </w:rPr>
               <w:t xml:space="preserve"/>
@@ -13792,10 +13792,10 @@
             </w:pPr>
             <w:r>
               <w:rPr>
-                <w:rFonts w:ascii="Tahoma" w:cs="Tahoma" w:eastAsia="Tahoma" w:hAnsi="Tahoma"/>
+                <w:rFonts w:ascii="B Nazanin" w:cs="B Nazanin" w:eastAsia="B Nazanin" w:hAnsi="B Nazanin"/>
                 <w:b w:val="false"/>
-                <w:sz w:val="24"/>
-                <w:szCs w:val="24"/>
+                <w:sz w:val="26"/>
+                <w:szCs w:val="26"/>
                 <w:rtl/>
               </w:rPr>
               <w:t xml:space="preserve"/>
@@ -13812,11 +13812,11 @@
       </w:pPr>
       <w:r>
         <w:rPr>
-          <w:rFonts w:ascii="Tahoma" w:cs="Tahoma" w:eastAsia="Tahoma" w:hAnsi="Tahoma"/>
+          <w:rFonts w:ascii="B Nazanin" w:cs="B Nazanin" w:eastAsia="B Nazanin" w:hAnsi="B Nazanin"/>
           <w:b/>
           <w:bCs/>
-          <w:sz w:val="24"/>
-          <w:szCs w:val="24"/>
+          <w:sz w:val="26"/>
+          <w:szCs w:val="26"/>
           <w:rtl/>
         </w:rPr>
         <w:t xml:space="preserve">نام و نام خانوادگی نماینده بهداشت محیط (مرکز بهداشت شهرستان/ مرکز بهداشتی درمانی)</w:t>
@@ -13830,11 +13830,11 @@
       </w:pPr>
       <w:r>
         <w:rPr>
-          <w:rFonts w:ascii="Tahoma" w:cs="Tahoma" w:eastAsia="Tahoma" w:hAnsi="Tahoma"/>
+          <w:rFonts w:ascii="B Nazanin" w:cs="B Nazanin" w:eastAsia="B Nazanin" w:hAnsi="B Nazanin"/>
           <w:b/>
           <w:bCs/>
-          <w:sz w:val="24"/>
-          <w:szCs w:val="24"/>
+          <w:sz w:val="26"/>
+          <w:szCs w:val="26"/>
           <w:rtl/>
         </w:rPr>
         <w:t xml:space="preserve">امضاء</w:t>
@@ -13848,11 +13848,11 @@
       </w:pPr>
       <w:r>
         <w:rPr>
-          <w:rFonts w:ascii="Tahoma" w:cs="Tahoma" w:eastAsia="Tahoma" w:hAnsi="Tahoma"/>
+          <w:rFonts w:ascii="B Nazanin" w:cs="B Nazanin" w:eastAsia="B Nazanin" w:hAnsi="B Nazanin"/>
           <w:b/>
           <w:bCs/>
-          <w:sz w:val="24"/>
-          <w:szCs w:val="24"/>
+          <w:sz w:val="26"/>
+          <w:szCs w:val="26"/>
           <w:rtl/>
         </w:rPr>
         <w:t xml:space="preserve">نام و نام خانوادگی مالک، مدیر، متصدی یا نماینده وی</w:t>
@@ -13866,11 +13866,11 @@
       </w:pPr>
       <w:r>
         <w:rPr>
-          <w:rFonts w:ascii="Tahoma" w:cs="Tahoma" w:eastAsia="Tahoma" w:hAnsi="Tahoma"/>
+          <w:rFonts w:ascii="B Nazanin" w:cs="B Nazanin" w:eastAsia="B Nazanin" w:hAnsi="B Nazanin"/>
           <w:b/>
           <w:bCs/>
-          <w:sz w:val="24"/>
-          <w:szCs w:val="24"/>
+          <w:sz w:val="26"/>
+          <w:szCs w:val="26"/>
           <w:rtl/>
         </w:rPr>
         <w:t xml:space="preserve">امضاء</w:t>
@@ -13884,7 +13884,7 @@
       <w:hyperlink w:history="1" w:anchor="forms_index">
         <w:r>
           <w:rPr>
-            <w:rFonts w:ascii="Tahoma" w:cs="Tahoma" w:eastAsia="Tahoma" w:hAnsi="Tahoma"/>
+            <w:rFonts w:ascii="B Nazanin" w:cs="B Nazanin" w:eastAsia="B Nazanin" w:hAnsi="B Nazanin"/>
             <w:b w:val="false"/>
             <w:color w:val="7A8A8E"/>
             <w:sz w:val="17"/>
@@ -13945,10 +13945,10 @@
             </w:pPr>
             <w:r>
               <w:rPr>
-                <w:rFonts w:ascii="Tahoma" w:cs="Tahoma" w:eastAsia="Tahoma" w:hAnsi="Tahoma"/>
+                <w:rFonts w:ascii="B Nazanin" w:cs="B Nazanin" w:eastAsia="B Nazanin" w:hAnsi="B Nazanin"/>
                 <w:b w:val="false"/>
-                <w:sz w:val="24"/>
-                <w:szCs w:val="24"/>
+                <w:sz w:val="26"/>
+                <w:szCs w:val="26"/>
                 <w:rtl/>
               </w:rPr>
               <w:t xml:space="preserve"/>
@@ -14019,7 +14019,7 @@
                   </w:pPr>
                   <w:r>
                     <w:rPr>
-                      <w:rFonts w:ascii="Tahoma" w:cs="Tahoma" w:eastAsia="Tahoma" w:hAnsi="Tahoma"/>
+                      <w:rFonts w:ascii="B Nazanin" w:cs="B Nazanin" w:eastAsia="B Nazanin" w:hAnsi="B Nazanin"/>
                       <w:b/>
                       <w:bCs/>
                       <w:sz w:val="20"/>
@@ -14040,11 +14040,11 @@
             </w:pPr>
             <w:r>
               <w:rPr>
-                <w:rFonts w:ascii="Tahoma" w:cs="Tahoma" w:eastAsia="Tahoma" w:hAnsi="Tahoma"/>
+                <w:rFonts w:ascii="B Nazanin" w:cs="B Nazanin" w:eastAsia="B Nazanin" w:hAnsi="B Nazanin"/>
                 <w:b/>
                 <w:bCs/>
-                <w:sz w:val="24"/>
-                <w:szCs w:val="24"/>
+                <w:sz w:val="26"/>
+                <w:szCs w:val="26"/>
                 <w:rtl/>
               </w:rPr>
               <w:t xml:space="preserve">معاونت بهداشتی</w:t>
@@ -14058,11 +14058,11 @@
             </w:pPr>
             <w:r>
               <w:rPr>
-                <w:rFonts w:ascii="Tahoma" w:cs="Tahoma" w:eastAsia="Tahoma" w:hAnsi="Tahoma"/>
+                <w:rFonts w:ascii="B Nazanin" w:cs="B Nazanin" w:eastAsia="B Nazanin" w:hAnsi="B Nazanin"/>
                 <w:b/>
                 <w:bCs/>
-                <w:sz w:val="24"/>
-                <w:szCs w:val="24"/>
+                <w:sz w:val="26"/>
+                <w:szCs w:val="26"/>
                 <w:rtl/>
               </w:rPr>
               <w:t xml:space="preserve">مرکز بهداشت شهرستان ………………</w:t>
@@ -14076,11 +14076,11 @@
             </w:pPr>
             <w:r>
               <w:rPr>
-                <w:rFonts w:ascii="Tahoma" w:cs="Tahoma" w:eastAsia="Tahoma" w:hAnsi="Tahoma"/>
+                <w:rFonts w:ascii="B Nazanin" w:cs="B Nazanin" w:eastAsia="B Nazanin" w:hAnsi="B Nazanin"/>
                 <w:b/>
                 <w:bCs/>
-                <w:sz w:val="24"/>
-                <w:szCs w:val="24"/>
+                <w:sz w:val="26"/>
+                <w:szCs w:val="26"/>
                 <w:rtl/>
               </w:rPr>
               <w:t xml:space="preserve">مرکز بهداشتی درمانی ………………</w:t>
@@ -14111,7 +14111,7 @@
             </w:pPr>
             <w:r>
               <w:rPr>
-                <w:rFonts w:ascii="Tahoma" w:cs="Tahoma" w:eastAsia="Tahoma" w:hAnsi="Tahoma"/>
+                <w:rFonts w:ascii="B Nazanin" w:cs="B Nazanin" w:eastAsia="B Nazanin" w:hAnsi="B Nazanin"/>
                 <w:b w:val="false"/>
                 <w:sz w:val="20"/>
                 <w:szCs w:val="20"/>
@@ -14127,7 +14127,7 @@
             </w:pPr>
             <w:r>
               <w:rPr>
-                <w:rFonts w:ascii="Tahoma" w:cs="Tahoma" w:eastAsia="Tahoma" w:hAnsi="Tahoma"/>
+                <w:rFonts w:ascii="B Nazanin" w:cs="B Nazanin" w:eastAsia="B Nazanin" w:hAnsi="B Nazanin"/>
                 <w:b w:val="false"/>
                 <w:sz w:val="20"/>
                 <w:szCs w:val="20"/>
@@ -14143,7 +14143,7 @@
             </w:pPr>
             <w:r>
               <w:rPr>
-                <w:rFonts w:ascii="Tahoma" w:cs="Tahoma" w:eastAsia="Tahoma" w:hAnsi="Tahoma"/>
+                <w:rFonts w:ascii="B Nazanin" w:cs="B Nazanin" w:eastAsia="B Nazanin" w:hAnsi="B Nazanin"/>
                 <w:b w:val="false"/>
                 <w:sz w:val="20"/>
                 <w:szCs w:val="20"/>
@@ -14165,10 +14165,10 @@
       </w:pPr>
       <w:r>
         <w:rPr>
-          <w:rFonts w:ascii="Tahoma" w:cs="Tahoma" w:eastAsia="Tahoma" w:hAnsi="Tahoma"/>
+          <w:rFonts w:ascii="B Nazanin" w:cs="B Nazanin" w:eastAsia="B Nazanin" w:hAnsi="B Nazanin"/>
           <w:b w:val="false"/>
-          <w:sz w:val="24"/>
-          <w:szCs w:val="24"/>
+          <w:sz w:val="26"/>
+          <w:szCs w:val="26"/>
           <w:rtl/>
         </w:rPr>
         <w:t xml:space="preserve"/>
@@ -14183,7 +14183,7 @@
       <w:bookmarkStart w:name="form_23" w:id="24"/>
       <w:r>
         <w:rPr>
-          <w:rFonts w:ascii="Tahoma" w:cs="Tahoma" w:eastAsia="Tahoma" w:hAnsi="Tahoma"/>
+          <w:rFonts w:ascii="B Nazanin" w:cs="B Nazanin" w:eastAsia="B Nazanin" w:hAnsi="B Nazanin"/>
           <w:b/>
           <w:bCs/>
           <w:sz w:val="24"/>
@@ -14203,7 +14203,7 @@
       </w:pPr>
       <w:r>
         <w:rPr>
-          <w:rFonts w:ascii="Tahoma" w:cs="Tahoma" w:eastAsia="Tahoma" w:hAnsi="Tahoma"/>
+          <w:rFonts w:ascii="B Nazanin" w:cs="B Nazanin" w:eastAsia="B Nazanin" w:hAnsi="B Nazanin"/>
           <w:b/>
           <w:bCs/>
           <w:sz w:val="26"/>
@@ -14221,7 +14221,7 @@
       </w:pPr>
       <w:r>
         <w:rPr>
-          <w:rFonts w:ascii="Tahoma" w:cs="Tahoma" w:eastAsia="Tahoma" w:hAnsi="Tahoma"/>
+          <w:rFonts w:ascii="B Nazanin" w:cs="B Nazanin" w:eastAsia="B Nazanin" w:hAnsi="B Nazanin"/>
           <w:b/>
           <w:bCs/>
           <w:sz w:val="23"/>
@@ -14238,7 +14238,7 @@
       </w:pPr>
       <w:r>
         <w:rPr>
-          <w:rFonts w:ascii="Tahoma" w:cs="Tahoma" w:eastAsia="Tahoma" w:hAnsi="Tahoma"/>
+          <w:rFonts w:ascii="B Nazanin" w:cs="B Nazanin" w:eastAsia="B Nazanin" w:hAnsi="B Nazanin"/>
           <w:b/>
           <w:bCs/>
           <w:sz w:val="23"/>
@@ -14255,11 +14255,11 @@
       </w:pPr>
       <w:r>
         <w:rPr>
-          <w:rFonts w:ascii="Tahoma" w:cs="Tahoma" w:eastAsia="Tahoma" w:hAnsi="Tahoma"/>
+          <w:rFonts w:ascii="B Nazanin" w:cs="B Nazanin" w:eastAsia="B Nazanin" w:hAnsi="B Nazanin"/>
           <w:b/>
           <w:bCs/>
-          <w:sz w:val="24"/>
-          <w:szCs w:val="24"/>
+          <w:sz w:val="26"/>
+          <w:szCs w:val="26"/>
           <w:rtl/>
         </w:rPr>
         <w:t xml:space="preserve">با سلام و احترام؛</w:t>
@@ -14273,10 +14273,10 @@
       </w:pPr>
       <w:r>
         <w:rPr>
-          <w:rFonts w:ascii="Tahoma" w:cs="Tahoma" w:eastAsia="Tahoma" w:hAnsi="Tahoma"/>
+          <w:rFonts w:ascii="B Nazanin" w:cs="B Nazanin" w:eastAsia="B Nazanin" w:hAnsi="B Nazanin"/>
           <w:b w:val="false"/>
-          <w:sz w:val="24"/>
-          <w:szCs w:val="24"/>
+          <w:sz w:val="26"/>
+          <w:szCs w:val="26"/>
           <w:rtl/>
         </w:rPr>
         <w:t xml:space="preserve">با توجه به بازرسی انجام شده مورخ ……………… از واحد ……………… کد واحد ……………… به مالکیت/ مدیریت/ تصدی آقای/ خانم ……………… فرزند ……………… کد ملی ……………… واقع در ………………، به استحضار می رساند پیرو مشاهده مواد غذایی به شرح جدول زیر در واحد مذکور، به پیوست صورت مجلس جمع آوری و توقیف مواد غذایی فاسد/ تاریخ مصرف گذشته/ فاقد مجوز به شماره ……………… مورخ ……………… جهت استحضار ارسال می گردد. خواهشمند است دستور فرمایید بر اساس بند ۴ ماده ۱ و مواد ۱۴ و ۳۶ قانون مواد خوردنی، آشامیدنی، آرایشی و بهداشتی، نامبرده مطابق مقررات تحت پیگرد قانونی قرار گیرد.</w:t>
@@ -14289,10 +14289,10 @@
       </w:pPr>
       <w:r>
         <w:rPr>
-          <w:rFonts w:ascii="Tahoma" w:cs="Tahoma" w:eastAsia="Tahoma" w:hAnsi="Tahoma"/>
+          <w:rFonts w:ascii="B Nazanin" w:cs="B Nazanin" w:eastAsia="B Nazanin" w:hAnsi="B Nazanin"/>
           <w:b w:val="false"/>
-          <w:sz w:val="24"/>
-          <w:szCs w:val="24"/>
+          <w:sz w:val="26"/>
+          <w:szCs w:val="26"/>
           <w:rtl/>
         </w:rPr>
         <w:t xml:space="preserve"/>
@@ -14348,7 +14348,7 @@
             </w:pPr>
             <w:r>
               <w:rPr>
-                <w:rFonts w:ascii="Tahoma" w:cs="Tahoma" w:eastAsia="Tahoma" w:hAnsi="Tahoma"/>
+                <w:rFonts w:ascii="B Nazanin" w:cs="B Nazanin" w:eastAsia="B Nazanin" w:hAnsi="B Nazanin"/>
                 <w:b/>
                 <w:bCs/>
                 <w:sz w:val="19"/>
@@ -14385,7 +14385,7 @@
             </w:pPr>
             <w:r>
               <w:rPr>
-                <w:rFonts w:ascii="Tahoma" w:cs="Tahoma" w:eastAsia="Tahoma" w:hAnsi="Tahoma"/>
+                <w:rFonts w:ascii="B Nazanin" w:cs="B Nazanin" w:eastAsia="B Nazanin" w:hAnsi="B Nazanin"/>
                 <w:b/>
                 <w:bCs/>
                 <w:sz w:val="19"/>
@@ -14422,7 +14422,7 @@
             </w:pPr>
             <w:r>
               <w:rPr>
-                <w:rFonts w:ascii="Tahoma" w:cs="Tahoma" w:eastAsia="Tahoma" w:hAnsi="Tahoma"/>
+                <w:rFonts w:ascii="B Nazanin" w:cs="B Nazanin" w:eastAsia="B Nazanin" w:hAnsi="B Nazanin"/>
                 <w:b/>
                 <w:bCs/>
                 <w:sz w:val="19"/>
@@ -14462,10 +14462,10 @@
             </w:pPr>
             <w:r>
               <w:rPr>
-                <w:rFonts w:ascii="Tahoma" w:cs="Tahoma" w:eastAsia="Tahoma" w:hAnsi="Tahoma"/>
+                <w:rFonts w:ascii="B Nazanin" w:cs="B Nazanin" w:eastAsia="B Nazanin" w:hAnsi="B Nazanin"/>
                 <w:b w:val="false"/>
-                <w:sz w:val="24"/>
-                <w:szCs w:val="24"/>
+                <w:sz w:val="26"/>
+                <w:szCs w:val="26"/>
                 <w:rtl/>
               </w:rPr>
               <w:t xml:space="preserve"/>
@@ -14496,10 +14496,10 @@
             </w:pPr>
             <w:r>
               <w:rPr>
-                <w:rFonts w:ascii="Tahoma" w:cs="Tahoma" w:eastAsia="Tahoma" w:hAnsi="Tahoma"/>
+                <w:rFonts w:ascii="B Nazanin" w:cs="B Nazanin" w:eastAsia="B Nazanin" w:hAnsi="B Nazanin"/>
                 <w:b w:val="false"/>
-                <w:sz w:val="24"/>
-                <w:szCs w:val="24"/>
+                <w:sz w:val="26"/>
+                <w:szCs w:val="26"/>
                 <w:rtl/>
               </w:rPr>
               <w:t xml:space="preserve"/>
@@ -14530,10 +14530,10 @@
             </w:pPr>
             <w:r>
               <w:rPr>
-                <w:rFonts w:ascii="Tahoma" w:cs="Tahoma" w:eastAsia="Tahoma" w:hAnsi="Tahoma"/>
+                <w:rFonts w:ascii="B Nazanin" w:cs="B Nazanin" w:eastAsia="B Nazanin" w:hAnsi="B Nazanin"/>
                 <w:b w:val="false"/>
-                <w:sz w:val="24"/>
-                <w:szCs w:val="24"/>
+                <w:sz w:val="26"/>
+                <w:szCs w:val="26"/>
                 <w:rtl/>
               </w:rPr>
               <w:t xml:space="preserve"/>
@@ -14569,10 +14569,10 @@
             </w:pPr>
             <w:r>
               <w:rPr>
-                <w:rFonts w:ascii="Tahoma" w:cs="Tahoma" w:eastAsia="Tahoma" w:hAnsi="Tahoma"/>
+                <w:rFonts w:ascii="B Nazanin" w:cs="B Nazanin" w:eastAsia="B Nazanin" w:hAnsi="B Nazanin"/>
                 <w:b w:val="false"/>
-                <w:sz w:val="24"/>
-                <w:szCs w:val="24"/>
+                <w:sz w:val="26"/>
+                <w:szCs w:val="26"/>
                 <w:rtl/>
               </w:rPr>
               <w:t xml:space="preserve"/>
@@ -14603,10 +14603,10 @@
             </w:pPr>
             <w:r>
               <w:rPr>
-                <w:rFonts w:ascii="Tahoma" w:cs="Tahoma" w:eastAsia="Tahoma" w:hAnsi="Tahoma"/>
+                <w:rFonts w:ascii="B Nazanin" w:cs="B Nazanin" w:eastAsia="B Nazanin" w:hAnsi="B Nazanin"/>
                 <w:b w:val="false"/>
-                <w:sz w:val="24"/>
-                <w:szCs w:val="24"/>
+                <w:sz w:val="26"/>
+                <w:szCs w:val="26"/>
                 <w:rtl/>
               </w:rPr>
               <w:t xml:space="preserve"/>
@@ -14637,10 +14637,10 @@
             </w:pPr>
             <w:r>
               <w:rPr>
-                <w:rFonts w:ascii="Tahoma" w:cs="Tahoma" w:eastAsia="Tahoma" w:hAnsi="Tahoma"/>
+                <w:rFonts w:ascii="B Nazanin" w:cs="B Nazanin" w:eastAsia="B Nazanin" w:hAnsi="B Nazanin"/>
                 <w:b w:val="false"/>
-                <w:sz w:val="24"/>
-                <w:szCs w:val="24"/>
+                <w:sz w:val="26"/>
+                <w:szCs w:val="26"/>
                 <w:rtl/>
               </w:rPr>
               <w:t xml:space="preserve"/>
@@ -14676,10 +14676,10 @@
             </w:pPr>
             <w:r>
               <w:rPr>
-                <w:rFonts w:ascii="Tahoma" w:cs="Tahoma" w:eastAsia="Tahoma" w:hAnsi="Tahoma"/>
+                <w:rFonts w:ascii="B Nazanin" w:cs="B Nazanin" w:eastAsia="B Nazanin" w:hAnsi="B Nazanin"/>
                 <w:b w:val="false"/>
-                <w:sz w:val="24"/>
-                <w:szCs w:val="24"/>
+                <w:sz w:val="26"/>
+                <w:szCs w:val="26"/>
                 <w:rtl/>
               </w:rPr>
               <w:t xml:space="preserve"/>
@@ -14710,10 +14710,10 @@
             </w:pPr>
             <w:r>
               <w:rPr>
-                <w:rFonts w:ascii="Tahoma" w:cs="Tahoma" w:eastAsia="Tahoma" w:hAnsi="Tahoma"/>
+                <w:rFonts w:ascii="B Nazanin" w:cs="B Nazanin" w:eastAsia="B Nazanin" w:hAnsi="B Nazanin"/>
                 <w:b w:val="false"/>
-                <w:sz w:val="24"/>
-                <w:szCs w:val="24"/>
+                <w:sz w:val="26"/>
+                <w:szCs w:val="26"/>
                 <w:rtl/>
               </w:rPr>
               <w:t xml:space="preserve"/>
@@ -14744,10 +14744,10 @@
             </w:pPr>
             <w:r>
               <w:rPr>
-                <w:rFonts w:ascii="Tahoma" w:cs="Tahoma" w:eastAsia="Tahoma" w:hAnsi="Tahoma"/>
+                <w:rFonts w:ascii="B Nazanin" w:cs="B Nazanin" w:eastAsia="B Nazanin" w:hAnsi="B Nazanin"/>
                 <w:b w:val="false"/>
-                <w:sz w:val="24"/>
-                <w:szCs w:val="24"/>
+                <w:sz w:val="26"/>
+                <w:szCs w:val="26"/>
                 <w:rtl/>
               </w:rPr>
               <w:t xml:space="preserve"/>
@@ -14783,10 +14783,10 @@
             </w:pPr>
             <w:r>
               <w:rPr>
-                <w:rFonts w:ascii="Tahoma" w:cs="Tahoma" w:eastAsia="Tahoma" w:hAnsi="Tahoma"/>
+                <w:rFonts w:ascii="B Nazanin" w:cs="B Nazanin" w:eastAsia="B Nazanin" w:hAnsi="B Nazanin"/>
                 <w:b w:val="false"/>
-                <w:sz w:val="24"/>
-                <w:szCs w:val="24"/>
+                <w:sz w:val="26"/>
+                <w:szCs w:val="26"/>
                 <w:rtl/>
               </w:rPr>
               <w:t xml:space="preserve"/>
@@ -14817,10 +14817,10 @@
             </w:pPr>
             <w:r>
               <w:rPr>
-                <w:rFonts w:ascii="Tahoma" w:cs="Tahoma" w:eastAsia="Tahoma" w:hAnsi="Tahoma"/>
+                <w:rFonts w:ascii="B Nazanin" w:cs="B Nazanin" w:eastAsia="B Nazanin" w:hAnsi="B Nazanin"/>
                 <w:b w:val="false"/>
-                <w:sz w:val="24"/>
-                <w:szCs w:val="24"/>
+                <w:sz w:val="26"/>
+                <w:szCs w:val="26"/>
                 <w:rtl/>
               </w:rPr>
               <w:t xml:space="preserve"/>
@@ -14851,10 +14851,10 @@
             </w:pPr>
             <w:r>
               <w:rPr>
-                <w:rFonts w:ascii="Tahoma" w:cs="Tahoma" w:eastAsia="Tahoma" w:hAnsi="Tahoma"/>
+                <w:rFonts w:ascii="B Nazanin" w:cs="B Nazanin" w:eastAsia="B Nazanin" w:hAnsi="B Nazanin"/>
                 <w:b w:val="false"/>
-                <w:sz w:val="24"/>
-                <w:szCs w:val="24"/>
+                <w:sz w:val="26"/>
+                <w:szCs w:val="26"/>
                 <w:rtl/>
               </w:rPr>
               <w:t xml:space="preserve"/>
@@ -14890,10 +14890,10 @@
             </w:pPr>
             <w:r>
               <w:rPr>
-                <w:rFonts w:ascii="Tahoma" w:cs="Tahoma" w:eastAsia="Tahoma" w:hAnsi="Tahoma"/>
+                <w:rFonts w:ascii="B Nazanin" w:cs="B Nazanin" w:eastAsia="B Nazanin" w:hAnsi="B Nazanin"/>
                 <w:b w:val="false"/>
-                <w:sz w:val="24"/>
-                <w:szCs w:val="24"/>
+                <w:sz w:val="26"/>
+                <w:szCs w:val="26"/>
                 <w:rtl/>
               </w:rPr>
               <w:t xml:space="preserve"/>
@@ -14924,10 +14924,10 @@
             </w:pPr>
             <w:r>
               <w:rPr>
-                <w:rFonts w:ascii="Tahoma" w:cs="Tahoma" w:eastAsia="Tahoma" w:hAnsi="Tahoma"/>
+                <w:rFonts w:ascii="B Nazanin" w:cs="B Nazanin" w:eastAsia="B Nazanin" w:hAnsi="B Nazanin"/>
                 <w:b w:val="false"/>
-                <w:sz w:val="24"/>
-                <w:szCs w:val="24"/>
+                <w:sz w:val="26"/>
+                <w:szCs w:val="26"/>
                 <w:rtl/>
               </w:rPr>
               <w:t xml:space="preserve"/>
@@ -14958,10 +14958,10 @@
             </w:pPr>
             <w:r>
               <w:rPr>
-                <w:rFonts w:ascii="Tahoma" w:cs="Tahoma" w:eastAsia="Tahoma" w:hAnsi="Tahoma"/>
+                <w:rFonts w:ascii="B Nazanin" w:cs="B Nazanin" w:eastAsia="B Nazanin" w:hAnsi="B Nazanin"/>
                 <w:b w:val="false"/>
-                <w:sz w:val="24"/>
-                <w:szCs w:val="24"/>
+                <w:sz w:val="26"/>
+                <w:szCs w:val="26"/>
                 <w:rtl/>
               </w:rPr>
               <w:t xml:space="preserve"/>
@@ -14997,10 +14997,10 @@
             </w:pPr>
             <w:r>
               <w:rPr>
-                <w:rFonts w:ascii="Tahoma" w:cs="Tahoma" w:eastAsia="Tahoma" w:hAnsi="Tahoma"/>
+                <w:rFonts w:ascii="B Nazanin" w:cs="B Nazanin" w:eastAsia="B Nazanin" w:hAnsi="B Nazanin"/>
                 <w:b w:val="false"/>
-                <w:sz w:val="24"/>
-                <w:szCs w:val="24"/>
+                <w:sz w:val="26"/>
+                <w:szCs w:val="26"/>
                 <w:rtl/>
               </w:rPr>
               <w:t xml:space="preserve"/>
@@ -15031,10 +15031,10 @@
             </w:pPr>
             <w:r>
               <w:rPr>
-                <w:rFonts w:ascii="Tahoma" w:cs="Tahoma" w:eastAsia="Tahoma" w:hAnsi="Tahoma"/>
+                <w:rFonts w:ascii="B Nazanin" w:cs="B Nazanin" w:eastAsia="B Nazanin" w:hAnsi="B Nazanin"/>
                 <w:b w:val="false"/>
-                <w:sz w:val="24"/>
-                <w:szCs w:val="24"/>
+                <w:sz w:val="26"/>
+                <w:szCs w:val="26"/>
                 <w:rtl/>
               </w:rPr>
               <w:t xml:space="preserve"/>
@@ -15065,10 +15065,10 @@
             </w:pPr>
             <w:r>
               <w:rPr>
-                <w:rFonts w:ascii="Tahoma" w:cs="Tahoma" w:eastAsia="Tahoma" w:hAnsi="Tahoma"/>
+                <w:rFonts w:ascii="B Nazanin" w:cs="B Nazanin" w:eastAsia="B Nazanin" w:hAnsi="B Nazanin"/>
                 <w:b w:val="false"/>
-                <w:sz w:val="24"/>
-                <w:szCs w:val="24"/>
+                <w:sz w:val="26"/>
+                <w:szCs w:val="26"/>
                 <w:rtl/>
               </w:rPr>
               <w:t xml:space="preserve"/>
@@ -15085,11 +15085,11 @@
       </w:pPr>
       <w:r>
         <w:rPr>
-          <w:rFonts w:ascii="Tahoma" w:cs="Tahoma" w:eastAsia="Tahoma" w:hAnsi="Tahoma"/>
+          <w:rFonts w:ascii="B Nazanin" w:cs="B Nazanin" w:eastAsia="B Nazanin" w:hAnsi="B Nazanin"/>
           <w:b/>
           <w:bCs/>
-          <w:sz w:val="24"/>
-          <w:szCs w:val="24"/>
+          <w:sz w:val="26"/>
+          <w:szCs w:val="26"/>
           <w:rtl/>
         </w:rPr>
         <w:t xml:space="preserve">رئیس مرکز بهداشت شهرستان/ بهداشتی درمانی شهری/ روستایی</w:t>
@@ -15103,11 +15103,11 @@
       </w:pPr>
       <w:r>
         <w:rPr>
-          <w:rFonts w:ascii="Tahoma" w:cs="Tahoma" w:eastAsia="Tahoma" w:hAnsi="Tahoma"/>
+          <w:rFonts w:ascii="B Nazanin" w:cs="B Nazanin" w:eastAsia="B Nazanin" w:hAnsi="B Nazanin"/>
           <w:b/>
           <w:bCs/>
-          <w:sz w:val="24"/>
-          <w:szCs w:val="24"/>
+          <w:sz w:val="26"/>
+          <w:szCs w:val="26"/>
           <w:rtl/>
         </w:rPr>
         <w:t xml:space="preserve">امضاء</w:t>
@@ -15121,7 +15121,7 @@
       <w:hyperlink w:history="1" w:anchor="forms_index">
         <w:r>
           <w:rPr>
-            <w:rFonts w:ascii="Tahoma" w:cs="Tahoma" w:eastAsia="Tahoma" w:hAnsi="Tahoma"/>
+            <w:rFonts w:ascii="B Nazanin" w:cs="B Nazanin" w:eastAsia="B Nazanin" w:hAnsi="B Nazanin"/>
             <w:b w:val="false"/>
             <w:color w:val="7A8A8E"/>
             <w:sz w:val="17"/>
@@ -15182,10 +15182,10 @@
             </w:pPr>
             <w:r>
               <w:rPr>
-                <w:rFonts w:ascii="Tahoma" w:cs="Tahoma" w:eastAsia="Tahoma" w:hAnsi="Tahoma"/>
+                <w:rFonts w:ascii="B Nazanin" w:cs="B Nazanin" w:eastAsia="B Nazanin" w:hAnsi="B Nazanin"/>
                 <w:b w:val="false"/>
-                <w:sz w:val="24"/>
-                <w:szCs w:val="24"/>
+                <w:sz w:val="26"/>
+                <w:szCs w:val="26"/>
                 <w:rtl/>
               </w:rPr>
               <w:t xml:space="preserve"/>
@@ -15256,7 +15256,7 @@
                   </w:pPr>
                   <w:r>
                     <w:rPr>
-                      <w:rFonts w:ascii="Tahoma" w:cs="Tahoma" w:eastAsia="Tahoma" w:hAnsi="Tahoma"/>
+                      <w:rFonts w:ascii="B Nazanin" w:cs="B Nazanin" w:eastAsia="B Nazanin" w:hAnsi="B Nazanin"/>
                       <w:b/>
                       <w:bCs/>
                       <w:sz w:val="20"/>
@@ -15277,11 +15277,11 @@
             </w:pPr>
             <w:r>
               <w:rPr>
-                <w:rFonts w:ascii="Tahoma" w:cs="Tahoma" w:eastAsia="Tahoma" w:hAnsi="Tahoma"/>
+                <w:rFonts w:ascii="B Nazanin" w:cs="B Nazanin" w:eastAsia="B Nazanin" w:hAnsi="B Nazanin"/>
                 <w:b/>
                 <w:bCs/>
-                <w:sz w:val="24"/>
-                <w:szCs w:val="24"/>
+                <w:sz w:val="26"/>
+                <w:szCs w:val="26"/>
                 <w:rtl/>
               </w:rPr>
               <w:t xml:space="preserve">معاونت بهداشتی</w:t>
@@ -15295,11 +15295,11 @@
             </w:pPr>
             <w:r>
               <w:rPr>
-                <w:rFonts w:ascii="Tahoma" w:cs="Tahoma" w:eastAsia="Tahoma" w:hAnsi="Tahoma"/>
+                <w:rFonts w:ascii="B Nazanin" w:cs="B Nazanin" w:eastAsia="B Nazanin" w:hAnsi="B Nazanin"/>
                 <w:b/>
                 <w:bCs/>
-                <w:sz w:val="24"/>
-                <w:szCs w:val="24"/>
+                <w:sz w:val="26"/>
+                <w:szCs w:val="26"/>
                 <w:rtl/>
               </w:rPr>
               <w:t xml:space="preserve">مرکز بهداشت شهرستان ………………</w:t>
@@ -15313,11 +15313,11 @@
             </w:pPr>
             <w:r>
               <w:rPr>
-                <w:rFonts w:ascii="Tahoma" w:cs="Tahoma" w:eastAsia="Tahoma" w:hAnsi="Tahoma"/>
+                <w:rFonts w:ascii="B Nazanin" w:cs="B Nazanin" w:eastAsia="B Nazanin" w:hAnsi="B Nazanin"/>
                 <w:b/>
                 <w:bCs/>
-                <w:sz w:val="24"/>
-                <w:szCs w:val="24"/>
+                <w:sz w:val="26"/>
+                <w:szCs w:val="26"/>
                 <w:rtl/>
               </w:rPr>
               <w:t xml:space="preserve">مرکز بهداشتی درمانی ………………</w:t>
@@ -15348,7 +15348,7 @@
             </w:pPr>
             <w:r>
               <w:rPr>
-                <w:rFonts w:ascii="Tahoma" w:cs="Tahoma" w:eastAsia="Tahoma" w:hAnsi="Tahoma"/>
+                <w:rFonts w:ascii="B Nazanin" w:cs="B Nazanin" w:eastAsia="B Nazanin" w:hAnsi="B Nazanin"/>
                 <w:b w:val="false"/>
                 <w:sz w:val="20"/>
                 <w:szCs w:val="20"/>
@@ -15364,7 +15364,7 @@
             </w:pPr>
             <w:r>
               <w:rPr>
-                <w:rFonts w:ascii="Tahoma" w:cs="Tahoma" w:eastAsia="Tahoma" w:hAnsi="Tahoma"/>
+                <w:rFonts w:ascii="B Nazanin" w:cs="B Nazanin" w:eastAsia="B Nazanin" w:hAnsi="B Nazanin"/>
                 <w:b w:val="false"/>
                 <w:sz w:val="20"/>
                 <w:szCs w:val="20"/>
@@ -15380,7 +15380,7 @@
             </w:pPr>
             <w:r>
               <w:rPr>
-                <w:rFonts w:ascii="Tahoma" w:cs="Tahoma" w:eastAsia="Tahoma" w:hAnsi="Tahoma"/>
+                <w:rFonts w:ascii="B Nazanin" w:cs="B Nazanin" w:eastAsia="B Nazanin" w:hAnsi="B Nazanin"/>
                 <w:b w:val="false"/>
                 <w:sz w:val="20"/>
                 <w:szCs w:val="20"/>
@@ -15402,10 +15402,10 @@
       </w:pPr>
       <w:r>
         <w:rPr>
-          <w:rFonts w:ascii="Tahoma" w:cs="Tahoma" w:eastAsia="Tahoma" w:hAnsi="Tahoma"/>
+          <w:rFonts w:ascii="B Nazanin" w:cs="B Nazanin" w:eastAsia="B Nazanin" w:hAnsi="B Nazanin"/>
           <w:b w:val="false"/>
-          <w:sz w:val="24"/>
-          <w:szCs w:val="24"/>
+          <w:sz w:val="26"/>
+          <w:szCs w:val="26"/>
           <w:rtl/>
         </w:rPr>
         <w:t xml:space="preserve"/>
@@ -15420,7 +15420,7 @@
       <w:bookmarkStart w:name="form_24" w:id="25"/>
       <w:r>
         <w:rPr>
-          <w:rFonts w:ascii="Tahoma" w:cs="Tahoma" w:eastAsia="Tahoma" w:hAnsi="Tahoma"/>
+          <w:rFonts w:ascii="B Nazanin" w:cs="B Nazanin" w:eastAsia="B Nazanin" w:hAnsi="B Nazanin"/>
           <w:b/>
           <w:bCs/>
           <w:sz w:val="24"/>
@@ -15440,7 +15440,7 @@
       </w:pPr>
       <w:r>
         <w:rPr>
-          <w:rFonts w:ascii="Tahoma" w:cs="Tahoma" w:eastAsia="Tahoma" w:hAnsi="Tahoma"/>
+          <w:rFonts w:ascii="B Nazanin" w:cs="B Nazanin" w:eastAsia="B Nazanin" w:hAnsi="B Nazanin"/>
           <w:b/>
           <w:bCs/>
           <w:sz w:val="26"/>
@@ -15457,7 +15457,7 @@
       </w:pPr>
       <w:r>
         <w:rPr>
-          <w:rFonts w:ascii="Tahoma" w:cs="Tahoma" w:eastAsia="Tahoma" w:hAnsi="Tahoma"/>
+          <w:rFonts w:ascii="B Nazanin" w:cs="B Nazanin" w:eastAsia="B Nazanin" w:hAnsi="B Nazanin"/>
           <w:b/>
           <w:bCs/>
           <w:sz w:val="23"/>
@@ -15474,11 +15474,11 @@
       </w:pPr>
       <w:r>
         <w:rPr>
-          <w:rFonts w:ascii="Tahoma" w:cs="Tahoma" w:eastAsia="Tahoma" w:hAnsi="Tahoma"/>
+          <w:rFonts w:ascii="B Nazanin" w:cs="B Nazanin" w:eastAsia="B Nazanin" w:hAnsi="B Nazanin"/>
           <w:b/>
           <w:bCs/>
-          <w:sz w:val="24"/>
-          <w:szCs w:val="24"/>
+          <w:sz w:val="26"/>
+          <w:szCs w:val="26"/>
           <w:rtl/>
         </w:rPr>
         <w:t xml:space="preserve">با سلام و احترام؛</w:t>
@@ -15492,10 +15492,10 @@
       </w:pPr>
       <w:r>
         <w:rPr>
-          <w:rFonts w:ascii="Tahoma" w:cs="Tahoma" w:eastAsia="Tahoma" w:hAnsi="Tahoma"/>
+          <w:rFonts w:ascii="B Nazanin" w:cs="B Nazanin" w:eastAsia="B Nazanin" w:hAnsi="B Nazanin"/>
           <w:b w:val="false"/>
-          <w:sz w:val="24"/>
-          <w:szCs w:val="24"/>
+          <w:sz w:val="26"/>
+          <w:szCs w:val="26"/>
           <w:rtl/>
         </w:rPr>
         <w:t xml:space="preserve">به پیوست صورت مجلس جمع آوری و توقیف مواد غذایی فاسد/ تاریخ مصرف گذشته/ فاقد مجوزهای بهداشتی (مشمول مجوز) به شماره ……………… مورخ ……………… و نتایج نمونه برداری شماره ……………… مورخ ……………… از واحد ……………… کد واحد ……………… جهت استحضار ارسال می گردد. خواهشمند است در خصوص تعیین تکلیف و مصارف غیر انسانی مواد غذایی مذکور اعلام نظر فرمایند.</w:t>
@@ -15509,11 +15509,11 @@
       </w:pPr>
       <w:r>
         <w:rPr>
-          <w:rFonts w:ascii="Tahoma" w:cs="Tahoma" w:eastAsia="Tahoma" w:hAnsi="Tahoma"/>
+          <w:rFonts w:ascii="B Nazanin" w:cs="B Nazanin" w:eastAsia="B Nazanin" w:hAnsi="B Nazanin"/>
           <w:b/>
           <w:bCs/>
-          <w:sz w:val="24"/>
-          <w:szCs w:val="24"/>
+          <w:sz w:val="26"/>
+          <w:szCs w:val="26"/>
           <w:rtl/>
         </w:rPr>
         <w:t xml:space="preserve">نام و نام خانوادگی</w:t>
@@ -15527,11 +15527,11 @@
       </w:pPr>
       <w:r>
         <w:rPr>
-          <w:rFonts w:ascii="Tahoma" w:cs="Tahoma" w:eastAsia="Tahoma" w:hAnsi="Tahoma"/>
+          <w:rFonts w:ascii="B Nazanin" w:cs="B Nazanin" w:eastAsia="B Nazanin" w:hAnsi="B Nazanin"/>
           <w:b/>
           <w:bCs/>
-          <w:sz w:val="24"/>
-          <w:szCs w:val="24"/>
+          <w:sz w:val="26"/>
+          <w:szCs w:val="26"/>
           <w:rtl/>
         </w:rPr>
         <w:t xml:space="preserve">رییس مرکز بهداشت شهرستان/ مرکز بهداشتی درمانی شهری/ روستایی</w:t>
@@ -15545,11 +15545,11 @@
       </w:pPr>
       <w:r>
         <w:rPr>
-          <w:rFonts w:ascii="Tahoma" w:cs="Tahoma" w:eastAsia="Tahoma" w:hAnsi="Tahoma"/>
+          <w:rFonts w:ascii="B Nazanin" w:cs="B Nazanin" w:eastAsia="B Nazanin" w:hAnsi="B Nazanin"/>
           <w:b/>
           <w:bCs/>
-          <w:sz w:val="24"/>
-          <w:szCs w:val="24"/>
+          <w:sz w:val="26"/>
+          <w:szCs w:val="26"/>
           <w:rtl/>
         </w:rPr>
         <w:t xml:space="preserve">امضاء</w:t>
@@ -15563,7 +15563,7 @@
       <w:hyperlink w:history="1" w:anchor="forms_index">
         <w:r>
           <w:rPr>
-            <w:rFonts w:ascii="Tahoma" w:cs="Tahoma" w:eastAsia="Tahoma" w:hAnsi="Tahoma"/>
+            <w:rFonts w:ascii="B Nazanin" w:cs="B Nazanin" w:eastAsia="B Nazanin" w:hAnsi="B Nazanin"/>
             <w:b w:val="false"/>
             <w:color w:val="7A8A8E"/>
             <w:sz w:val="17"/>
@@ -15758,7 +15758,7 @@
   <w:docDefaults>
     <w:rPrDefault>
       <w:rPr>
-        <w:rFonts w:ascii="Tahoma" w:cs="Tahoma" w:eastAsia="Tahoma" w:hAnsi="Tahoma"/>
+        <w:rFonts w:ascii="B Nazanin" w:cs="B Nazanin" w:eastAsia="B Nazanin" w:hAnsi="B Nazanin"/>
         <w:sz w:val="22"/>
         <w:szCs w:val="22"/>
         <w:rtl/>
